--- a/Gestión/Encargo 2 - PetDate.docx
+++ b/Gestión/Encargo 2 - PetDate.docx
@@ -95,21 +95,7 @@
         <w:rPr>
           <w:rFonts w:ascii="Cambria" w:eastAsia="Cambria" w:hAnsi="Cambria" w:cs="Cambria"/>
         </w:rPr>
-        <w:t>Sistema: Plataforma Integral de Cuidado de Mascotas (</w:t>
-      </w:r>
-      <w:proofErr w:type="spellStart"/>
-      <w:r>
-        <w:rPr>
-          <w:rFonts w:ascii="Cambria" w:eastAsia="Cambria" w:hAnsi="Cambria" w:cs="Cambria"/>
-        </w:rPr>
-        <w:t>PetDate</w:t>
-      </w:r>
-      <w:proofErr w:type="spellEnd"/>
-      <w:r>
-        <w:rPr>
-          <w:rFonts w:ascii="Cambria" w:eastAsia="Cambria" w:hAnsi="Cambria" w:cs="Cambria"/>
-        </w:rPr>
-        <w:t>)</w:t>
+        <w:t>Sistema: Plataforma Integral de Cuidado de Mascotas (PetDate)</w:t>
       </w:r>
     </w:p>
     <w:p>
@@ -259,20 +245,7 @@
           <w:rFonts w:ascii="Cambria" w:eastAsia="Cambria" w:hAnsi="Cambria" w:cs="Cambria"/>
         </w:rPr>
         <w:tab/>
-      </w:r>
-      <w:proofErr w:type="spellStart"/>
-      <w:r>
-        <w:rPr>
-          <w:rFonts w:ascii="Cambria" w:eastAsia="Cambria" w:hAnsi="Cambria" w:cs="Cambria"/>
-        </w:rPr>
-        <w:t>Jose</w:t>
-      </w:r>
-      <w:proofErr w:type="spellEnd"/>
-      <w:r>
-        <w:rPr>
-          <w:rFonts w:ascii="Cambria" w:eastAsia="Cambria" w:hAnsi="Cambria" w:cs="Cambria"/>
-        </w:rPr>
-        <w:t xml:space="preserve"> Ignacio Campos Arevalos</w:t>
+        <w:t>Jose Ignacio Campos Arevalos</w:t>
       </w:r>
     </w:p>
     <w:p>
@@ -418,7 +391,7 @@
     </w:p>
     <w:sdt>
       <w:sdtPr>
-        <w:id w:val="-936874971"/>
+        <w:id w:val="-1724365915"/>
         <w:docPartObj>
           <w:docPartGallery w:val="Table of Contents"/>
           <w:docPartUnique/>
@@ -1509,21 +1482,7 @@
         <w:rPr>
           <w:rFonts w:ascii="Cambria" w:eastAsia="Cambria" w:hAnsi="Cambria" w:cs="Cambria"/>
         </w:rPr>
-        <w:t xml:space="preserve">Actualmente, los dueños de mascotas deben gestionar la información médica, </w:t>
-      </w:r>
-      <w:proofErr w:type="gramStart"/>
-      <w:r>
-        <w:rPr>
-          <w:rFonts w:ascii="Cambria" w:eastAsia="Cambria" w:hAnsi="Cambria" w:cs="Cambria"/>
-        </w:rPr>
-        <w:t>recordatorios  y</w:t>
-      </w:r>
-      <w:proofErr w:type="gramEnd"/>
-      <w:r>
-        <w:rPr>
-          <w:rFonts w:ascii="Cambria" w:eastAsia="Cambria" w:hAnsi="Cambria" w:cs="Cambria"/>
-        </w:rPr>
-        <w:t xml:space="preserve"> búsqueda de servicios como veterinarias, urgencias, tiendas o servicios de manera separada. Esta dispersión de información genera desorganización, pérdida de antecedentes importantes y dificulta tomar decisiones sobre el bienestar de la mascota. La problemática afecta especialmente a dueños que requieren una solución centralizada, simple y confiable.</w:t>
+        <w:t>Actualmente, los dueños de mascotas deben gestionar la información médica, recordatorios  y búsqueda de servicios como veterinarias, urgencias, tiendas o servicios de manera separada. Esta dispersión de información genera desorganización, pérdida de antecedentes importantes y dificulta tomar decisiones sobre el bienestar de la mascota. La problemática afecta especialmente a dueños que requieren una solución centralizada, simple y confiable.</w:t>
       </w:r>
     </w:p>
     <w:p>
@@ -1547,29 +1506,7 @@
           <w:sz w:val="22"/>
           <w:szCs w:val="22"/>
         </w:rPr>
-        <w:t xml:space="preserve">2. </w:t>
-      </w:r>
-      <w:proofErr w:type="spellStart"/>
-      <w:r>
-        <w:rPr>
-          <w:rFonts w:ascii="Cambria" w:eastAsia="Cambria" w:hAnsi="Cambria" w:cs="Cambria"/>
-          <w:b/>
-          <w:bCs/>
-          <w:sz w:val="22"/>
-          <w:szCs w:val="22"/>
-        </w:rPr>
-        <w:t>Analisis</w:t>
-      </w:r>
-      <w:proofErr w:type="spellEnd"/>
-      <w:r>
-        <w:rPr>
-          <w:rFonts w:ascii="Cambria" w:eastAsia="Cambria" w:hAnsi="Cambria" w:cs="Cambria"/>
-          <w:b/>
-          <w:bCs/>
-          <w:sz w:val="22"/>
-          <w:szCs w:val="22"/>
-        </w:rPr>
-        <w:t xml:space="preserve"> Causa y efecto (Diagrama de Ishikawa):</w:t>
+        <w:t>2. Analisis Causa y efecto (Diagrama de Ishikawa):</w:t>
       </w:r>
     </w:p>
     <w:p>
@@ -1585,16 +1522,16 @@
           <w:noProof/>
         </w:rPr>
         <w:drawing>
-          <wp:inline distT="114300" distB="114300" distL="114300" distR="114300" wp14:anchorId="5A16E7E8" wp14:editId="3BCB94F6">
+          <wp:inline distT="114300" distB="114300" distL="114300" distR="114300" wp14:anchorId="7F314EB7" wp14:editId="21A5C6E2">
             <wp:extent cx="5316375" cy="4189590"/>
             <wp:effectExtent l="0" t="0" r="0" b="0"/>
-            <wp:docPr id="16" name="image17.jpg"/>
+            <wp:docPr id="17" name="image12.jpg"/>
             <wp:cNvGraphicFramePr/>
             <a:graphic xmlns:a="http://schemas.openxmlformats.org/drawingml/2006/main">
               <a:graphicData uri="http://schemas.openxmlformats.org/drawingml/2006/picture">
                 <pic:pic xmlns:pic="http://schemas.openxmlformats.org/drawingml/2006/picture">
                   <pic:nvPicPr>
-                    <pic:cNvPr id="0" name="image17.jpg"/>
+                    <pic:cNvPr id="0" name="image12.jpg"/>
                     <pic:cNvPicPr preferRelativeResize="0"/>
                   </pic:nvPicPr>
                   <pic:blipFill>
@@ -1795,19 +1732,11 @@
           <w:rFonts w:ascii="Cambria" w:eastAsia="Cambria" w:hAnsi="Cambria" w:cs="Cambria"/>
         </w:rPr>
       </w:pPr>
-      <w:proofErr w:type="spellStart"/>
-      <w:r>
-        <w:rPr>
-          <w:rFonts w:ascii="Cambria" w:eastAsia="Cambria" w:hAnsi="Cambria" w:cs="Cambria"/>
-        </w:rPr>
-        <w:t>PetDate</w:t>
-      </w:r>
-      <w:proofErr w:type="spellEnd"/>
-      <w:r>
-        <w:rPr>
-          <w:rFonts w:ascii="Cambria" w:eastAsia="Cambria" w:hAnsi="Cambria" w:cs="Cambria"/>
-        </w:rPr>
-        <w:t xml:space="preserve"> es una plataforma web que permite registrar mascotas, gestionar historiales médicos, consultar servicios y agendar citas. Está orientada a dueños de mascotas y proveedores de servicios.</w:t>
+      <w:r>
+        <w:rPr>
+          <w:rFonts w:ascii="Cambria" w:eastAsia="Cambria" w:hAnsi="Cambria" w:cs="Cambria"/>
+        </w:rPr>
+        <w:t>PetDate es una plataforma web que permite registrar mascotas, gestionar historiales médicos, consultar servicios y agendar citas. Está orientada a dueños de mascotas y proveedores de servicios.</w:t>
       </w:r>
     </w:p>
     <w:p>
@@ -1842,16 +1771,8 @@
         <w:rPr>
           <w:rFonts w:ascii="Cambria" w:eastAsia="Cambria" w:hAnsi="Cambria" w:cs="Cambria"/>
         </w:rPr>
-        <w:t xml:space="preserve">Camila González: Scrum </w:t>
-      </w:r>
-      <w:proofErr w:type="gramStart"/>
-      <w:r>
-        <w:rPr>
-          <w:rFonts w:ascii="Cambria" w:eastAsia="Cambria" w:hAnsi="Cambria" w:cs="Cambria"/>
-        </w:rPr>
-        <w:t>Master</w:t>
-      </w:r>
-      <w:proofErr w:type="gramEnd"/>
+        <w:t>Camila González: Scrum Master</w:t>
+      </w:r>
     </w:p>
     <w:p>
       <w:pPr>
@@ -2189,21 +2110,7 @@
         <w:rPr>
           <w:rFonts w:ascii="Cambria" w:eastAsia="Cambria" w:hAnsi="Cambria" w:cs="Cambria"/>
         </w:rPr>
-        <w:t xml:space="preserve">Registro </w:t>
-      </w:r>
-      <w:proofErr w:type="gramStart"/>
-      <w:r>
-        <w:rPr>
-          <w:rFonts w:ascii="Cambria" w:eastAsia="Cambria" w:hAnsi="Cambria" w:cs="Cambria"/>
-        </w:rPr>
-        <w:t>y  modificación</w:t>
-      </w:r>
-      <w:proofErr w:type="gramEnd"/>
-      <w:r>
-        <w:rPr>
-          <w:rFonts w:ascii="Cambria" w:eastAsia="Cambria" w:hAnsi="Cambria" w:cs="Cambria"/>
-        </w:rPr>
-        <w:t xml:space="preserve"> de mascotas</w:t>
+        <w:t>Registro y  modificación de mascotas</w:t>
       </w:r>
     </w:p>
     <w:p>
@@ -2220,21 +2127,7 @@
         <w:rPr>
           <w:rFonts w:ascii="Cambria" w:eastAsia="Cambria" w:hAnsi="Cambria" w:cs="Cambria"/>
         </w:rPr>
-        <w:t xml:space="preserve">Creación de usuario dueños de mascota y entidades dedicadas a servicios (veterinarias, tiendas, cuidados, </w:t>
-      </w:r>
-      <w:proofErr w:type="spellStart"/>
-      <w:r>
-        <w:rPr>
-          <w:rFonts w:ascii="Cambria" w:eastAsia="Cambria" w:hAnsi="Cambria" w:cs="Cambria"/>
-        </w:rPr>
-        <w:t>etc</w:t>
-      </w:r>
-      <w:proofErr w:type="spellEnd"/>
-      <w:r>
-        <w:rPr>
-          <w:rFonts w:ascii="Cambria" w:eastAsia="Cambria" w:hAnsi="Cambria" w:cs="Cambria"/>
-        </w:rPr>
-        <w:t>)</w:t>
+        <w:t>Creación de usuario dueños de mascota y entidades dedicadas a servicios (veterinarias, tiendas, cuidados, etc)</w:t>
       </w:r>
     </w:p>
     <w:p>
@@ -2555,16 +2448,16 @@
           <w:noProof/>
         </w:rPr>
         <w:drawing>
-          <wp:inline distT="114300" distB="114300" distL="114300" distR="114300" wp14:anchorId="0C1E6781" wp14:editId="057573F1">
+          <wp:inline distT="114300" distB="114300" distL="114300" distR="114300" wp14:anchorId="6FCB7E13" wp14:editId="6CB0A506">
             <wp:extent cx="5731200" cy="3314700"/>
             <wp:effectExtent l="0" t="0" r="0" b="0"/>
-            <wp:docPr id="10" name="image11.png"/>
+            <wp:docPr id="10" name="image17.png"/>
             <wp:cNvGraphicFramePr/>
             <a:graphic xmlns:a="http://schemas.openxmlformats.org/drawingml/2006/main">
               <a:graphicData uri="http://schemas.openxmlformats.org/drawingml/2006/picture">
                 <pic:pic xmlns:pic="http://schemas.openxmlformats.org/drawingml/2006/picture">
                   <pic:nvPicPr>
-                    <pic:cNvPr id="0" name="image11.png"/>
+                    <pic:cNvPr id="0" name="image17.png"/>
                     <pic:cNvPicPr preferRelativeResize="0"/>
                   </pic:nvPicPr>
                   <pic:blipFill>
@@ -2609,35 +2502,7 @@
         <w:rPr>
           <w:rFonts w:ascii="Cambria" w:eastAsia="Cambria" w:hAnsi="Cambria" w:cs="Cambria"/>
         </w:rPr>
-        <w:t xml:space="preserve">Como primera instancia, analizaremos los requisitos del cliente para poder obtener la información necesaria. Para las etapas de diseño, desarrollo, integración de funcionalidades y pruebas de </w:t>
-      </w:r>
-      <w:proofErr w:type="spellStart"/>
-      <w:r>
-        <w:rPr>
-          <w:rFonts w:ascii="Cambria" w:eastAsia="Cambria" w:hAnsi="Cambria" w:cs="Cambria"/>
-        </w:rPr>
-        <w:t>testing</w:t>
-      </w:r>
-      <w:proofErr w:type="spellEnd"/>
-      <w:r>
-        <w:rPr>
-          <w:rFonts w:ascii="Cambria" w:eastAsia="Cambria" w:hAnsi="Cambria" w:cs="Cambria"/>
-        </w:rPr>
-        <w:t xml:space="preserve">, estas se elaborarán de forma simultánea ya que la aplicación se mantendrá en constante cambio, estas etapas contarán de </w:t>
-      </w:r>
-      <w:proofErr w:type="spellStart"/>
-      <w:r>
-        <w:rPr>
-          <w:rFonts w:ascii="Cambria" w:eastAsia="Cambria" w:hAnsi="Cambria" w:cs="Cambria"/>
-        </w:rPr>
-        <w:t>sprints</w:t>
-      </w:r>
-      <w:proofErr w:type="spellEnd"/>
-      <w:r>
-        <w:rPr>
-          <w:rFonts w:ascii="Cambria" w:eastAsia="Cambria" w:hAnsi="Cambria" w:cs="Cambria"/>
-        </w:rPr>
-        <w:t>. El último mes será para realizar la implantación y periodo de mantenimiento de la aplicación, como muestra la Carta Gantt.</w:t>
+        <w:t>Como primera instancia, analizaremos los requisitos del cliente para poder obtener la información necesaria. Para las etapas de diseño, desarrollo, integración de funcionalidades y pruebas de testing, estas se elaborarán de forma simultánea ya que la aplicación se mantendrá en constante cambio, estas etapas contarán de sprints. El último mes será para realizar la implantación y periodo de mantenimiento de la aplicación, como muestra la Carta Gantt.</w:t>
       </w:r>
     </w:p>
     <w:p>
@@ -2658,39 +2523,7 @@
           <w:rFonts w:ascii="Cambria" w:eastAsia="Cambria" w:hAnsi="Cambria" w:cs="Cambria"/>
           <w:highlight w:val="white"/>
         </w:rPr>
-        <w:t xml:space="preserve">Para la ejecución del proyecto, las actividades definidas en la carta Gantt se distribuyen entre los integrantes del equipo </w:t>
-      </w:r>
-      <w:proofErr w:type="gramStart"/>
-      <w:r>
-        <w:rPr>
-          <w:rFonts w:ascii="Cambria" w:eastAsia="Cambria" w:hAnsi="Cambria" w:cs="Cambria"/>
-          <w:highlight w:val="white"/>
-        </w:rPr>
-        <w:t>de acuerdo a</w:t>
-      </w:r>
-      <w:proofErr w:type="gramEnd"/>
-      <w:r>
-        <w:rPr>
-          <w:rFonts w:ascii="Cambria" w:eastAsia="Cambria" w:hAnsi="Cambria" w:cs="Cambria"/>
-          <w:highlight w:val="white"/>
-        </w:rPr>
-        <w:t xml:space="preserve"> sus roles y especialización. Francisco Agüero será responsable del desarrollo del frontend, abordando la implementación de interfaces de usuario y la experiencia visual de la aplicación a lo largo de los distintos </w:t>
-      </w:r>
-      <w:proofErr w:type="spellStart"/>
-      <w:r>
-        <w:rPr>
-          <w:rFonts w:ascii="Cambria" w:eastAsia="Cambria" w:hAnsi="Cambria" w:cs="Cambria"/>
-          <w:highlight w:val="white"/>
-        </w:rPr>
-        <w:t>sprints</w:t>
-      </w:r>
-      <w:proofErr w:type="spellEnd"/>
-      <w:r>
-        <w:rPr>
-          <w:rFonts w:ascii="Cambria" w:eastAsia="Cambria" w:hAnsi="Cambria" w:cs="Cambria"/>
-          <w:highlight w:val="white"/>
-        </w:rPr>
-        <w:t xml:space="preserve"> definidos. Eliecer Salgado estará a cargo del desarrollo backend, encargándose de la lógica de negocio, gestión de datos e integración de servicios. Por su parte, Camila González asumirá un rol de coordinación y supervisión general del proyecto, participando de manera transversal tanto en frontend como backend, asegurando la correcta ejecución de las tareas, la integración de funcionalidades en cada sprint y el cumplimiento de los plazos establecidos en la planificación.</w:t>
+        <w:t>Para la ejecución del proyecto, las actividades definidas en la carta Gantt se distribuyen entre los integrantes del equipo de acuerdo a sus roles y especialización. Francisco Agüero será responsable del desarrollo del frontend, abordando la implementación de interfaces de usuario y la experiencia visual de la aplicación a lo largo de los distintos sprints definidos. Eliecer Salgado estará a cargo del desarrollo backend, encargándose de la lógica de negocio, gestión de datos e integración de servicios. Por su parte, Camila González asumirá un rol de coordinación y supervisión general del proyecto, participando de manera transversal tanto en frontend como backend, asegurando la correcta ejecución de las tareas, la integración de funcionalidades en cada sprint y el cumplimiento de los plazos establecidos en la planificación.</w:t>
       </w:r>
     </w:p>
     <w:p>
@@ -2746,21 +2579,7 @@
           <w:rFonts w:ascii="Cambria" w:eastAsia="Cambria" w:hAnsi="Cambria" w:cs="Cambria"/>
         </w:rPr>
         <w:lastRenderedPageBreak/>
-        <w:t xml:space="preserve">Según los requerimientos estimamos un aproximado de 6 </w:t>
-      </w:r>
-      <w:proofErr w:type="spellStart"/>
-      <w:r>
-        <w:rPr>
-          <w:rFonts w:ascii="Cambria" w:eastAsia="Cambria" w:hAnsi="Cambria" w:cs="Cambria"/>
-        </w:rPr>
-        <w:t>Sprints</w:t>
-      </w:r>
-      <w:proofErr w:type="spellEnd"/>
-      <w:r>
-        <w:rPr>
-          <w:rFonts w:ascii="Cambria" w:eastAsia="Cambria" w:hAnsi="Cambria" w:cs="Cambria"/>
-        </w:rPr>
-        <w:t>, los cuales podrán tener cambios durante el desarrollo del software tomando como referencia los siguientes módulos:</w:t>
+        <w:t>Según los requerimientos estimamos un aproximado de 6 Sprints, los cuales podrán tener cambios durante el desarrollo del software tomando como referencia los siguientes módulos:</w:t>
       </w:r>
     </w:p>
     <w:p>
@@ -2934,49 +2753,7 @@
         <w:rPr>
           <w:rFonts w:ascii="Cambria" w:eastAsia="Cambria" w:hAnsi="Cambria" w:cs="Cambria"/>
         </w:rPr>
-        <w:t xml:space="preserve">Para el desarrollo de la interfaz de usuario se utilizará React, debido a su capacidad para construir aplicaciones web dinámicas bajo el enfoque de </w:t>
-      </w:r>
-      <w:proofErr w:type="gramStart"/>
-      <w:r>
-        <w:rPr>
-          <w:rFonts w:ascii="Cambria" w:eastAsia="Cambria" w:hAnsi="Cambria" w:cs="Cambria"/>
-        </w:rPr>
-        <w:t>Single</w:t>
-      </w:r>
-      <w:proofErr w:type="gramEnd"/>
-      <w:r>
-        <w:rPr>
-          <w:rFonts w:ascii="Cambria" w:eastAsia="Cambria" w:hAnsi="Cambria" w:cs="Cambria"/>
-        </w:rPr>
-        <w:t xml:space="preserve"> Page </w:t>
-      </w:r>
-      <w:proofErr w:type="spellStart"/>
-      <w:r>
-        <w:rPr>
-          <w:rFonts w:ascii="Cambria" w:eastAsia="Cambria" w:hAnsi="Cambria" w:cs="Cambria"/>
-        </w:rPr>
-        <w:t>Application</w:t>
-      </w:r>
-      <w:proofErr w:type="spellEnd"/>
-      <w:r>
-        <w:rPr>
-          <w:rFonts w:ascii="Cambria" w:eastAsia="Cambria" w:hAnsi="Cambria" w:cs="Cambria"/>
-        </w:rPr>
-        <w:t xml:space="preserve"> (SPA), lo que permite ofrecer una experiencia de usuario fluida sin recargas constantes de página. Su arquitectura basada en componentes favorece la reutilización de código y la organización modular de la interfaz, facilitando la implementación de funcionalidades como el registro de mascotas, la visualización de historiales médicos y la consulta de servicios. Además, cuenta con un amplio ecosistema y una comunidad activa que garantizan soporte continuo, así como una integración eficiente con servicios backend mediante </w:t>
-      </w:r>
-      <w:proofErr w:type="spellStart"/>
-      <w:r>
-        <w:rPr>
-          <w:rFonts w:ascii="Cambria" w:eastAsia="Cambria" w:hAnsi="Cambria" w:cs="Cambria"/>
-        </w:rPr>
-        <w:t>APIs</w:t>
-      </w:r>
-      <w:proofErr w:type="spellEnd"/>
-      <w:r>
-        <w:rPr>
-          <w:rFonts w:ascii="Cambria" w:eastAsia="Cambria" w:hAnsi="Cambria" w:cs="Cambria"/>
-        </w:rPr>
-        <w:t xml:space="preserve"> REST.</w:t>
+        <w:t>Para el desarrollo de la interfaz de usuario se utilizará React, debido a su capacidad para construir aplicaciones web dinámicas bajo el enfoque de Single Page Application (SPA), lo que permite ofrecer una experiencia de usuario fluida sin recargas constantes de página. Su arquitectura basada en componentes favorece la reutilización de código y la organización modular de la interfaz, facilitando la implementación de funcionalidades como el registro de mascotas, la visualización de historiales médicos y la consulta de servicios. Además, cuenta con un amplio ecosistema y una comunidad activa que garantizan soporte continuo, así como una integración eficiente con servicios backend mediante APIs REST.</w:t>
       </w:r>
     </w:p>
     <w:p>
@@ -3023,39 +2800,7 @@
           <w:rFonts w:ascii="Cambria" w:eastAsia="Cambria" w:hAnsi="Cambria" w:cs="Cambria"/>
           <w:highlight w:val="white"/>
         </w:rPr>
-        <w:t xml:space="preserve">Para la implementación de la lógica del sistema se utilizará Spring Boot, un </w:t>
-      </w:r>
-      <w:proofErr w:type="spellStart"/>
-      <w:r>
-        <w:rPr>
-          <w:rFonts w:ascii="Cambria" w:eastAsia="Cambria" w:hAnsi="Cambria" w:cs="Cambria"/>
-          <w:highlight w:val="white"/>
-        </w:rPr>
-        <w:t>framework</w:t>
-      </w:r>
-      <w:proofErr w:type="spellEnd"/>
-      <w:r>
-        <w:rPr>
-          <w:rFonts w:ascii="Cambria" w:eastAsia="Cambria" w:hAnsi="Cambria" w:cs="Cambria"/>
-          <w:highlight w:val="white"/>
-        </w:rPr>
-        <w:t xml:space="preserve"> de Java diseñado para el desarrollo de aplicaciones robustas y escalables. Su rol dentro del sistema es gestionar la lógica de negocio, procesar las solicitudes del usuario, manejar la autenticación y autorización, y actuar como intermediario entre el frontend y la base de datos. Se eligió esta tecnología debido a su estructura sólida, su capacidad para soportar múltiples solicitudes concurrentes, su compatibilidad con arquitecturas de microservicios y las herramientas integradas que facilitan el desarrollo de </w:t>
-      </w:r>
-      <w:proofErr w:type="spellStart"/>
-      <w:r>
-        <w:rPr>
-          <w:rFonts w:ascii="Cambria" w:eastAsia="Cambria" w:hAnsi="Cambria" w:cs="Cambria"/>
-          <w:highlight w:val="white"/>
-        </w:rPr>
-        <w:t>APIs</w:t>
-      </w:r>
-      <w:proofErr w:type="spellEnd"/>
-      <w:r>
-        <w:rPr>
-          <w:rFonts w:ascii="Cambria" w:eastAsia="Cambria" w:hAnsi="Cambria" w:cs="Cambria"/>
-          <w:highlight w:val="white"/>
-        </w:rPr>
-        <w:t xml:space="preserve"> seguras y eficientes.</w:t>
+        <w:t>Para la implementación de la lógica del sistema se utilizará Spring Boot, un framework de Java diseñado para el desarrollo de aplicaciones robustas y escalables. Su rol dentro del sistema es gestionar la lógica de negocio, procesar las solicitudes del usuario, manejar la autenticación y autorización, y actuar como intermediario entre el frontend y la base de datos. Se eligió esta tecnología debido a su estructura sólida, su capacidad para soportar múltiples solicitudes concurrentes, su compatibilidad con arquitecturas de microservicios y las herramientas integradas que facilitan el desarrollo de APIs seguras y eficientes.</w:t>
       </w:r>
     </w:p>
     <w:p>
@@ -3141,21 +2886,7 @@
         <w:rPr>
           <w:rFonts w:ascii="Cambria" w:eastAsia="Cambria" w:hAnsi="Cambria" w:cs="Cambria"/>
         </w:rPr>
-        <w:t xml:space="preserve">El sistema adoptará una arquitectura basada en microservicios, la cual consiste en dividir la aplicación en múltiples servicios independientes que se comunican entre sí a través de </w:t>
-      </w:r>
-      <w:proofErr w:type="spellStart"/>
-      <w:r>
-        <w:rPr>
-          <w:rFonts w:ascii="Cambria" w:eastAsia="Cambria" w:hAnsi="Cambria" w:cs="Cambria"/>
-        </w:rPr>
-        <w:t>APIs</w:t>
-      </w:r>
-      <w:proofErr w:type="spellEnd"/>
-      <w:r>
-        <w:rPr>
-          <w:rFonts w:ascii="Cambria" w:eastAsia="Cambria" w:hAnsi="Cambria" w:cs="Cambria"/>
-        </w:rPr>
-        <w:t xml:space="preserve">. Esta integración permite mejorar la escalabilidad del sistema, ya que cada componente puede crecer de manera independiente según la demanda. Asimismo, facilita el mantenimiento y la evolución del software, permitiendo realizar cambios o actualizaciones sin afectar la totalidad de la plataforma. Esta arquitectura también favorece una organización modular del sistema, </w:t>
+        <w:t xml:space="preserve">El sistema adoptará una arquitectura basada en microservicios, la cual consiste en dividir la aplicación en múltiples servicios independientes que se comunican entre sí a través de APIs. Esta integración permite mejorar la escalabilidad del sistema, ya que cada componente puede crecer de manera independiente según la demanda. Asimismo, facilita el mantenimiento y la evolución del software, permitiendo realizar cambios o actualizaciones sin afectar la totalidad de la plataforma. Esta arquitectura también favorece una organización modular del sistema, </w:t>
       </w:r>
       <w:r>
         <w:rPr>
@@ -3247,33 +2978,11 @@
           <w:rFonts w:ascii="Cambria" w:eastAsia="Cambria" w:hAnsi="Cambria" w:cs="Cambria"/>
         </w:rPr>
       </w:pPr>
-      <w:proofErr w:type="spellStart"/>
-      <w:r>
-        <w:rPr>
-          <w:rFonts w:ascii="Cambria" w:eastAsia="Cambria" w:hAnsi="Cambria" w:cs="Cambria"/>
-        </w:rPr>
-        <w:t>PetDate</w:t>
-      </w:r>
-      <w:proofErr w:type="spellEnd"/>
-      <w:r>
-        <w:rPr>
-          <w:rFonts w:ascii="Cambria" w:eastAsia="Cambria" w:hAnsi="Cambria" w:cs="Cambria"/>
-        </w:rPr>
-        <w:t xml:space="preserve"> utiliza una arquitectura web modular cliente-servidor compuesta por un frontend desarrollado en React, un backend desarrollado en Spring Boot y una base de datos MongoDB. La comunicación entre componentes se realiza mediante </w:t>
-      </w:r>
-      <w:proofErr w:type="spellStart"/>
-      <w:r>
-        <w:rPr>
-          <w:rFonts w:ascii="Cambria" w:eastAsia="Cambria" w:hAnsi="Cambria" w:cs="Cambria"/>
-        </w:rPr>
-        <w:t>APIs</w:t>
-      </w:r>
-      <w:proofErr w:type="spellEnd"/>
-      <w:r>
-        <w:rPr>
-          <w:rFonts w:ascii="Cambria" w:eastAsia="Cambria" w:hAnsi="Cambria" w:cs="Cambria"/>
-        </w:rPr>
-        <w:t xml:space="preserve"> REST, permitiendo separar la lógica de presentación, negocio y persistencia de datos. </w:t>
+      <w:r>
+        <w:rPr>
+          <w:rFonts w:ascii="Cambria" w:eastAsia="Cambria" w:hAnsi="Cambria" w:cs="Cambria"/>
+        </w:rPr>
+        <w:t xml:space="preserve">PetDate utiliza una arquitectura web modular cliente-servidor compuesta por un frontend desarrollado en React, un backend desarrollado en Spring Boot y una base de datos MongoDB. La comunicación entre componentes se realiza mediante APIs REST, permitiendo separar la lógica de presentación, negocio y persistencia de datos. </w:t>
       </w:r>
     </w:p>
     <w:p>
@@ -4189,7 +3898,6 @@
           <w:rFonts w:ascii="Cambria" w:eastAsia="Cambria" w:hAnsi="Cambria" w:cs="Cambria"/>
           <w:b/>
           <w:bCs/>
-          <w:u w:val="single"/>
         </w:rPr>
       </w:pPr>
       <w:r>
@@ -4224,19 +3932,7 @@
         <w:rPr>
           <w:rFonts w:ascii="Cambria" w:eastAsia="Cambria" w:hAnsi="Cambria" w:cs="Cambria"/>
         </w:rPr>
-        <w:t xml:space="preserve">○       </w:t>
-      </w:r>
-      <w:r>
-        <w:rPr>
-          <w:rFonts w:ascii="Cambria" w:eastAsia="Cambria" w:hAnsi="Cambria" w:cs="Cambria"/>
-        </w:rPr>
-        <w:t>E</w:t>
-      </w:r>
-      <w:r>
-        <w:rPr>
-          <w:rFonts w:ascii="Cambria" w:eastAsia="Cambria" w:hAnsi="Cambria" w:cs="Cambria"/>
-        </w:rPr>
-        <w:t>ditar, eliminar y visualizar mascotas</w:t>
+        <w:t>○       Crear, editar, eliminar y visualizar mascotas</w:t>
       </w:r>
     </w:p>
     <w:p>
@@ -6878,7 +6574,6 @@
           <w:rFonts w:ascii="Cambria" w:eastAsia="Cambria" w:hAnsi="Cambria" w:cs="Cambria"/>
           <w:b/>
           <w:bCs/>
-          <w:u w:val="single"/>
         </w:rPr>
       </w:pPr>
       <w:r>
@@ -9732,28 +9427,14 @@
           <w:rFonts w:ascii="Cambria" w:eastAsia="Cambria" w:hAnsi="Cambria" w:cs="Cambria"/>
           <w:lang w:val="es-CL"/>
         </w:rPr>
-        <w:t xml:space="preserve">El sistema deberá permitir a los </w:t>
-      </w:r>
-      <w:r>
-        <w:rPr>
-          <w:rFonts w:ascii="Cambria" w:eastAsia="Cambria" w:hAnsi="Cambria" w:cs="Cambria"/>
-          <w:lang w:val="es-CL"/>
-        </w:rPr>
-        <w:t>usuarios</w:t>
-      </w:r>
-      <w:r>
-        <w:rPr>
-          <w:rFonts w:ascii="Cambria" w:eastAsia="Cambria" w:hAnsi="Cambria" w:cs="Cambria"/>
-          <w:lang w:val="es-CL"/>
-        </w:rPr>
-        <w:t xml:space="preserve"> (</w:t>
-      </w:r>
-      <w:r>
-        <w:rPr>
-          <w:rFonts w:ascii="Cambria" w:eastAsia="Cambria" w:hAnsi="Cambria" w:cs="Cambria"/>
-          <w:lang w:val="es-CL"/>
-        </w:rPr>
-        <w:t>también usuario dueños de servicio)</w:t>
+        <w:t>El sistema deberá permitir a los usuarios</w:t>
+      </w:r>
+      <w:r>
+        <w:rPr>
+          <w:rFonts w:ascii="Cambria" w:eastAsia="Cambria" w:hAnsi="Cambria" w:cs="Cambria"/>
+          <w:lang w:val="es-CL"/>
+        </w:rPr>
+        <w:t xml:space="preserve"> (también usuario dueños de servicio)</w:t>
       </w:r>
       <w:r>
         <w:rPr>
@@ -10080,23 +9761,7 @@
           <w:rFonts w:ascii="Cambria" w:eastAsia="Cambria" w:hAnsi="Cambria" w:cs="Cambria"/>
           <w:lang w:val="es-CL"/>
         </w:rPr>
-        <w:t>El código de verificación debe tener un tiempo de expiración (</w:t>
-      </w:r>
-      <w:proofErr w:type="spellStart"/>
-      <w:r>
-        <w:rPr>
-          <w:rFonts w:ascii="Cambria" w:eastAsia="Cambria" w:hAnsi="Cambria" w:cs="Cambria"/>
-          <w:lang w:val="es-CL"/>
-        </w:rPr>
-        <w:t>ej</w:t>
-      </w:r>
-      <w:proofErr w:type="spellEnd"/>
-      <w:r>
-        <w:rPr>
-          <w:rFonts w:ascii="Cambria" w:eastAsia="Cambria" w:hAnsi="Cambria" w:cs="Cambria"/>
-          <w:lang w:val="es-CL"/>
-        </w:rPr>
-        <w:t>: 10–15 minutos).</w:t>
+        <w:t>El código de verificación debe tener un tiempo de expiración (ej: 10–15 minutos).</w:t>
       </w:r>
     </w:p>
     <w:p>
@@ -10354,15 +10019,7 @@
         </w:numPr>
       </w:pPr>
       <w:r>
-        <w:t xml:space="preserve">Solo usuarios con rol “dueño de servicio” pueden acceder a este </w:t>
-      </w:r>
-      <w:proofErr w:type="spellStart"/>
-      <w:r>
-        <w:t>login</w:t>
-      </w:r>
-      <w:proofErr w:type="spellEnd"/>
-      <w:r>
-        <w:t>.</w:t>
+        <w:t>Solo usuarios con rol “dueño de servicio” pueden acceder a este login.</w:t>
       </w:r>
     </w:p>
     <w:p>
@@ -10396,12 +10053,25 @@
     </w:p>
     <w:p>
       <w:pPr>
+        <w:spacing w:after="240"/>
+        <w:rPr>
+          <w:rFonts w:ascii="Cambria" w:eastAsia="Cambria" w:hAnsi="Cambria" w:cs="Cambria"/>
+        </w:rPr>
+      </w:pPr>
+    </w:p>
+    <w:p>
+      <w:pPr>
         <w:spacing w:after="200"/>
         <w:rPr>
           <w:rFonts w:ascii="Cambria" w:eastAsia="Cambria" w:hAnsi="Cambria" w:cs="Cambria"/>
-          <w:lang w:val="es-CL"/>
-        </w:rPr>
-      </w:pPr>
+        </w:rPr>
+      </w:pPr>
+      <w:r>
+        <w:rPr>
+          <w:rFonts w:ascii="Cambria" w:eastAsia="Cambria" w:hAnsi="Cambria" w:cs="Cambria"/>
+        </w:rPr>
+        <w:t xml:space="preserve"> </w:t>
+      </w:r>
     </w:p>
     <w:p>
       <w:pPr>
@@ -10530,6 +10200,7 @@
         <w:rPr>
           <w:rFonts w:ascii="Cambria" w:eastAsia="Cambria" w:hAnsi="Cambria" w:cs="Cambria"/>
         </w:rPr>
+        <w:lastRenderedPageBreak/>
         <w:t>●     El sistema deberá soportar múltiples usuarios en simultáneo sin degradación significativa del servicio.</w:t>
       </w:r>
     </w:p>
@@ -10559,7 +10230,6 @@
           <w:sz w:val="22"/>
           <w:szCs w:val="22"/>
         </w:rPr>
-        <w:lastRenderedPageBreak/>
         <w:t>Usabilidad</w:t>
       </w:r>
     </w:p>
@@ -10643,21 +10313,7 @@
         <w:rPr>
           <w:rFonts w:ascii="Cambria" w:eastAsia="Cambria" w:hAnsi="Cambria" w:cs="Cambria"/>
         </w:rPr>
-        <w:t xml:space="preserve">●     El sistema deberá ser responsive, adaptándose a dispositivos como PC, </w:t>
-      </w:r>
-      <w:proofErr w:type="spellStart"/>
-      <w:r>
-        <w:rPr>
-          <w:rFonts w:ascii="Cambria" w:eastAsia="Cambria" w:hAnsi="Cambria" w:cs="Cambria"/>
-        </w:rPr>
-        <w:t>tablets</w:t>
-      </w:r>
-      <w:proofErr w:type="spellEnd"/>
-      <w:r>
-        <w:rPr>
-          <w:rFonts w:ascii="Cambria" w:eastAsia="Cambria" w:hAnsi="Cambria" w:cs="Cambria"/>
-        </w:rPr>
-        <w:t xml:space="preserve"> y móviles.</w:t>
+        <w:t>●     El sistema deberá ser responsive, adaptándose a dispositivos como PC, tablets y móviles.</w:t>
       </w:r>
     </w:p>
     <w:p>
@@ -10772,6 +10428,8 @@
           <w:szCs w:val="22"/>
         </w:rPr>
       </w:pPr>
+      <w:bookmarkStart w:id="23" w:name="_548adl1bjl3s" w:colFirst="0" w:colLast="0"/>
+      <w:bookmarkEnd w:id="23"/>
     </w:p>
     <w:p>
       <w:pPr>
@@ -10780,8 +10438,8 @@
           <w:rFonts w:ascii="Cambria" w:eastAsia="Cambria" w:hAnsi="Cambria" w:cs="Cambria"/>
         </w:rPr>
       </w:pPr>
-      <w:bookmarkStart w:id="23" w:name="_5i95qqrl31fm" w:colFirst="0" w:colLast="0"/>
-      <w:bookmarkEnd w:id="23"/>
+      <w:bookmarkStart w:id="24" w:name="_5i95qqrl31fm" w:colFirst="0" w:colLast="0"/>
+      <w:bookmarkEnd w:id="24"/>
       <w:r>
         <w:rPr>
           <w:rFonts w:ascii="Cambria" w:eastAsia="Cambria" w:hAnsi="Cambria" w:cs="Cambria"/>
@@ -10803,21 +10461,7 @@
         <w:rPr>
           <w:rFonts w:ascii="Cambria" w:eastAsia="Cambria" w:hAnsi="Cambria" w:cs="Cambria"/>
         </w:rPr>
-        <w:t xml:space="preserve">A continuación, se presentan los diagramas y documentos técnicos utilizados para representar la estructura, funcionamiento y organización del sistema </w:t>
-      </w:r>
-      <w:proofErr w:type="spellStart"/>
-      <w:r>
-        <w:rPr>
-          <w:rFonts w:ascii="Cambria" w:eastAsia="Cambria" w:hAnsi="Cambria" w:cs="Cambria"/>
-        </w:rPr>
-        <w:t>PetDate</w:t>
-      </w:r>
-      <w:proofErr w:type="spellEnd"/>
-      <w:r>
-        <w:rPr>
-          <w:rFonts w:ascii="Cambria" w:eastAsia="Cambria" w:hAnsi="Cambria" w:cs="Cambria"/>
-        </w:rPr>
-        <w:t xml:space="preserve">. </w:t>
+        <w:t xml:space="preserve">A continuación, se presentan los diagramas y documentos técnicos utilizados para representar la estructura, funcionamiento y organización del sistema PetDate. </w:t>
       </w:r>
     </w:p>
     <w:p>
@@ -10852,9 +10496,121 @@
       </w:pPr>
       <w:r>
         <w:rPr>
-          <w:rFonts w:ascii="Cambria" w:eastAsia="Cambria" w:hAnsi="Cambria" w:cs="Cambria"/>
-        </w:rPr>
-        <w:t>La vista lógica describe las entidades principales: Usuario, Mascota, Historial Médico, Servicio, Cita y Notificación. Estas se relacionan mediante asociaciones claras, permitiendo representar el dominio del sistema.</w:t>
+          <w:rFonts w:ascii="Calibri" w:eastAsia="Calibri" w:hAnsi="Calibri" w:cs="Calibri"/>
+        </w:rPr>
+        <w:t xml:space="preserve">El diagrama de clases presentado ilustra el modelo de datos y la arquitectura no relacional(mogoDB) del sistema, estructurado en torno a dos entidades principales: Usuario y Servicio. La entidad Usuario gestiona la autenticación, los perfiles y la seguridad (mediante </w:t>
+      </w:r>
+      <w:r>
+        <w:rPr>
+          <w:rFonts w:ascii="Calibri" w:eastAsia="Calibri" w:hAnsi="Calibri" w:cs="Calibri"/>
+          <w:i/>
+          <w:iCs/>
+        </w:rPr>
+        <w:t>PasswordResetToken</w:t>
+      </w:r>
+      <w:r>
+        <w:rPr>
+          <w:rFonts w:ascii="Calibri" w:eastAsia="Calibri" w:hAnsi="Calibri" w:cs="Calibri"/>
+        </w:rPr>
+        <w:t>), y se vincula directamente con la entidad Mascota, permitiendo el registro de variables clínicas y físicas del animal. A su vez, los usuarios y sus mascotas interactúan con el núcleo del negocio mediante la programación de citas (</w:t>
+      </w:r>
+      <w:r>
+        <w:rPr>
+          <w:rFonts w:ascii="Calibri" w:eastAsia="Calibri" w:hAnsi="Calibri" w:cs="Calibri"/>
+          <w:i/>
+          <w:iCs/>
+        </w:rPr>
+        <w:t>CitaMedica</w:t>
+      </w:r>
+      <w:r>
+        <w:rPr>
+          <w:rFonts w:ascii="Calibri" w:eastAsia="Calibri" w:hAnsi="Calibri" w:cs="Calibri"/>
+        </w:rPr>
+        <w:t>). Por otro lado, la entidad Servicio centraliza la oferta de la plataforma, permitiendo la creación de publicaciones informativas (</w:t>
+      </w:r>
+      <w:r>
+        <w:rPr>
+          <w:rFonts w:ascii="Calibri" w:eastAsia="Calibri" w:hAnsi="Calibri" w:cs="Calibri"/>
+          <w:i/>
+          <w:iCs/>
+        </w:rPr>
+        <w:t>Blog</w:t>
+      </w:r>
+      <w:r>
+        <w:rPr>
+          <w:rFonts w:ascii="Calibri" w:eastAsia="Calibri" w:hAnsi="Calibri" w:cs="Calibri"/>
+        </w:rPr>
+        <w:t>) y ofertas comerciales (</w:t>
+      </w:r>
+      <w:r>
+        <w:rPr>
+          <w:rFonts w:ascii="Calibri" w:eastAsia="Calibri" w:hAnsi="Calibri" w:cs="Calibri"/>
+          <w:i/>
+          <w:iCs/>
+        </w:rPr>
+        <w:t>Promocion</w:t>
+      </w:r>
+      <w:r>
+        <w:rPr>
+          <w:rFonts w:ascii="Calibri" w:eastAsia="Calibri" w:hAnsi="Calibri" w:cs="Calibri"/>
+        </w:rPr>
+        <w:t>). Finalmente, el sistema asegura la retroalimentación y la trazabilidad mediante módulos transversales de interacción, como los comentarios y calificaciones (</w:t>
+      </w:r>
+      <w:r>
+        <w:rPr>
+          <w:rFonts w:ascii="Calibri" w:eastAsia="Calibri" w:hAnsi="Calibri" w:cs="Calibri"/>
+          <w:i/>
+          <w:iCs/>
+        </w:rPr>
+        <w:t>ComentarioServicio</w:t>
+      </w:r>
+      <w:r>
+        <w:rPr>
+          <w:rFonts w:ascii="Calibri" w:eastAsia="Calibri" w:hAnsi="Calibri" w:cs="Calibri"/>
+        </w:rPr>
+        <w:t xml:space="preserve"> y </w:t>
+      </w:r>
+      <w:r>
+        <w:rPr>
+          <w:rFonts w:ascii="Calibri" w:eastAsia="Calibri" w:hAnsi="Calibri" w:cs="Calibri"/>
+          <w:i/>
+          <w:iCs/>
+        </w:rPr>
+        <w:t>ComentarioBlog</w:t>
+      </w:r>
+      <w:r>
+        <w:rPr>
+          <w:rFonts w:ascii="Calibri" w:eastAsia="Calibri" w:hAnsi="Calibri" w:cs="Calibri"/>
+        </w:rPr>
+        <w:t xml:space="preserve">), un formulario de </w:t>
+      </w:r>
+      <w:r>
+        <w:rPr>
+          <w:rFonts w:ascii="Calibri" w:eastAsia="Calibri" w:hAnsi="Calibri" w:cs="Calibri"/>
+          <w:i/>
+          <w:iCs/>
+        </w:rPr>
+        <w:t>Contacto</w:t>
+      </w:r>
+      <w:r>
+        <w:rPr>
+          <w:rFonts w:ascii="Calibri" w:eastAsia="Calibri" w:hAnsi="Calibri" w:cs="Calibri"/>
+        </w:rPr>
+        <w:t xml:space="preserve">, y un estricto módulo de seguridad reflejado en la clase </w:t>
+      </w:r>
+      <w:r>
+        <w:rPr>
+          <w:rFonts w:ascii="Calibri" w:eastAsia="Calibri" w:hAnsi="Calibri" w:cs="Calibri"/>
+          <w:i/>
+          <w:iCs/>
+        </w:rPr>
+        <w:t>RegistroAuditoria</w:t>
+      </w:r>
+      <w:r>
+        <w:rPr>
+          <w:rFonts w:ascii="Calibri" w:eastAsia="Calibri" w:hAnsi="Calibri" w:cs="Calibri"/>
+        </w:rPr>
+        <w:t xml:space="preserve">, encargada de registrar las operaciones y métodos ejecutados en la plataforma. </w:t>
       </w:r>
     </w:p>
     <w:p>
@@ -10870,11 +10626,12 @@
           <w:rFonts w:ascii="Cambria" w:eastAsia="Cambria" w:hAnsi="Cambria" w:cs="Cambria"/>
           <w:noProof/>
         </w:rPr>
+        <w:lastRenderedPageBreak/>
         <w:drawing>
-          <wp:inline distT="114300" distB="114300" distL="114300" distR="114300" wp14:anchorId="05EDA13F" wp14:editId="084FA650">
-            <wp:extent cx="4113459" cy="3363854"/>
+          <wp:inline distT="114300" distB="114300" distL="114300" distR="114300" wp14:anchorId="4FB7B66A" wp14:editId="55DDD540">
+            <wp:extent cx="5731200" cy="4800600"/>
             <wp:effectExtent l="0" t="0" r="0" b="0"/>
-            <wp:docPr id="25" name="image23.png"/>
+            <wp:docPr id="5" name="image23.png"/>
             <wp:cNvGraphicFramePr/>
             <a:graphic xmlns:a="http://schemas.openxmlformats.org/drawingml/2006/main">
               <a:graphicData uri="http://schemas.openxmlformats.org/drawingml/2006/picture">
@@ -10893,7 +10650,7 @@
                   <pic:spPr>
                     <a:xfrm>
                       <a:off x="0" y="0"/>
-                      <a:ext cx="4113459" cy="3363854"/>
+                      <a:ext cx="5731200" cy="4800600"/>
                     </a:xfrm>
                     <a:prstGeom prst="rect">
                       <a:avLst/>
@@ -10918,121 +10675,180 @@
     </w:p>
     <w:p>
       <w:pPr>
+        <w:pStyle w:val="Ttulo2"/>
+        <w:spacing w:before="200" w:after="0"/>
+        <w:rPr>
+          <w:rFonts w:ascii="Cambria" w:eastAsia="Cambria" w:hAnsi="Cambria" w:cs="Cambria"/>
+          <w:b/>
+          <w:bCs/>
+          <w:sz w:val="22"/>
+          <w:szCs w:val="22"/>
+        </w:rPr>
+      </w:pPr>
+      <w:bookmarkStart w:id="25" w:name="_tkoch8xeivuv" w:colFirst="0" w:colLast="0"/>
+      <w:bookmarkEnd w:id="25"/>
+      <w:r>
+        <w:rPr>
+          <w:rFonts w:ascii="Cambria" w:eastAsia="Cambria" w:hAnsi="Cambria" w:cs="Cambria"/>
+          <w:b/>
+          <w:bCs/>
+          <w:sz w:val="22"/>
+          <w:szCs w:val="22"/>
+        </w:rPr>
+        <w:t>Vista de Desarrollo</w:t>
+      </w:r>
+    </w:p>
+    <w:p>
+      <w:pPr>
+        <w:spacing w:after="200"/>
+        <w:rPr>
+          <w:rFonts w:ascii="Calibri" w:eastAsia="Calibri" w:hAnsi="Calibri" w:cs="Calibri"/>
+        </w:rPr>
+      </w:pPr>
+      <w:r>
+        <w:rPr>
+          <w:rFonts w:ascii="Calibri" w:eastAsia="Calibri" w:hAnsi="Calibri" w:cs="Calibri"/>
+        </w:rPr>
+        <w:t>El diagrama de componentes presentado detalla la arquitectura de software del sistema, la cual está estructurada bajo un enfoque desacoplado y distribuido en tres capas principales: el Paquete de frontend, el Paquete de servicios y el Paquete de persistencias. La capa de presentación (</w:t>
+      </w:r>
+      <w:r>
+        <w:rPr>
+          <w:rFonts w:ascii="Calibri" w:eastAsia="Calibri" w:hAnsi="Calibri" w:cs="Calibri"/>
+          <w:i/>
+          <w:iCs/>
+        </w:rPr>
+        <w:t>Frontend</w:t>
+      </w:r>
+      <w:r>
+        <w:rPr>
+          <w:rFonts w:ascii="Calibri" w:eastAsia="Calibri" w:hAnsi="Calibri" w:cs="Calibri"/>
+        </w:rPr>
+        <w:t xml:space="preserve">) organiza los módulos de la interfaz de usuario (UI) asistidos por Bootstrap y un gestor de estados descentralizado, interactuando con el backend a través de interfaces expuestas. En el núcleo del sistema, el Paquete de servicios implementa una arquitectura orientada a microservicios coordinada por un </w:t>
+      </w:r>
+      <w:r>
+        <w:rPr>
+          <w:rFonts w:ascii="Calibri" w:eastAsia="Calibri" w:hAnsi="Calibri" w:cs="Calibri"/>
+          <w:i/>
+          <w:iCs/>
+        </w:rPr>
+        <w:t>API Gateway</w:t>
+      </w:r>
+      <w:r>
+        <w:rPr>
+          <w:rFonts w:ascii="Calibri" w:eastAsia="Calibri" w:hAnsi="Calibri" w:cs="Calibri"/>
+        </w:rPr>
+        <w:t>, el cual actúa como punto único de entrada, enrutando de manera eficiente las solicitudes hacia los componentes especializados (</w:t>
+      </w:r>
+      <w:r>
+        <w:rPr>
+          <w:rFonts w:ascii="Calibri" w:eastAsia="Calibri" w:hAnsi="Calibri" w:cs="Calibri"/>
+          <w:i/>
+          <w:iCs/>
+        </w:rPr>
+        <w:t>ms-usuario</w:t>
+      </w:r>
+      <w:r>
+        <w:rPr>
+          <w:rFonts w:ascii="Calibri" w:eastAsia="Calibri" w:hAnsi="Calibri" w:cs="Calibri"/>
+        </w:rPr>
+        <w:t xml:space="preserve">, </w:t>
+      </w:r>
+      <w:r>
+        <w:rPr>
+          <w:rFonts w:ascii="Calibri" w:eastAsia="Calibri" w:hAnsi="Calibri" w:cs="Calibri"/>
+          <w:i/>
+          <w:iCs/>
+        </w:rPr>
+        <w:t>ms-mascotas</w:t>
+      </w:r>
+      <w:r>
+        <w:rPr>
+          <w:rFonts w:ascii="Calibri" w:eastAsia="Calibri" w:hAnsi="Calibri" w:cs="Calibri"/>
+        </w:rPr>
+        <w:t xml:space="preserve">, </w:t>
+      </w:r>
+      <w:r>
+        <w:rPr>
+          <w:rFonts w:ascii="Calibri" w:eastAsia="Calibri" w:hAnsi="Calibri" w:cs="Calibri"/>
+          <w:i/>
+          <w:iCs/>
+        </w:rPr>
+        <w:t>ms-citas</w:t>
+      </w:r>
+      <w:r>
+        <w:rPr>
+          <w:rFonts w:ascii="Calibri" w:eastAsia="Calibri" w:hAnsi="Calibri" w:cs="Calibri"/>
+        </w:rPr>
+        <w:t xml:space="preserve">, </w:t>
+      </w:r>
+      <w:r>
+        <w:rPr>
+          <w:rFonts w:ascii="Calibri" w:eastAsia="Calibri" w:hAnsi="Calibri" w:cs="Calibri"/>
+          <w:i/>
+          <w:iCs/>
+        </w:rPr>
+        <w:t>ms-comentarios</w:t>
+      </w:r>
+      <w:r>
+        <w:rPr>
+          <w:rFonts w:ascii="Calibri" w:eastAsia="Calibri" w:hAnsi="Calibri" w:cs="Calibri"/>
+        </w:rPr>
+        <w:t xml:space="preserve"> y </w:t>
+      </w:r>
+      <w:r>
+        <w:rPr>
+          <w:rFonts w:ascii="Calibri" w:eastAsia="Calibri" w:hAnsi="Calibri" w:cs="Calibri"/>
+          <w:i/>
+          <w:iCs/>
+        </w:rPr>
+        <w:t>ms-servicios</w:t>
+      </w:r>
+      <w:r>
+        <w:rPr>
+          <w:rFonts w:ascii="Calibri" w:eastAsia="Calibri" w:hAnsi="Calibri" w:cs="Calibri"/>
+        </w:rPr>
+        <w:t xml:space="preserve">) y permitiendo la comunicación interna entre ellos cuando se requiere validación cruzada. Finalmente, el Paquete de persistencias consolida el patrón de </w:t>
+      </w:r>
+      <w:r>
+        <w:rPr>
+          <w:rFonts w:ascii="Calibri" w:eastAsia="Calibri" w:hAnsi="Calibri" w:cs="Calibri"/>
+          <w:i/>
+          <w:iCs/>
+        </w:rPr>
+        <w:t>base de datos por microservicio</w:t>
+      </w:r>
+      <w:r>
+        <w:rPr>
+          <w:rFonts w:ascii="Calibri" w:eastAsia="Calibri" w:hAnsi="Calibri" w:cs="Calibri"/>
+        </w:rPr>
+        <w:t xml:space="preserve">, garantizando que cada componente de negocio gestione su propio almacén de datos de forma independiente (incluyendo un servidor de imágenes dedicado), lo que optimiza la tolerancia a fallos, el aislamiento de datos y la escalabilidad global de la plataforma. </w:t>
+      </w:r>
+    </w:p>
+    <w:p>
+      <w:pPr>
         <w:spacing w:after="200"/>
         <w:jc w:val="center"/>
         <w:rPr>
           <w:rFonts w:ascii="Cambria" w:eastAsia="Cambria" w:hAnsi="Cambria" w:cs="Cambria"/>
         </w:rPr>
       </w:pPr>
-    </w:p>
-    <w:p>
-      <w:pPr>
-        <w:spacing w:after="200"/>
-        <w:jc w:val="center"/>
-        <w:rPr>
-          <w:rFonts w:ascii="Cambria" w:eastAsia="Cambria" w:hAnsi="Cambria" w:cs="Cambria"/>
-        </w:rPr>
-      </w:pPr>
-    </w:p>
-    <w:p>
-      <w:pPr>
-        <w:spacing w:after="200"/>
-        <w:jc w:val="center"/>
-        <w:rPr>
-          <w:rFonts w:ascii="Cambria" w:eastAsia="Cambria" w:hAnsi="Cambria" w:cs="Cambria"/>
-        </w:rPr>
-      </w:pPr>
-    </w:p>
-    <w:p>
-      <w:pPr>
-        <w:spacing w:after="200"/>
-        <w:jc w:val="center"/>
-        <w:rPr>
-          <w:rFonts w:ascii="Cambria" w:eastAsia="Cambria" w:hAnsi="Cambria" w:cs="Cambria"/>
-        </w:rPr>
-      </w:pPr>
-    </w:p>
-    <w:p>
-      <w:pPr>
-        <w:spacing w:after="200"/>
-        <w:jc w:val="center"/>
-        <w:rPr>
-          <w:rFonts w:ascii="Cambria" w:eastAsia="Cambria" w:hAnsi="Cambria" w:cs="Cambria"/>
-        </w:rPr>
-      </w:pPr>
-    </w:p>
-    <w:p>
-      <w:pPr>
-        <w:spacing w:after="200"/>
-        <w:jc w:val="center"/>
-        <w:rPr>
-          <w:rFonts w:ascii="Cambria" w:eastAsia="Cambria" w:hAnsi="Cambria" w:cs="Cambria"/>
-        </w:rPr>
-      </w:pPr>
-    </w:p>
-    <w:p>
-      <w:pPr>
-        <w:pStyle w:val="Ttulo2"/>
-        <w:spacing w:before="200" w:after="0"/>
-        <w:rPr>
-          <w:rFonts w:ascii="Cambria" w:eastAsia="Cambria" w:hAnsi="Cambria" w:cs="Cambria"/>
-          <w:b/>
-          <w:bCs/>
-          <w:sz w:val="22"/>
-          <w:szCs w:val="22"/>
-        </w:rPr>
-      </w:pPr>
-      <w:bookmarkStart w:id="24" w:name="_tkoch8xeivuv" w:colFirst="0" w:colLast="0"/>
-      <w:bookmarkEnd w:id="24"/>
-      <w:r>
-        <w:rPr>
-          <w:rFonts w:ascii="Cambria" w:eastAsia="Cambria" w:hAnsi="Cambria" w:cs="Cambria"/>
-          <w:b/>
-          <w:bCs/>
-          <w:sz w:val="22"/>
-          <w:szCs w:val="22"/>
-        </w:rPr>
-        <w:t>Vista de Desarrollo</w:t>
-      </w:r>
-    </w:p>
-    <w:p>
-      <w:pPr>
-        <w:spacing w:after="200"/>
-        <w:rPr>
-          <w:rFonts w:ascii="Cambria" w:eastAsia="Cambria" w:hAnsi="Cambria" w:cs="Cambria"/>
-        </w:rPr>
-      </w:pPr>
-      <w:r>
-        <w:rPr>
-          <w:rFonts w:ascii="Cambria" w:eastAsia="Cambria" w:hAnsi="Cambria" w:cs="Cambria"/>
-        </w:rPr>
-        <w:t>Este diagrama representa una arquitectura de microservicios robusta y desacoplada, estructurada en tres capas principales que garantizan la escalabilidad del sistema. En el Frontend, se observa una gestión avanzada mediante un componente de "Gestor de Estados" que separa la lógica de la interfaz de usuario de la persistencia local. La comunicación se centraliza a través de un API Gateway, que actúa como único punto de entrada para orquestar las peticiones hacia el Paquete de Servicios, donde cada microservicio (usuarios, mascotas, citas, etc.) opera de forma independiente y se comunica mediante interfaces definidas. Finalmente, el diseño implementa el patrón de Base de Datos por Servicio en el Paquete de Persistencia, asegurando que cada módulo tenga total autonomía sobre sus datos y evitando puntos únicos de fallo, lo que resulta en un sistema altamente mantenible y profesional.</w:t>
-      </w:r>
-    </w:p>
-    <w:p>
-      <w:pPr>
-        <w:spacing w:after="200"/>
-        <w:jc w:val="center"/>
-        <w:rPr>
-          <w:rFonts w:ascii="Cambria" w:eastAsia="Cambria" w:hAnsi="Cambria" w:cs="Cambria"/>
-        </w:rPr>
-      </w:pPr>
       <w:r>
         <w:rPr>
           <w:rFonts w:ascii="Cambria" w:eastAsia="Cambria" w:hAnsi="Cambria" w:cs="Cambria"/>
           <w:noProof/>
         </w:rPr>
+        <w:lastRenderedPageBreak/>
         <w:drawing>
-          <wp:inline distT="114300" distB="114300" distL="114300" distR="114300" wp14:anchorId="72ABF5EB" wp14:editId="4A0634AD">
-            <wp:extent cx="5731200" cy="2019300"/>
+          <wp:inline distT="114300" distB="114300" distL="114300" distR="114300" wp14:anchorId="3A4AE2CC" wp14:editId="65EB9130">
+            <wp:extent cx="5731200" cy="2324100"/>
             <wp:effectExtent l="0" t="0" r="0" b="0"/>
-            <wp:docPr id="9" name="image6.png"/>
+            <wp:docPr id="12" name="image5.png"/>
             <wp:cNvGraphicFramePr/>
             <a:graphic xmlns:a="http://schemas.openxmlformats.org/drawingml/2006/main">
               <a:graphicData uri="http://schemas.openxmlformats.org/drawingml/2006/picture">
                 <pic:pic xmlns:pic="http://schemas.openxmlformats.org/drawingml/2006/picture">
                   <pic:nvPicPr>
-                    <pic:cNvPr id="0" name="image6.png"/>
+                    <pic:cNvPr id="0" name="image5.png"/>
                     <pic:cNvPicPr preferRelativeResize="0"/>
                   </pic:nvPicPr>
                   <pic:blipFill>
@@ -11045,7 +10861,7 @@
                   <pic:spPr>
                     <a:xfrm>
                       <a:off x="0" y="0"/>
-                      <a:ext cx="5731200" cy="2019300"/>
+                      <a:ext cx="5731200" cy="2324100"/>
                     </a:xfrm>
                     <a:prstGeom prst="rect">
                       <a:avLst/>
@@ -11071,8 +10887,8 @@
           <w:szCs w:val="22"/>
         </w:rPr>
       </w:pPr>
-      <w:bookmarkStart w:id="25" w:name="_dcmzjqft5eca" w:colFirst="0" w:colLast="0"/>
-      <w:bookmarkEnd w:id="25"/>
+      <w:bookmarkStart w:id="26" w:name="_dcmzjqft5eca" w:colFirst="0" w:colLast="0"/>
+      <w:bookmarkEnd w:id="26"/>
       <w:r>
         <w:rPr>
           <w:rFonts w:ascii="Cambria" w:eastAsia="Cambria" w:hAnsi="Cambria" w:cs="Cambria"/>
@@ -11111,18 +10927,17 @@
           <w:rFonts w:ascii="Cambria" w:eastAsia="Cambria" w:hAnsi="Cambria" w:cs="Cambria"/>
           <w:noProof/>
         </w:rPr>
-        <w:lastRenderedPageBreak/>
         <w:drawing>
-          <wp:inline distT="114300" distB="114300" distL="114300" distR="114300" wp14:anchorId="6B1FB7DF" wp14:editId="3ADDDCD9">
+          <wp:inline distT="114300" distB="114300" distL="114300" distR="114300" wp14:anchorId="192DB98E" wp14:editId="0A342B45">
             <wp:extent cx="5634038" cy="2542634"/>
             <wp:effectExtent l="0" t="0" r="0" b="0"/>
-            <wp:docPr id="3" name="image12.png"/>
+            <wp:docPr id="3" name="image15.png"/>
             <wp:cNvGraphicFramePr/>
             <a:graphic xmlns:a="http://schemas.openxmlformats.org/drawingml/2006/main">
               <a:graphicData uri="http://schemas.openxmlformats.org/drawingml/2006/picture">
                 <pic:pic xmlns:pic="http://schemas.openxmlformats.org/drawingml/2006/picture">
                   <pic:nvPicPr>
-                    <pic:cNvPr id="0" name="image12.png"/>
+                    <pic:cNvPr id="0" name="image15.png"/>
                     <pic:cNvPicPr preferRelativeResize="0"/>
                   </pic:nvPicPr>
                   <pic:blipFill>
@@ -11170,8 +10985,8 @@
           <w:szCs w:val="22"/>
         </w:rPr>
       </w:pPr>
-      <w:bookmarkStart w:id="26" w:name="_3oi452do1gbr" w:colFirst="0" w:colLast="0"/>
-      <w:bookmarkEnd w:id="26"/>
+      <w:bookmarkStart w:id="27" w:name="_3oi452do1gbr" w:colFirst="0" w:colLast="0"/>
+      <w:bookmarkEnd w:id="27"/>
       <w:r>
         <w:rPr>
           <w:rFonts w:ascii="Cambria" w:eastAsia="Cambria" w:hAnsi="Cambria" w:cs="Cambria"/>
@@ -11187,42 +11002,77 @@
       <w:pPr>
         <w:spacing w:before="200"/>
         <w:rPr>
-          <w:rFonts w:ascii="Cambria" w:eastAsia="Cambria" w:hAnsi="Cambria" w:cs="Cambria"/>
-        </w:rPr>
-      </w:pPr>
-      <w:r>
-        <w:rPr>
-          <w:rFonts w:ascii="Cambria" w:eastAsia="Cambria" w:hAnsi="Cambria" w:cs="Cambria"/>
-        </w:rPr>
-        <w:t xml:space="preserve">Este diagrama detalla la infraestructura basada en la nube para el ecosistema </w:t>
-      </w:r>
-      <w:proofErr w:type="spellStart"/>
-      <w:r>
-        <w:rPr>
-          <w:rFonts w:ascii="Cambria" w:eastAsia="Cambria" w:hAnsi="Cambria" w:cs="Cambria"/>
-        </w:rPr>
-        <w:t>PetDate</w:t>
-      </w:r>
-      <w:proofErr w:type="spellEnd"/>
-      <w:r>
-        <w:rPr>
-          <w:rFonts w:ascii="Cambria" w:eastAsia="Cambria" w:hAnsi="Cambria" w:cs="Cambria"/>
-        </w:rPr>
-        <w:t xml:space="preserve">, organizada bajo un modelo de nube híbrida y segmentación de red. La arquitectura comienza con el PC del Usuario, que accede mediante protocolos HTTPS a un servidor de frontend (donde reside la UI en React y el gestor de estados), </w:t>
-      </w:r>
-      <w:proofErr w:type="spellStart"/>
-      <w:r>
-        <w:rPr>
-          <w:rFonts w:ascii="Cambria" w:eastAsia="Cambria" w:hAnsi="Cambria" w:cs="Cambria"/>
-        </w:rPr>
-        <w:t>contenedorizado</w:t>
-      </w:r>
-      <w:proofErr w:type="spellEnd"/>
-      <w:r>
-        <w:rPr>
-          <w:rFonts w:ascii="Cambria" w:eastAsia="Cambria" w:hAnsi="Cambria" w:cs="Cambria"/>
-        </w:rPr>
-        <w:t xml:space="preserve"> mediante Docker. El núcleo del sistema se despliega en una instancia EC2 de Amazon (Pública), que actúa como capa de computación principal; aquí, un API Gateway orquesta el tráfico hacia los microservicios, los cuales son gestionados en un entorno Linux con Docker y control de versiones vía GitHub. Finalmente, para garantizar la máxima seguridad de los datos, la persistencia se traslada a una instancia EC2 privada, aislada del acceso público directo, que aloja las bases de datos MongoDB para cada servicio, asegurando que la información sensible sólo sea accesible de forma interna por la capa de servicios.</w:t>
+          <w:rFonts w:ascii="Calibri" w:eastAsia="Calibri" w:hAnsi="Calibri" w:cs="Calibri"/>
+        </w:rPr>
+      </w:pPr>
+      <w:r>
+        <w:rPr>
+          <w:rFonts w:ascii="Calibri" w:eastAsia="Calibri" w:hAnsi="Calibri" w:cs="Calibri"/>
+        </w:rPr>
+        <w:t>El diagrama de despliegue expone la infraestructura basada en la nube de Amazon Web Services (AWS) implementada para el sistema, la cual adopta un enfoque de seguridad por capas distribuyendo los recursos en instancias dedicadas de Amazon EC2. En la capa perimetral, una instancia EC2 Pública aloja los componentes de la interfaz de usuario (</w:t>
+      </w:r>
+      <w:r>
+        <w:rPr>
+          <w:rFonts w:ascii="Calibri" w:eastAsia="Calibri" w:hAnsi="Calibri" w:cs="Calibri"/>
+          <w:i/>
+          <w:iCs/>
+        </w:rPr>
+        <w:t>frontend</w:t>
+      </w:r>
+      <w:r>
+        <w:rPr>
+          <w:rFonts w:ascii="Calibri" w:eastAsia="Calibri" w:hAnsi="Calibri" w:cs="Calibri"/>
+        </w:rPr>
+        <w:t xml:space="preserve"> desarrollado en React y asistido por Bootstrap) paquetizados mediante </w:t>
+      </w:r>
+      <w:r>
+        <w:rPr>
+          <w:rFonts w:ascii="Calibri" w:eastAsia="Calibri" w:hAnsi="Calibri" w:cs="Calibri"/>
+          <w:i/>
+          <w:iCs/>
+        </w:rPr>
+        <w:t>Docker Compose</w:t>
+      </w:r>
+      <w:r>
+        <w:rPr>
+          <w:rFonts w:ascii="Calibri" w:eastAsia="Calibri" w:hAnsi="Calibri" w:cs="Calibri"/>
+        </w:rPr>
+        <w:t xml:space="preserve">, permitiendo el acceso directo del usuario a través de un navegador web bajo el protocolo seguro HTTPS. La lógica de negocio se encuentra aislada en una instancia EC2 Privada, que contiene el </w:t>
+      </w:r>
+      <w:r>
+        <w:rPr>
+          <w:rFonts w:ascii="Calibri" w:eastAsia="Calibri" w:hAnsi="Calibri" w:cs="Calibri"/>
+          <w:i/>
+          <w:iCs/>
+        </w:rPr>
+        <w:t>API Gateway</w:t>
+      </w:r>
+      <w:r>
+        <w:rPr>
+          <w:rFonts w:ascii="Calibri" w:eastAsia="Calibri" w:hAnsi="Calibri" w:cs="Calibri"/>
+        </w:rPr>
+        <w:t xml:space="preserve"> encargado de orquestar y distribuir el tráfico HTTPS hacia los distintos contenedores de microservicios, apoyándose en herramientas esenciales de soporte como Git, Docker y un sistema operativo Linux para el control de versiones y el lanzamiento automatizado de servicios. Finalmente, la persistencia se delega a una segunda instancia EC2 Privada totalmente restringida, la cual resguarda los motores </w:t>
+      </w:r>
+      <w:r>
+        <w:rPr>
+          <w:rFonts w:ascii="Calibri" w:eastAsia="Calibri" w:hAnsi="Calibri" w:cs="Calibri"/>
+        </w:rPr>
+        <w:lastRenderedPageBreak/>
+        <w:t>de bases de datos (MongoDB), los servicios de almacenamiento de imágenes y las rutinas de respaldo (</w:t>
+      </w:r>
+      <w:r>
+        <w:rPr>
+          <w:rFonts w:ascii="Calibri" w:eastAsia="Calibri" w:hAnsi="Calibri" w:cs="Calibri"/>
+          <w:i/>
+          <w:iCs/>
+        </w:rPr>
+        <w:t>Backup</w:t>
+      </w:r>
+      <w:r>
+        <w:rPr>
+          <w:rFonts w:ascii="Calibri" w:eastAsia="Calibri" w:hAnsi="Calibri" w:cs="Calibri"/>
+        </w:rPr>
+        <w:t xml:space="preserve">), garantizando así el aislamiento crítico de los datos, la alta disponibilidad y la integridad de la información sensible del ecosistema. </w:t>
       </w:r>
     </w:p>
     <w:p>
@@ -11247,16 +11097,16 @@
           <w:noProof/>
         </w:rPr>
         <w:drawing>
-          <wp:inline distT="114300" distB="114300" distL="114300" distR="114300" wp14:anchorId="6C6E4DF7" wp14:editId="5EB1F477">
-            <wp:extent cx="5731200" cy="2057400"/>
+          <wp:inline distT="114300" distB="114300" distL="114300" distR="114300" wp14:anchorId="0E6CAFC4" wp14:editId="7A9FA06E">
+            <wp:extent cx="5731200" cy="2019300"/>
             <wp:effectExtent l="0" t="0" r="0" b="0"/>
-            <wp:docPr id="18" name="image3.png"/>
+            <wp:docPr id="25" name="image13.png"/>
             <wp:cNvGraphicFramePr/>
             <a:graphic xmlns:a="http://schemas.openxmlformats.org/drawingml/2006/main">
               <a:graphicData uri="http://schemas.openxmlformats.org/drawingml/2006/picture">
                 <pic:pic xmlns:pic="http://schemas.openxmlformats.org/drawingml/2006/picture">
                   <pic:nvPicPr>
-                    <pic:cNvPr id="0" name="image3.png"/>
+                    <pic:cNvPr id="0" name="image13.png"/>
                     <pic:cNvPicPr preferRelativeResize="0"/>
                   </pic:nvPicPr>
                   <pic:blipFill>
@@ -11269,7 +11119,7 @@
                   <pic:spPr>
                     <a:xfrm>
                       <a:off x="0" y="0"/>
-                      <a:ext cx="5731200" cy="2057400"/>
+                      <a:ext cx="5731200" cy="2019300"/>
                     </a:xfrm>
                     <a:prstGeom prst="rect">
                       <a:avLst/>
@@ -11295,8 +11145,8 @@
           <w:szCs w:val="22"/>
         </w:rPr>
       </w:pPr>
-      <w:bookmarkStart w:id="27" w:name="_xf8q9ahrku88" w:colFirst="0" w:colLast="0"/>
-      <w:bookmarkEnd w:id="27"/>
+      <w:bookmarkStart w:id="28" w:name="_xf8q9ahrku88" w:colFirst="0" w:colLast="0"/>
+      <w:bookmarkEnd w:id="28"/>
       <w:r>
         <w:rPr>
           <w:rFonts w:ascii="Cambria" w:eastAsia="Cambria" w:hAnsi="Cambria" w:cs="Cambria"/>
@@ -11330,25 +11180,24 @@
           <w:rFonts w:ascii="Cambria" w:eastAsia="Cambria" w:hAnsi="Cambria" w:cs="Cambria"/>
         </w:rPr>
       </w:pPr>
-      <w:bookmarkStart w:id="28" w:name="_65o8lbpy5sg" w:colFirst="0" w:colLast="0"/>
-      <w:bookmarkEnd w:id="28"/>
+      <w:bookmarkStart w:id="29" w:name="_65o8lbpy5sg" w:colFirst="0" w:colLast="0"/>
+      <w:bookmarkEnd w:id="29"/>
       <w:r>
         <w:rPr>
           <w:rFonts w:ascii="Cambria" w:eastAsia="Cambria" w:hAnsi="Cambria" w:cs="Cambria"/>
           <w:noProof/>
         </w:rPr>
-        <w:lastRenderedPageBreak/>
         <w:drawing>
-          <wp:inline distT="0" distB="0" distL="0" distR="0" wp14:anchorId="6BFC5D42" wp14:editId="4B92999F">
+          <wp:inline distT="0" distB="0" distL="0" distR="0" wp14:anchorId="58DA9EEF" wp14:editId="56102425">
             <wp:extent cx="3568538" cy="2816424"/>
             <wp:effectExtent l="0" t="0" r="0" b="0"/>
-            <wp:docPr id="22" name="image19.png"/>
+            <wp:docPr id="22" name="image26.png"/>
             <wp:cNvGraphicFramePr/>
             <a:graphic xmlns:a="http://schemas.openxmlformats.org/drawingml/2006/main">
               <a:graphicData uri="http://schemas.openxmlformats.org/drawingml/2006/picture">
                 <pic:pic xmlns:pic="http://schemas.openxmlformats.org/drawingml/2006/picture">
                   <pic:nvPicPr>
-                    <pic:cNvPr id="0" name="image19.png"/>
+                    <pic:cNvPr id="0" name="image26.png"/>
                     <pic:cNvPicPr preferRelativeResize="0"/>
                   </pic:nvPicPr>
                   <pic:blipFill>
@@ -11387,8 +11236,8 @@
           <w:szCs w:val="22"/>
         </w:rPr>
       </w:pPr>
-      <w:bookmarkStart w:id="29" w:name="_c2lw9znhujgm" w:colFirst="0" w:colLast="0"/>
-      <w:bookmarkEnd w:id="29"/>
+      <w:bookmarkStart w:id="30" w:name="_c2lw9znhujgm" w:colFirst="0" w:colLast="0"/>
+      <w:bookmarkEnd w:id="30"/>
       <w:r>
         <w:rPr>
           <w:rFonts w:ascii="Cambria" w:eastAsia="Cambria" w:hAnsi="Cambria" w:cs="Cambria"/>
@@ -11411,21 +11260,14 @@
         <w:rPr>
           <w:rFonts w:ascii="Cambria" w:eastAsia="Cambria" w:hAnsi="Cambria" w:cs="Cambria"/>
         </w:rPr>
-        <w:t xml:space="preserve">Este diagrama representa el proceso de validación y autorización de solicitudes mediante JWT en una arquitectura de microservicios. El flujo comienza cuando el cliente realiza una solicitud al sistema, la cual es interceptada por el Gateway. Posteriormente, el Gateway valida el token JWT enviado en la petición para verificar la autenticidad y autorización del usuario. Si el token no es válido, el sistema deniega el acceso, genera una respuesta HTTP 401 </w:t>
-      </w:r>
-      <w:proofErr w:type="spellStart"/>
-      <w:r>
-        <w:rPr>
-          <w:rFonts w:ascii="Cambria" w:eastAsia="Cambria" w:hAnsi="Cambria" w:cs="Cambria"/>
-        </w:rPr>
-        <w:t>Unauthorized</w:t>
-      </w:r>
-      <w:proofErr w:type="spellEnd"/>
-      <w:r>
-        <w:rPr>
-          <w:rFonts w:ascii="Cambria" w:eastAsia="Cambria" w:hAnsi="Cambria" w:cs="Cambria"/>
-        </w:rPr>
-        <w:t xml:space="preserve"> y envía un mensaje de error al cliente, finalizando el proceso. En cambio, si el token es válido, el Gateway reenvía la solicitud al microservicio correspondiente, donde se procesa la petición, se genera una respuesta exitosa y se devuelve un código HTTP 200 OK al cliente, concluyendo correctamente la operación. </w:t>
+        <w:t xml:space="preserve">Este diagrama representa el proceso de validación y autorización de solicitudes mediante JWT en una arquitectura de microservicios. El flujo comienza cuando el cliente realiza una solicitud al sistema, la cual es interceptada por el Gateway. Posteriormente, el Gateway valida el token JWT enviado en la petición para verificar la autenticidad y autorización del usuario. Si el token no es válido, el sistema deniega el acceso, genera una respuesta HTTP 401 Unauthorized y envía un mensaje de error al cliente, finalizando el proceso. En cambio, si el token es válido, el Gateway reenvía la solicitud al microservicio correspondiente, donde se procesa la petición, se </w:t>
+      </w:r>
+      <w:r>
+        <w:rPr>
+          <w:rFonts w:ascii="Cambria" w:eastAsia="Cambria" w:hAnsi="Cambria" w:cs="Cambria"/>
+        </w:rPr>
+        <w:lastRenderedPageBreak/>
+        <w:t xml:space="preserve">genera una respuesta exitosa y se devuelve un código HTTP 200 OK al cliente, concluyendo correctamente la operación. </w:t>
       </w:r>
     </w:p>
     <w:p>
@@ -11441,18 +11283,17 @@
           <w:rFonts w:ascii="Cambria" w:eastAsia="Cambria" w:hAnsi="Cambria" w:cs="Cambria"/>
           <w:noProof/>
         </w:rPr>
-        <w:lastRenderedPageBreak/>
         <w:drawing>
-          <wp:inline distT="114300" distB="114300" distL="114300" distR="114300" wp14:anchorId="521C5149" wp14:editId="23674645">
+          <wp:inline distT="114300" distB="114300" distL="114300" distR="114300" wp14:anchorId="444779CE" wp14:editId="0518AFED">
             <wp:extent cx="3645708" cy="3922987"/>
             <wp:effectExtent l="0" t="0" r="0" b="0"/>
-            <wp:docPr id="7" name="image1.png"/>
+            <wp:docPr id="8" name="image8.png"/>
             <wp:cNvGraphicFramePr/>
             <a:graphic xmlns:a="http://schemas.openxmlformats.org/drawingml/2006/main">
               <a:graphicData uri="http://schemas.openxmlformats.org/drawingml/2006/picture">
                 <pic:pic xmlns:pic="http://schemas.openxmlformats.org/drawingml/2006/picture">
                   <pic:nvPicPr>
-                    <pic:cNvPr id="0" name="image1.png"/>
+                    <pic:cNvPr id="0" name="image8.png"/>
                     <pic:cNvPicPr preferRelativeResize="0"/>
                   </pic:nvPicPr>
                   <pic:blipFill>
@@ -11497,8 +11338,8 @@
           <w:szCs w:val="22"/>
         </w:rPr>
       </w:pPr>
-      <w:bookmarkStart w:id="30" w:name="_by77xoc9698p" w:colFirst="0" w:colLast="0"/>
-      <w:bookmarkEnd w:id="30"/>
+      <w:bookmarkStart w:id="31" w:name="_by77xoc9698p" w:colFirst="0" w:colLast="0"/>
+      <w:bookmarkEnd w:id="31"/>
       <w:r>
         <w:rPr>
           <w:rFonts w:ascii="Cambria" w:eastAsia="Cambria" w:hAnsi="Cambria" w:cs="Cambria"/>
@@ -11527,21 +11368,7 @@
         <w:rPr>
           <w:rFonts w:ascii="Cambria" w:eastAsia="Cambria" w:hAnsi="Cambria" w:cs="Cambria"/>
         </w:rPr>
-        <w:t xml:space="preserve">Para el desarrollo y pruebas del sistema </w:t>
-      </w:r>
-      <w:proofErr w:type="spellStart"/>
-      <w:r>
-        <w:rPr>
-          <w:rFonts w:ascii="Cambria" w:eastAsia="Cambria" w:hAnsi="Cambria" w:cs="Cambria"/>
-        </w:rPr>
-        <w:t>PetDate</w:t>
-      </w:r>
-      <w:proofErr w:type="spellEnd"/>
-      <w:r>
-        <w:rPr>
-          <w:rFonts w:ascii="Cambria" w:eastAsia="Cambria" w:hAnsi="Cambria" w:cs="Cambria"/>
-        </w:rPr>
-        <w:t xml:space="preserve"> se configuró un ambiente local de desarrollo orientado a simular el funcionamiento del entorno productivo. Este ambiente permite ejecutar y validar la comunicación entre frontend, backend y base de datos antes de un despliegue final. </w:t>
+        <w:t xml:space="preserve">Para el desarrollo y pruebas del sistema PetDate se configuró un ambiente local de desarrollo orientado a simular el funcionamiento del entorno productivo. Este ambiente permite ejecutar y validar la comunicación entre frontend, backend y base de datos antes de un despliegue final. </w:t>
       </w:r>
     </w:p>
     <w:p>
@@ -11636,23 +11463,7 @@
           <w:rFonts w:ascii="Cambria" w:eastAsia="Cambria" w:hAnsi="Cambria" w:cs="Cambria"/>
           <w:lang w:val="en-US"/>
         </w:rPr>
-        <w:t xml:space="preserve">Java JDK 17 -&gt; </w:t>
-      </w:r>
-      <w:proofErr w:type="spellStart"/>
-      <w:r>
-        <w:rPr>
-          <w:rFonts w:ascii="Cambria" w:eastAsia="Cambria" w:hAnsi="Cambria" w:cs="Cambria"/>
-          <w:lang w:val="en-US"/>
-        </w:rPr>
-        <w:t>Ejecución</w:t>
-      </w:r>
-      <w:proofErr w:type="spellEnd"/>
-      <w:r>
-        <w:rPr>
-          <w:rFonts w:ascii="Cambria" w:eastAsia="Cambria" w:hAnsi="Cambria" w:cs="Cambria"/>
-          <w:lang w:val="en-US"/>
-        </w:rPr>
-        <w:t xml:space="preserve"> backend Spring Boot</w:t>
+        <w:t>Java JDK 17 -&gt; Ejecución backend Spring Boot</w:t>
       </w:r>
     </w:p>
     <w:p>
@@ -11734,16 +11545,8 @@
         <w:rPr>
           <w:rFonts w:ascii="Cambria" w:eastAsia="Cambria" w:hAnsi="Cambria" w:cs="Cambria"/>
         </w:rPr>
-        <w:t xml:space="preserve">Postman -&gt; Pruebas </w:t>
-      </w:r>
-      <w:proofErr w:type="spellStart"/>
-      <w:r>
-        <w:rPr>
-          <w:rFonts w:ascii="Cambria" w:eastAsia="Cambria" w:hAnsi="Cambria" w:cs="Cambria"/>
-        </w:rPr>
-        <w:t>APIs</w:t>
-      </w:r>
-      <w:proofErr w:type="spellEnd"/>
+        <w:t>Postman -&gt; Pruebas APIs</w:t>
+      </w:r>
     </w:p>
     <w:p>
       <w:pPr>
@@ -11759,35 +11562,7 @@
         <w:rPr>
           <w:rFonts w:ascii="Cambria" w:eastAsia="Cambria" w:hAnsi="Cambria" w:cs="Cambria"/>
         </w:rPr>
-        <w:t xml:space="preserve">Junit y </w:t>
-      </w:r>
-      <w:proofErr w:type="spellStart"/>
-      <w:r>
-        <w:rPr>
-          <w:rFonts w:ascii="Cambria" w:eastAsia="Cambria" w:hAnsi="Cambria" w:cs="Cambria"/>
-        </w:rPr>
-        <w:t>Mockito</w:t>
-      </w:r>
-      <w:proofErr w:type="spellEnd"/>
-      <w:r>
-        <w:rPr>
-          <w:rFonts w:ascii="Cambria" w:eastAsia="Cambria" w:hAnsi="Cambria" w:cs="Cambria"/>
-        </w:rPr>
-        <w:t xml:space="preserve"> -&gt; </w:t>
-      </w:r>
-      <w:proofErr w:type="spellStart"/>
-      <w:r>
-        <w:rPr>
-          <w:rFonts w:ascii="Cambria" w:eastAsia="Cambria" w:hAnsi="Cambria" w:cs="Cambria"/>
-        </w:rPr>
-        <w:t>Testing</w:t>
-      </w:r>
-      <w:proofErr w:type="spellEnd"/>
-      <w:r>
-        <w:rPr>
-          <w:rFonts w:ascii="Cambria" w:eastAsia="Cambria" w:hAnsi="Cambria" w:cs="Cambria"/>
-        </w:rPr>
-        <w:t xml:space="preserve"> en microservicios</w:t>
+        <w:t>Junit y Mockito -&gt; Testing en microservicios</w:t>
       </w:r>
     </w:p>
     <w:p>
@@ -11831,22 +11606,7 @@
         <w:rPr>
           <w:rFonts w:ascii="Cambria" w:eastAsia="Cambria" w:hAnsi="Cambria" w:cs="Cambria"/>
         </w:rPr>
-        <w:lastRenderedPageBreak/>
-        <w:t xml:space="preserve">El frontend desarrollado en React requiere Node.js y </w:t>
-      </w:r>
-      <w:proofErr w:type="spellStart"/>
-      <w:r>
-        <w:rPr>
-          <w:rFonts w:ascii="Cambria" w:eastAsia="Cambria" w:hAnsi="Cambria" w:cs="Cambria"/>
-        </w:rPr>
-        <w:t>npm</w:t>
-      </w:r>
-      <w:proofErr w:type="spellEnd"/>
-      <w:r>
-        <w:rPr>
-          <w:rFonts w:ascii="Cambria" w:eastAsia="Cambria" w:hAnsi="Cambria" w:cs="Cambria"/>
-        </w:rPr>
-        <w:t xml:space="preserve"> para la instalación de dependencias y ejecución del proyecto. </w:t>
+        <w:t xml:space="preserve">El frontend desarrollado en React requiere Node.js y npm para la instalación de dependencias y ejecución del proyecto. </w:t>
       </w:r>
     </w:p>
     <w:p>
@@ -11883,28 +11643,12 @@
           <w:rFonts w:ascii="Cambria" w:eastAsia="Cambria" w:hAnsi="Cambria" w:cs="Cambria"/>
         </w:rPr>
       </w:pPr>
-      <w:proofErr w:type="spellStart"/>
-      <w:r>
-        <w:rPr>
-          <w:rFonts w:ascii="Cambria" w:eastAsia="Cambria" w:hAnsi="Cambria" w:cs="Cambria"/>
-        </w:rPr>
-        <w:t>npm</w:t>
-      </w:r>
-      <w:proofErr w:type="spellEnd"/>
-      <w:r>
-        <w:rPr>
-          <w:rFonts w:ascii="Cambria" w:eastAsia="Cambria" w:hAnsi="Cambria" w:cs="Cambria"/>
-        </w:rPr>
-        <w:t xml:space="preserve"> </w:t>
-      </w:r>
-      <w:proofErr w:type="spellStart"/>
-      <w:r>
-        <w:rPr>
-          <w:rFonts w:ascii="Cambria" w:eastAsia="Cambria" w:hAnsi="Cambria" w:cs="Cambria"/>
-        </w:rPr>
-        <w:t>install</w:t>
-      </w:r>
-      <w:proofErr w:type="spellEnd"/>
+      <w:r>
+        <w:rPr>
+          <w:rFonts w:ascii="Cambria" w:eastAsia="Cambria" w:hAnsi="Cambria" w:cs="Cambria"/>
+        </w:rPr>
+        <w:t>npm install</w:t>
+      </w:r>
     </w:p>
     <w:p>
       <w:pPr>
@@ -11940,28 +11684,12 @@
           <w:rFonts w:ascii="Cambria" w:eastAsia="Cambria" w:hAnsi="Cambria" w:cs="Cambria"/>
         </w:rPr>
       </w:pPr>
-      <w:proofErr w:type="spellStart"/>
-      <w:r>
-        <w:rPr>
-          <w:rFonts w:ascii="Cambria" w:eastAsia="Cambria" w:hAnsi="Cambria" w:cs="Cambria"/>
-        </w:rPr>
-        <w:t>npm</w:t>
-      </w:r>
-      <w:proofErr w:type="spellEnd"/>
-      <w:r>
-        <w:rPr>
-          <w:rFonts w:ascii="Cambria" w:eastAsia="Cambria" w:hAnsi="Cambria" w:cs="Cambria"/>
-        </w:rPr>
-        <w:t xml:space="preserve"> run </w:t>
-      </w:r>
-      <w:proofErr w:type="spellStart"/>
-      <w:r>
-        <w:rPr>
-          <w:rFonts w:ascii="Cambria" w:eastAsia="Cambria" w:hAnsi="Cambria" w:cs="Cambria"/>
-        </w:rPr>
-        <w:t>dev</w:t>
-      </w:r>
-      <w:proofErr w:type="spellEnd"/>
+      <w:r>
+        <w:rPr>
+          <w:rFonts w:ascii="Cambria" w:eastAsia="Cambria" w:hAnsi="Cambria" w:cs="Cambria"/>
+        </w:rPr>
+        <w:t>npm run dev</w:t>
+      </w:r>
     </w:p>
     <w:p>
       <w:pPr>
@@ -12064,16 +11792,16 @@
           <w:noProof/>
         </w:rPr>
         <w:drawing>
-          <wp:inline distT="114300" distB="114300" distL="114300" distR="114300" wp14:anchorId="4BFF9C5C" wp14:editId="281E405A">
+          <wp:inline distT="114300" distB="114300" distL="114300" distR="114300" wp14:anchorId="1F21D3A4" wp14:editId="6FC10B6C">
             <wp:extent cx="3058950" cy="1994603"/>
             <wp:effectExtent l="0" t="0" r="0" b="0"/>
-            <wp:docPr id="26" name="image25.png"/>
+            <wp:docPr id="26" name="image22.png"/>
             <wp:cNvGraphicFramePr/>
             <a:graphic xmlns:a="http://schemas.openxmlformats.org/drawingml/2006/main">
               <a:graphicData uri="http://schemas.openxmlformats.org/drawingml/2006/picture">
                 <pic:pic xmlns:pic="http://schemas.openxmlformats.org/drawingml/2006/picture">
                   <pic:nvPicPr>
-                    <pic:cNvPr id="0" name="image25.png"/>
+                    <pic:cNvPr id="0" name="image22.png"/>
                     <pic:cNvPicPr preferRelativeResize="0"/>
                   </pic:nvPicPr>
                   <pic:blipFill>
@@ -12164,35 +11892,7 @@
         <w:rPr>
           <w:rFonts w:ascii="Cambria" w:eastAsia="Cambria" w:hAnsi="Cambria" w:cs="Cambria"/>
         </w:rPr>
-        <w:t xml:space="preserve">Todos los microservicios Spring Boot utilizan un </w:t>
-      </w:r>
-      <w:proofErr w:type="spellStart"/>
-      <w:r>
-        <w:rPr>
-          <w:rFonts w:ascii="Cambria" w:eastAsia="Cambria" w:hAnsi="Cambria" w:cs="Cambria"/>
-        </w:rPr>
-        <w:t>Dockerfile</w:t>
-      </w:r>
-      <w:proofErr w:type="spellEnd"/>
-      <w:r>
-        <w:rPr>
-          <w:rFonts w:ascii="Cambria" w:eastAsia="Cambria" w:hAnsi="Cambria" w:cs="Cambria"/>
-        </w:rPr>
-        <w:t xml:space="preserve"> </w:t>
-      </w:r>
-      <w:proofErr w:type="spellStart"/>
-      <w:r>
-        <w:rPr>
-          <w:rFonts w:ascii="Cambria" w:eastAsia="Cambria" w:hAnsi="Cambria" w:cs="Cambria"/>
-        </w:rPr>
-        <w:t>multi-etapa</w:t>
-      </w:r>
-      <w:proofErr w:type="spellEnd"/>
-      <w:r>
-        <w:rPr>
-          <w:rFonts w:ascii="Cambria" w:eastAsia="Cambria" w:hAnsi="Cambria" w:cs="Cambria"/>
-        </w:rPr>
-        <w:t xml:space="preserve"> idéntico. La primera etapa compila el proyecto con Maven (incluyendo todas las dependencias: Spring Security, MongoDB Driver, JWT, Swagger) y la segunda etapa genera una imagen mínima con solo el JAR ejecutable.</w:t>
+        <w:t>Todos los microservicios Spring Boot utilizan un Dockerfile multi-etapa idéntico. La primera etapa compila el proyecto con Maven (incluyendo todas las dependencias: Spring Security, MongoDB Driver, JWT, Swagger) y la segunda etapa genera una imagen mínima con solo el JAR ejecutable.</w:t>
       </w:r>
     </w:p>
     <w:p>
@@ -12209,10 +11909,10 @@
         </w:rPr>
         <w:lastRenderedPageBreak/>
         <w:drawing>
-          <wp:inline distT="114300" distB="114300" distL="114300" distR="114300" wp14:anchorId="2B9788C0" wp14:editId="6F65EF3C">
+          <wp:inline distT="114300" distB="114300" distL="114300" distR="114300" wp14:anchorId="5BE02E10" wp14:editId="4253F128">
             <wp:extent cx="2849400" cy="1955127"/>
             <wp:effectExtent l="0" t="0" r="0" b="0"/>
-            <wp:docPr id="14" name="image4.png"/>
+            <wp:docPr id="15" name="image4.png"/>
             <wp:cNvGraphicFramePr/>
             <a:graphic xmlns:a="http://schemas.openxmlformats.org/drawingml/2006/main">
               <a:graphicData uri="http://schemas.openxmlformats.org/drawingml/2006/picture">
@@ -12281,18 +11981,8 @@
           <w:b/>
           <w:bCs/>
         </w:rPr>
-        <w:t xml:space="preserve">Configuración Docker </w:t>
-      </w:r>
-      <w:proofErr w:type="spellStart"/>
-      <w:r>
-        <w:rPr>
-          <w:rFonts w:ascii="Cambria" w:eastAsia="Cambria" w:hAnsi="Cambria" w:cs="Cambria"/>
-          <w:b/>
-          <w:bCs/>
-        </w:rPr>
-        <w:t>compose</w:t>
-      </w:r>
-      <w:proofErr w:type="spellEnd"/>
+        <w:t>Configuración Docker compose</w:t>
+      </w:r>
     </w:p>
     <w:p>
       <w:pPr>
@@ -12305,49 +11995,7 @@
         <w:rPr>
           <w:rFonts w:ascii="Cambria" w:eastAsia="Cambria" w:hAnsi="Cambria" w:cs="Cambria"/>
         </w:rPr>
-        <w:t xml:space="preserve">Para el despliegue del sistema </w:t>
-      </w:r>
-      <w:proofErr w:type="spellStart"/>
-      <w:r>
-        <w:rPr>
-          <w:rFonts w:ascii="Cambria" w:eastAsia="Cambria" w:hAnsi="Cambria" w:cs="Cambria"/>
-        </w:rPr>
-        <w:t>PetDate</w:t>
-      </w:r>
-      <w:proofErr w:type="spellEnd"/>
-      <w:r>
-        <w:rPr>
-          <w:rFonts w:ascii="Cambria" w:eastAsia="Cambria" w:hAnsi="Cambria" w:cs="Cambria"/>
-        </w:rPr>
-        <w:t xml:space="preserve"> se configuraron dos archivos </w:t>
-      </w:r>
-      <w:proofErr w:type="spellStart"/>
-      <w:r>
-        <w:rPr>
-          <w:rFonts w:ascii="Cambria" w:eastAsia="Cambria" w:hAnsi="Cambria" w:cs="Cambria"/>
-        </w:rPr>
-        <w:t>docker-compose</w:t>
-      </w:r>
-      <w:proofErr w:type="spellEnd"/>
-      <w:r>
-        <w:rPr>
-          <w:rFonts w:ascii="Cambria" w:eastAsia="Cambria" w:hAnsi="Cambria" w:cs="Cambria"/>
-        </w:rPr>
-        <w:t xml:space="preserve">, separando la administración de los microservicios y la base de datos MongoDB junto al sistema de </w:t>
-      </w:r>
-      <w:proofErr w:type="spellStart"/>
-      <w:r>
-        <w:rPr>
-          <w:rFonts w:ascii="Cambria" w:eastAsia="Cambria" w:hAnsi="Cambria" w:cs="Cambria"/>
-        </w:rPr>
-        <w:t>backup</w:t>
-      </w:r>
-      <w:proofErr w:type="spellEnd"/>
-      <w:r>
-        <w:rPr>
-          <w:rFonts w:ascii="Cambria" w:eastAsia="Cambria" w:hAnsi="Cambria" w:cs="Cambria"/>
-        </w:rPr>
-        <w:t>. Esta organización permitió mejorar la modularidad, mantenimiento y escalabilidad de la plataforma.</w:t>
+        <w:t>Para el despliegue del sistema PetDate se configuraron dos archivos docker-compose, separando la administración de los microservicios y la base de datos MongoDB junto al sistema de backup. Esta organización permitió mejorar la modularidad, mantenimiento y escalabilidad de la plataforma.</w:t>
       </w:r>
     </w:p>
     <w:p>
@@ -12361,21 +12009,7 @@
         <w:rPr>
           <w:rFonts w:ascii="Cambria" w:eastAsia="Cambria" w:hAnsi="Cambria" w:cs="Cambria"/>
         </w:rPr>
-        <w:t xml:space="preserve">Todos los contenedores fueron conectados mediante una red interna denominada </w:t>
-      </w:r>
-      <w:proofErr w:type="spellStart"/>
-      <w:r>
-        <w:rPr>
-          <w:rFonts w:ascii="Cambria" w:eastAsia="Cambria" w:hAnsi="Cambria" w:cs="Cambria"/>
-        </w:rPr>
-        <w:t>petdate-network</w:t>
-      </w:r>
-      <w:proofErr w:type="spellEnd"/>
-      <w:r>
-        <w:rPr>
-          <w:rFonts w:ascii="Cambria" w:eastAsia="Cambria" w:hAnsi="Cambria" w:cs="Cambria"/>
-        </w:rPr>
-        <w:t>, permitiendo la comunicación entre servicios utilizando nombres de contenedor en lugar de direcciones IP. Además, se implementaron volúmenes Docker para garantizar la persistencia de los datos, evitando pérdidas de información ante reinicios o eliminación de contenedores.</w:t>
+        <w:t>Todos los contenedores fueron conectados mediante una red interna denominada petdate-network, permitiendo la comunicación entre servicios utilizando nombres de contenedor en lugar de direcciones IP. Además, se implementaron volúmenes Docker para garantizar la persistencia de los datos, evitando pérdidas de información ante reinicios o eliminación de contenedores.</w:t>
       </w:r>
     </w:p>
     <w:p>
@@ -12423,10 +12057,14 @@
           <w:szCs w:val="18"/>
           <w:lang w:val="en-US"/>
         </w:rPr>
-        <w:t xml:space="preserve">  </w:t>
-      </w:r>
-      <w:proofErr w:type="spellStart"/>
-      <w:r>
+        <w:t xml:space="preserve">  petdate-network:</w:t>
+      </w:r>
+    </w:p>
+    <w:p>
+      <w:pPr>
+        <w:shd w:val="clear" w:color="auto" w:fill="EBF3FB"/>
+        <w:spacing w:before="20" w:after="20"/>
+        <w:ind w:left="360"/>
         <w:rPr>
           <w:rFonts w:ascii="Courier New" w:eastAsia="Courier New" w:hAnsi="Courier New" w:cs="Courier New"/>
           <w:color w:val="1A1A1A"/>
@@ -12434,9 +12072,7 @@
           <w:szCs w:val="18"/>
           <w:lang w:val="en-US"/>
         </w:rPr>
-        <w:t>petdate</w:t>
-      </w:r>
-      <w:proofErr w:type="spellEnd"/>
+      </w:pPr>
       <w:r>
         <w:rPr>
           <w:rFonts w:ascii="Courier New" w:eastAsia="Courier New" w:hAnsi="Courier New" w:cs="Courier New"/>
@@ -12445,7 +12081,26 @@
           <w:szCs w:val="18"/>
           <w:lang w:val="en-US"/>
         </w:rPr>
-        <w:t>-network:</w:t>
+        <w:tab/>
+        <w:t>driver: bridge</w:t>
+      </w:r>
+    </w:p>
+    <w:p>
+      <w:pPr>
+        <w:shd w:val="clear" w:color="auto" w:fill="EBF3FB"/>
+        <w:spacing w:before="20" w:after="20"/>
+        <w:ind w:left="360"/>
+        <w:rPr>
+          <w:rFonts w:ascii="Cambria" w:eastAsia="Cambria" w:hAnsi="Cambria" w:cs="Cambria"/>
+          <w:lang w:val="en-US"/>
+        </w:rPr>
+      </w:pPr>
+      <w:r>
+        <w:rPr>
+          <w:rFonts w:ascii="Cambria" w:eastAsia="Cambria" w:hAnsi="Cambria" w:cs="Cambria"/>
+          <w:lang w:val="en-US"/>
+        </w:rPr>
+        <w:t xml:space="preserve"> </w:t>
       </w:r>
     </w:p>
     <w:p>
@@ -12469,8 +12124,7 @@
           <w:szCs w:val="18"/>
           <w:lang w:val="en-US"/>
         </w:rPr>
-        <w:tab/>
-        <w:t>driver: bridge</w:t>
+        <w:t>volumes:</w:t>
       </w:r>
     </w:p>
     <w:p>
@@ -12479,23 +12133,13 @@
         <w:spacing w:before="20" w:after="20"/>
         <w:ind w:left="360"/>
         <w:rPr>
-          <w:rFonts w:ascii="Cambria" w:eastAsia="Cambria" w:hAnsi="Cambria" w:cs="Cambria"/>
-          <w:lang w:val="en-US"/>
-        </w:rPr>
-      </w:pPr>
-      <w:r>
-        <w:rPr>
-          <w:rFonts w:ascii="Cambria" w:eastAsia="Cambria" w:hAnsi="Cambria" w:cs="Cambria"/>
-          <w:lang w:val="en-US"/>
-        </w:rPr>
-        <w:t xml:space="preserve"> </w:t>
-      </w:r>
-    </w:p>
-    <w:p>
-      <w:pPr>
-        <w:shd w:val="clear" w:color="auto" w:fill="EBF3FB"/>
-        <w:spacing w:before="20" w:after="20"/>
-        <w:ind w:left="360"/>
+          <w:rFonts w:ascii="Courier New" w:eastAsia="Courier New" w:hAnsi="Courier New" w:cs="Courier New"/>
+          <w:color w:val="1A1A1A"/>
+          <w:sz w:val="18"/>
+          <w:szCs w:val="18"/>
+        </w:rPr>
+      </w:pPr>
+      <w:r>
         <w:rPr>
           <w:rFonts w:ascii="Courier New" w:eastAsia="Courier New" w:hAnsi="Courier New" w:cs="Courier New"/>
           <w:color w:val="1A1A1A"/>
@@ -12503,29 +12147,36 @@
           <w:szCs w:val="18"/>
           <w:lang w:val="en-US"/>
         </w:rPr>
-      </w:pPr>
+        <w:t xml:space="preserve">  </w:t>
+      </w:r>
       <w:r>
         <w:rPr>
           <w:rFonts w:ascii="Courier New" w:eastAsia="Courier New" w:hAnsi="Courier New" w:cs="Courier New"/>
           <w:color w:val="1A1A1A"/>
           <w:sz w:val="18"/>
           <w:szCs w:val="18"/>
-          <w:lang w:val="en-US"/>
-        </w:rPr>
-        <w:t>volumes:</w:t>
-      </w:r>
-    </w:p>
-    <w:p>
-      <w:pPr>
-        <w:shd w:val="clear" w:color="auto" w:fill="EBF3FB"/>
-        <w:spacing w:before="20" w:after="20"/>
-        <w:ind w:left="360"/>
+        </w:rPr>
+        <w:t xml:space="preserve">petdate-data:    </w:t>
+      </w:r>
+      <w:r>
         <w:rPr>
           <w:rFonts w:ascii="Courier New" w:eastAsia="Courier New" w:hAnsi="Courier New" w:cs="Courier New"/>
           <w:color w:val="1A1A1A"/>
           <w:sz w:val="18"/>
           <w:szCs w:val="18"/>
         </w:rPr>
+        <w:tab/>
+        <w:t># Datos MongoDB</w:t>
+      </w:r>
+    </w:p>
+    <w:p>
+      <w:pPr>
+        <w:shd w:val="clear" w:color="auto" w:fill="EBF3FB"/>
+        <w:spacing w:before="20" w:after="100"/>
+        <w:ind w:left="360"/>
+        <w:rPr>
+          <w:rFonts w:ascii="Cambria" w:eastAsia="Cambria" w:hAnsi="Cambria" w:cs="Cambria"/>
+        </w:rPr>
       </w:pPr>
       <w:r>
         <w:rPr>
@@ -12533,11 +12184,9 @@
           <w:color w:val="1A1A1A"/>
           <w:sz w:val="18"/>
           <w:szCs w:val="18"/>
-          <w:lang w:val="en-US"/>
-        </w:rPr>
-        <w:t xml:space="preserve">  </w:t>
-      </w:r>
-      <w:proofErr w:type="spellStart"/>
+        </w:rPr>
+        <w:t xml:space="preserve">  mascotas-uploads:</w:t>
+      </w:r>
       <w:r>
         <w:rPr>
           <w:rFonts w:ascii="Courier New" w:eastAsia="Courier New" w:hAnsi="Courier New" w:cs="Courier New"/>
@@ -12545,136 +12194,8 @@
           <w:sz w:val="18"/>
           <w:szCs w:val="18"/>
         </w:rPr>
-        <w:t>petdate</w:t>
-      </w:r>
-      <w:proofErr w:type="spellEnd"/>
-      <w:r>
-        <w:rPr>
-          <w:rFonts w:ascii="Courier New" w:eastAsia="Courier New" w:hAnsi="Courier New" w:cs="Courier New"/>
-          <w:color w:val="1A1A1A"/>
-          <w:sz w:val="18"/>
-          <w:szCs w:val="18"/>
-        </w:rPr>
-        <w:t xml:space="preserve">-data:    </w:t>
-      </w:r>
-      <w:r>
-        <w:rPr>
-          <w:rFonts w:ascii="Courier New" w:eastAsia="Courier New" w:hAnsi="Courier New" w:cs="Courier New"/>
-          <w:color w:val="1A1A1A"/>
-          <w:sz w:val="18"/>
-          <w:szCs w:val="18"/>
-        </w:rPr>
         <w:tab/>
-        <w:t># Datos MongoDB</w:t>
-      </w:r>
-    </w:p>
-    <w:p>
-      <w:pPr>
-        <w:shd w:val="clear" w:color="auto" w:fill="EBF3FB"/>
-        <w:spacing w:before="20" w:after="100"/>
-        <w:ind w:left="360"/>
-        <w:rPr>
-          <w:rFonts w:ascii="Cambria" w:eastAsia="Cambria" w:hAnsi="Cambria" w:cs="Cambria"/>
-        </w:rPr>
-      </w:pPr>
-      <w:r>
-        <w:rPr>
-          <w:rFonts w:ascii="Courier New" w:eastAsia="Courier New" w:hAnsi="Courier New" w:cs="Courier New"/>
-          <w:color w:val="1A1A1A"/>
-          <w:sz w:val="18"/>
-          <w:szCs w:val="18"/>
-        </w:rPr>
-        <w:t xml:space="preserve">  mascotas-</w:t>
-      </w:r>
-      <w:proofErr w:type="spellStart"/>
-      <w:r>
-        <w:rPr>
-          <w:rFonts w:ascii="Courier New" w:eastAsia="Courier New" w:hAnsi="Courier New" w:cs="Courier New"/>
-          <w:color w:val="1A1A1A"/>
-          <w:sz w:val="18"/>
-          <w:szCs w:val="18"/>
-        </w:rPr>
-        <w:t>uploads</w:t>
-      </w:r>
-      <w:proofErr w:type="spellEnd"/>
-      <w:r>
-        <w:rPr>
-          <w:rFonts w:ascii="Courier New" w:eastAsia="Courier New" w:hAnsi="Courier New" w:cs="Courier New"/>
-          <w:color w:val="1A1A1A"/>
-          <w:sz w:val="18"/>
-          <w:szCs w:val="18"/>
-        </w:rPr>
-        <w:t>:</w:t>
-      </w:r>
-      <w:r>
-        <w:rPr>
-          <w:rFonts w:ascii="Courier New" w:eastAsia="Courier New" w:hAnsi="Courier New" w:cs="Courier New"/>
-          <w:color w:val="1A1A1A"/>
-          <w:sz w:val="18"/>
-          <w:szCs w:val="18"/>
-        </w:rPr>
-        <w:tab/>
-        <w:t xml:space="preserve"># </w:t>
-      </w:r>
-      <w:proofErr w:type="spellStart"/>
-      <w:r>
-        <w:rPr>
-          <w:rFonts w:ascii="Courier New" w:eastAsia="Courier New" w:hAnsi="Courier New" w:cs="Courier New"/>
-          <w:color w:val="1A1A1A"/>
-          <w:sz w:val="18"/>
-          <w:szCs w:val="18"/>
-        </w:rPr>
-        <w:t>Imagenes</w:t>
-      </w:r>
-      <w:proofErr w:type="spellEnd"/>
-      <w:r>
-        <w:rPr>
-          <w:rFonts w:ascii="Courier New" w:eastAsia="Courier New" w:hAnsi="Courier New" w:cs="Courier New"/>
-          <w:color w:val="1A1A1A"/>
-          <w:sz w:val="18"/>
-          <w:szCs w:val="18"/>
-        </w:rPr>
-        <w:t xml:space="preserve"> de mascotas en /</w:t>
-      </w:r>
-      <w:proofErr w:type="gramStart"/>
-      <w:r>
-        <w:rPr>
-          <w:rFonts w:ascii="Courier New" w:eastAsia="Courier New" w:hAnsi="Courier New" w:cs="Courier New"/>
-          <w:color w:val="1A1A1A"/>
-          <w:sz w:val="18"/>
-          <w:szCs w:val="18"/>
-        </w:rPr>
-        <w:t>app</w:t>
-      </w:r>
-      <w:proofErr w:type="gramEnd"/>
-      <w:r>
-        <w:rPr>
-          <w:rFonts w:ascii="Courier New" w:eastAsia="Courier New" w:hAnsi="Courier New" w:cs="Courier New"/>
-          <w:color w:val="1A1A1A"/>
-          <w:sz w:val="18"/>
-          <w:szCs w:val="18"/>
-        </w:rPr>
-        <w:t>/</w:t>
-      </w:r>
-      <w:proofErr w:type="spellStart"/>
-      <w:r>
-        <w:rPr>
-          <w:rFonts w:ascii="Courier New" w:eastAsia="Courier New" w:hAnsi="Courier New" w:cs="Courier New"/>
-          <w:color w:val="1A1A1A"/>
-          <w:sz w:val="18"/>
-          <w:szCs w:val="18"/>
-        </w:rPr>
-        <w:t>uploads</w:t>
-      </w:r>
-      <w:proofErr w:type="spellEnd"/>
-      <w:r>
-        <w:rPr>
-          <w:rFonts w:ascii="Courier New" w:eastAsia="Courier New" w:hAnsi="Courier New" w:cs="Courier New"/>
-          <w:color w:val="1A1A1A"/>
-          <w:sz w:val="18"/>
-          <w:szCs w:val="18"/>
-        </w:rPr>
-        <w:t>/mascotas</w:t>
+        <w:t># Imagenes de mascotas en /app/uploads/mascotas</w:t>
       </w:r>
     </w:p>
     <w:p>
@@ -12704,94 +12225,36 @@
           <w:rFonts w:ascii="Cambria" w:eastAsia="Cambria" w:hAnsi="Cambria" w:cs="Cambria"/>
         </w:rPr>
       </w:pPr>
-      <w:proofErr w:type="spellStart"/>
-      <w:r>
-        <w:rPr>
-          <w:rFonts w:ascii="Cambria" w:eastAsia="Cambria" w:hAnsi="Cambria" w:cs="Cambria"/>
-        </w:rPr>
-        <w:t>docker</w:t>
-      </w:r>
-      <w:proofErr w:type="spellEnd"/>
-      <w:r>
-        <w:rPr>
-          <w:rFonts w:ascii="Cambria" w:eastAsia="Cambria" w:hAnsi="Cambria" w:cs="Cambria"/>
-        </w:rPr>
-        <w:t xml:space="preserve"> </w:t>
-      </w:r>
-      <w:proofErr w:type="spellStart"/>
-      <w:r>
-        <w:rPr>
-          <w:rFonts w:ascii="Cambria" w:eastAsia="Cambria" w:hAnsi="Cambria" w:cs="Cambria"/>
-        </w:rPr>
-        <w:t>compose</w:t>
-      </w:r>
-      <w:proofErr w:type="spellEnd"/>
-      <w:r>
-        <w:rPr>
-          <w:rFonts w:ascii="Cambria" w:eastAsia="Cambria" w:hAnsi="Cambria" w:cs="Cambria"/>
-        </w:rPr>
-        <w:t xml:space="preserve"> up --</w:t>
-      </w:r>
-      <w:proofErr w:type="spellStart"/>
-      <w:r>
-        <w:rPr>
-          <w:rFonts w:ascii="Cambria" w:eastAsia="Cambria" w:hAnsi="Cambria" w:cs="Cambria"/>
-        </w:rPr>
-        <w:t>build</w:t>
-      </w:r>
-      <w:proofErr w:type="spellEnd"/>
-    </w:p>
-    <w:p>
-      <w:pPr>
-        <w:rPr>
-          <w:rFonts w:ascii="Cambria" w:eastAsia="Cambria" w:hAnsi="Cambria" w:cs="Cambria"/>
-        </w:rPr>
-      </w:pPr>
-    </w:p>
-    <w:p>
-      <w:pPr>
-        <w:rPr>
-          <w:rFonts w:ascii="Cambria" w:eastAsia="Cambria" w:hAnsi="Cambria" w:cs="Cambria"/>
-          <w:b/>
-          <w:bCs/>
-        </w:rPr>
-      </w:pPr>
-      <w:r>
-        <w:rPr>
-          <w:rFonts w:ascii="Cambria" w:eastAsia="Cambria" w:hAnsi="Cambria" w:cs="Cambria"/>
-          <w:b/>
-          <w:bCs/>
-        </w:rPr>
-        <w:t xml:space="preserve">Procedimiento de </w:t>
-      </w:r>
-      <w:proofErr w:type="spellStart"/>
-      <w:r>
-        <w:rPr>
-          <w:rFonts w:ascii="Cambria" w:eastAsia="Cambria" w:hAnsi="Cambria" w:cs="Cambria"/>
-          <w:b/>
-          <w:bCs/>
-        </w:rPr>
-        <w:t>Backup</w:t>
-      </w:r>
-      <w:proofErr w:type="spellEnd"/>
-      <w:r>
-        <w:rPr>
-          <w:rFonts w:ascii="Cambria" w:eastAsia="Cambria" w:hAnsi="Cambria" w:cs="Cambria"/>
-          <w:b/>
-          <w:bCs/>
-        </w:rPr>
-        <w:t xml:space="preserve"> y </w:t>
-      </w:r>
-      <w:proofErr w:type="spellStart"/>
-      <w:r>
-        <w:rPr>
-          <w:rFonts w:ascii="Cambria" w:eastAsia="Cambria" w:hAnsi="Cambria" w:cs="Cambria"/>
-          <w:b/>
-          <w:bCs/>
-        </w:rPr>
-        <w:t>Restore</w:t>
-      </w:r>
-      <w:proofErr w:type="spellEnd"/>
+      <w:r>
+        <w:rPr>
+          <w:rFonts w:ascii="Cambria" w:eastAsia="Cambria" w:hAnsi="Cambria" w:cs="Cambria"/>
+        </w:rPr>
+        <w:t>docker compose up --build</w:t>
+      </w:r>
+    </w:p>
+    <w:p>
+      <w:pPr>
+        <w:rPr>
+          <w:rFonts w:ascii="Cambria" w:eastAsia="Cambria" w:hAnsi="Cambria" w:cs="Cambria"/>
+        </w:rPr>
+      </w:pPr>
+    </w:p>
+    <w:p>
+      <w:pPr>
+        <w:rPr>
+          <w:rFonts w:ascii="Cambria" w:eastAsia="Cambria" w:hAnsi="Cambria" w:cs="Cambria"/>
+          <w:b/>
+          <w:bCs/>
+        </w:rPr>
+      </w:pPr>
+      <w:r>
+        <w:rPr>
+          <w:rFonts w:ascii="Cambria" w:eastAsia="Cambria" w:hAnsi="Cambria" w:cs="Cambria"/>
+          <w:b/>
+          <w:bCs/>
+        </w:rPr>
+        <w:t>Procedimiento de Backup y Restore</w:t>
+      </w:r>
     </w:p>
     <w:p>
       <w:pPr>
@@ -12809,89 +12272,11 @@
           <w:rFonts w:ascii="Cambria" w:eastAsia="Cambria" w:hAnsi="Cambria" w:cs="Cambria"/>
         </w:rPr>
       </w:pPr>
-      <w:proofErr w:type="spellStart"/>
-      <w:r>
-        <w:rPr>
-          <w:rFonts w:ascii="Cambria" w:eastAsia="Cambria" w:hAnsi="Cambria" w:cs="Cambria"/>
-        </w:rPr>
-        <w:t>PetDate</w:t>
-      </w:r>
-      <w:proofErr w:type="spellEnd"/>
-      <w:r>
-        <w:rPr>
-          <w:rFonts w:ascii="Cambria" w:eastAsia="Cambria" w:hAnsi="Cambria" w:cs="Cambria"/>
-        </w:rPr>
-        <w:t xml:space="preserve"> implementa un sistema de </w:t>
-      </w:r>
-      <w:proofErr w:type="spellStart"/>
-      <w:r>
-        <w:rPr>
-          <w:rFonts w:ascii="Cambria" w:eastAsia="Cambria" w:hAnsi="Cambria" w:cs="Cambria"/>
-        </w:rPr>
-        <w:t>backup</w:t>
-      </w:r>
-      <w:proofErr w:type="spellEnd"/>
-      <w:r>
-        <w:rPr>
-          <w:rFonts w:ascii="Cambria" w:eastAsia="Cambria" w:hAnsi="Cambria" w:cs="Cambria"/>
-        </w:rPr>
-        <w:t xml:space="preserve"> automático de MongoDB utilizando un contenedor dedicado. Los </w:t>
-      </w:r>
-      <w:proofErr w:type="spellStart"/>
-      <w:r>
-        <w:rPr>
-          <w:rFonts w:ascii="Cambria" w:eastAsia="Cambria" w:hAnsi="Cambria" w:cs="Cambria"/>
-        </w:rPr>
-        <w:t>backups</w:t>
-      </w:r>
-      <w:proofErr w:type="spellEnd"/>
-      <w:r>
-        <w:rPr>
-          <w:rFonts w:ascii="Cambria" w:eastAsia="Cambria" w:hAnsi="Cambria" w:cs="Cambria"/>
-        </w:rPr>
-        <w:t xml:space="preserve"> se generan cada 24 horas en formato comprimido (.</w:t>
-      </w:r>
-      <w:proofErr w:type="spellStart"/>
-      <w:r>
-        <w:rPr>
-          <w:rFonts w:ascii="Cambria" w:eastAsia="Cambria" w:hAnsi="Cambria" w:cs="Cambria"/>
-        </w:rPr>
-        <w:t>gz</w:t>
-      </w:r>
-      <w:proofErr w:type="spellEnd"/>
-      <w:r>
-        <w:rPr>
-          <w:rFonts w:ascii="Cambria" w:eastAsia="Cambria" w:hAnsi="Cambria" w:cs="Cambria"/>
-        </w:rPr>
-        <w:t xml:space="preserve">) y se almacenan en la </w:t>
-      </w:r>
-      <w:proofErr w:type="gramStart"/>
-      <w:r>
-        <w:rPr>
-          <w:rFonts w:ascii="Cambria" w:eastAsia="Cambria" w:hAnsi="Cambria" w:cs="Cambria"/>
-        </w:rPr>
-        <w:t>carpeta .</w:t>
-      </w:r>
-      <w:proofErr w:type="gramEnd"/>
-      <w:r>
-        <w:rPr>
-          <w:rFonts w:ascii="Cambria" w:eastAsia="Cambria" w:hAnsi="Cambria" w:cs="Cambria"/>
-        </w:rPr>
-        <w:t>/</w:t>
-      </w:r>
-      <w:proofErr w:type="spellStart"/>
-      <w:r>
-        <w:rPr>
-          <w:rFonts w:ascii="Cambria" w:eastAsia="Cambria" w:hAnsi="Cambria" w:cs="Cambria"/>
-        </w:rPr>
-        <w:t>backups</w:t>
-      </w:r>
-      <w:proofErr w:type="spellEnd"/>
-      <w:r>
-        <w:rPr>
-          <w:rFonts w:ascii="Cambria" w:eastAsia="Cambria" w:hAnsi="Cambria" w:cs="Cambria"/>
-        </w:rPr>
-        <w:t>/ del servidor host.</w:t>
+      <w:r>
+        <w:rPr>
+          <w:rFonts w:ascii="Cambria" w:eastAsia="Cambria" w:hAnsi="Cambria" w:cs="Cambria"/>
+        </w:rPr>
+        <w:t>PetDate implementa un sistema de backup automático de MongoDB utilizando un contenedor dedicado. Los backups se generan cada 24 horas en formato comprimido (.gz) y se almacenan en la carpeta ./backups/ del servidor host.</w:t>
       </w:r>
     </w:p>
     <w:p>
@@ -12917,25 +12302,7 @@
           <w:bCs/>
         </w:rPr>
         <w:lastRenderedPageBreak/>
-        <w:t xml:space="preserve">Configuración del Servicio de </w:t>
-      </w:r>
-      <w:proofErr w:type="spellStart"/>
-      <w:r>
-        <w:rPr>
-          <w:rFonts w:ascii="Cambria" w:eastAsia="Cambria" w:hAnsi="Cambria" w:cs="Cambria"/>
-          <w:b/>
-          <w:bCs/>
-        </w:rPr>
-        <w:t>Backup</w:t>
-      </w:r>
-      <w:proofErr w:type="spellEnd"/>
-      <w:r>
-        <w:rPr>
-          <w:rFonts w:ascii="Cambria" w:eastAsia="Cambria" w:hAnsi="Cambria" w:cs="Cambria"/>
-          <w:b/>
-          <w:bCs/>
-        </w:rPr>
-        <w:t xml:space="preserve"> </w:t>
+        <w:t xml:space="preserve">Configuración del Servicio de Backup </w:t>
       </w:r>
       <w:r>
         <w:rPr>
@@ -12945,16 +12312,16 @@
           <w:noProof/>
         </w:rPr>
         <w:drawing>
-          <wp:inline distT="114300" distB="114300" distL="114300" distR="114300" wp14:anchorId="3497C78F" wp14:editId="3DCF8F0B">
+          <wp:inline distT="114300" distB="114300" distL="114300" distR="114300" wp14:anchorId="2957611A" wp14:editId="1834E68F">
             <wp:extent cx="5091113" cy="2663954"/>
             <wp:effectExtent l="0" t="0" r="0" b="0"/>
-            <wp:docPr id="23" name="image16.png"/>
+            <wp:docPr id="23" name="image24.png"/>
             <wp:cNvGraphicFramePr/>
             <a:graphic xmlns:a="http://schemas.openxmlformats.org/drawingml/2006/main">
               <a:graphicData uri="http://schemas.openxmlformats.org/drawingml/2006/picture">
                 <pic:pic xmlns:pic="http://schemas.openxmlformats.org/drawingml/2006/picture">
                   <pic:nvPicPr>
-                    <pic:cNvPr id="0" name="image16.png"/>
+                    <pic:cNvPr id="0" name="image24.png"/>
                     <pic:cNvPicPr preferRelativeResize="0"/>
                   </pic:nvPicPr>
                   <pic:blipFill>
@@ -12992,57 +12359,7 @@
         <w:rPr>
           <w:rFonts w:ascii="Cambria" w:eastAsia="Cambria" w:hAnsi="Cambria" w:cs="Cambria"/>
         </w:rPr>
-        <w:t>El servicio mongo-</w:t>
-      </w:r>
-      <w:proofErr w:type="spellStart"/>
-      <w:r>
-        <w:rPr>
-          <w:rFonts w:ascii="Cambria" w:eastAsia="Cambria" w:hAnsi="Cambria" w:cs="Cambria"/>
-        </w:rPr>
-        <w:t>backup</w:t>
-      </w:r>
-      <w:proofErr w:type="spellEnd"/>
-      <w:r>
-        <w:rPr>
-          <w:rFonts w:ascii="Cambria" w:eastAsia="Cambria" w:hAnsi="Cambria" w:cs="Cambria"/>
-        </w:rPr>
-        <w:t xml:space="preserve"> se declaró en el </w:t>
-      </w:r>
-      <w:proofErr w:type="spellStart"/>
-      <w:r>
-        <w:rPr>
-          <w:rFonts w:ascii="Cambria" w:eastAsia="Cambria" w:hAnsi="Cambria" w:cs="Cambria"/>
-        </w:rPr>
-        <w:t>docker-compose.yml</w:t>
-      </w:r>
-      <w:proofErr w:type="spellEnd"/>
-      <w:r>
-        <w:rPr>
-          <w:rFonts w:ascii="Cambria" w:eastAsia="Cambria" w:hAnsi="Cambria" w:cs="Cambria"/>
-        </w:rPr>
-        <w:t xml:space="preserve"> de la carpeta data y se ejecuta de forma continua con un ciclo de espera de 86400 segundos (24 horas). Se elimina automáticamente </w:t>
-      </w:r>
-      <w:proofErr w:type="gramStart"/>
-      <w:r>
-        <w:rPr>
-          <w:rFonts w:ascii="Cambria" w:eastAsia="Cambria" w:hAnsi="Cambria" w:cs="Cambria"/>
-        </w:rPr>
-        <w:t xml:space="preserve">cualquier </w:t>
-      </w:r>
-      <w:proofErr w:type="spellStart"/>
-      <w:r>
-        <w:rPr>
-          <w:rFonts w:ascii="Cambria" w:eastAsia="Cambria" w:hAnsi="Cambria" w:cs="Cambria"/>
-        </w:rPr>
-        <w:t>backup</w:t>
-      </w:r>
-      <w:proofErr w:type="spellEnd"/>
-      <w:proofErr w:type="gramEnd"/>
-      <w:r>
-        <w:rPr>
-          <w:rFonts w:ascii="Cambria" w:eastAsia="Cambria" w:hAnsi="Cambria" w:cs="Cambria"/>
-        </w:rPr>
-        <w:t xml:space="preserve"> con más de 7 días de antigüedad.</w:t>
+        <w:t>El servicio mongo-backup se declaró en el docker-compose.yml de la carpeta data y se ejecuta de forma continua con un ciclo de espera de 86400 segundos (24 horas). Se elimina automáticamente cualquier backup con más de 7 días de antigüedad.</w:t>
       </w:r>
     </w:p>
     <w:p>
@@ -13082,16 +12399,8 @@
         <w:rPr>
           <w:rFonts w:ascii="Cambria" w:eastAsia="Cambria" w:hAnsi="Cambria" w:cs="Cambria"/>
         </w:rPr>
-        <w:t xml:space="preserve"># 1. Bajar los microservicios para que no escriban durante el </w:t>
-      </w:r>
-      <w:proofErr w:type="spellStart"/>
-      <w:r>
-        <w:rPr>
-          <w:rFonts w:ascii="Cambria" w:eastAsia="Cambria" w:hAnsi="Cambria" w:cs="Cambria"/>
-        </w:rPr>
-        <w:t>restore</w:t>
-      </w:r>
-      <w:proofErr w:type="spellEnd"/>
+        <w:t># 1. Bajar los microservicios para que no escriban durante el restore</w:t>
+      </w:r>
     </w:p>
     <w:p>
       <w:pPr>
@@ -13106,23 +12415,32 @@
           <w:rFonts w:ascii="Cambria" w:eastAsia="Cambria" w:hAnsi="Cambria" w:cs="Cambria"/>
           <w:lang w:val="en-US"/>
         </w:rPr>
-        <w:t>docker-</w:t>
-      </w:r>
-      <w:proofErr w:type="gramStart"/>
-      <w:r>
+        <w:t>docker-compose down</w:t>
+      </w:r>
+    </w:p>
+    <w:p>
+      <w:pPr>
+        <w:spacing w:before="80" w:after="80"/>
         <w:rPr>
           <w:rFonts w:ascii="Cambria" w:eastAsia="Cambria" w:hAnsi="Cambria" w:cs="Cambria"/>
           <w:lang w:val="en-US"/>
         </w:rPr>
-        <w:t>compose</w:t>
-      </w:r>
-      <w:proofErr w:type="gramEnd"/>
-      <w:r>
+      </w:pPr>
+    </w:p>
+    <w:p>
+      <w:pPr>
+        <w:spacing w:before="80" w:after="80"/>
         <w:rPr>
           <w:rFonts w:ascii="Cambria" w:eastAsia="Cambria" w:hAnsi="Cambria" w:cs="Cambria"/>
           <w:lang w:val="en-US"/>
         </w:rPr>
-        <w:t xml:space="preserve"> down</w:t>
+      </w:pPr>
+      <w:r>
+        <w:rPr>
+          <w:rFonts w:ascii="Cambria" w:eastAsia="Cambria" w:hAnsi="Cambria" w:cs="Cambria"/>
+          <w:lang w:val="en-US"/>
+        </w:rPr>
+        <w:t># 2. Hacer el restore</w:t>
       </w:r>
     </w:p>
     <w:p>
@@ -13133,6 +12451,13 @@
           <w:lang w:val="en-US"/>
         </w:rPr>
       </w:pPr>
+      <w:r>
+        <w:rPr>
+          <w:rFonts w:ascii="Cambria" w:eastAsia="Cambria" w:hAnsi="Cambria" w:cs="Cambria"/>
+          <w:lang w:val="en-US"/>
+        </w:rPr>
+        <w:t>docker exec petdate-backup mongorestore --host petdate-db --port 27017 --db db-PetDate --archive=/backups/(nombre del archivo).gz --gzip --drop</w:t>
+      </w:r>
     </w:p>
     <w:p>
       <w:pPr>
@@ -13142,165 +12467,58 @@
           <w:lang w:val="en-US"/>
         </w:rPr>
       </w:pPr>
-      <w:r>
+    </w:p>
+    <w:p>
+      <w:pPr>
+        <w:spacing w:before="80" w:after="80"/>
+        <w:rPr>
+          <w:rFonts w:ascii="Cambria" w:eastAsia="Cambria" w:hAnsi="Cambria" w:cs="Cambria"/>
+        </w:rPr>
+      </w:pPr>
+      <w:r>
+        <w:rPr>
+          <w:rFonts w:ascii="Cambria" w:eastAsia="Cambria" w:hAnsi="Cambria" w:cs="Cambria"/>
+        </w:rPr>
+        <w:t># 3. Verificar que los datos están correctos</w:t>
+      </w:r>
+    </w:p>
+    <w:p>
+      <w:pPr>
+        <w:spacing w:before="80" w:after="80"/>
         <w:rPr>
           <w:rFonts w:ascii="Cambria" w:eastAsia="Cambria" w:hAnsi="Cambria" w:cs="Cambria"/>
           <w:lang w:val="en-US"/>
         </w:rPr>
-        <w:t xml:space="preserve"># 2. Hacer </w:t>
-      </w:r>
-      <w:proofErr w:type="spellStart"/>
+      </w:pPr>
       <w:r>
         <w:rPr>
           <w:rFonts w:ascii="Cambria" w:eastAsia="Cambria" w:hAnsi="Cambria" w:cs="Cambria"/>
           <w:lang w:val="en-US"/>
         </w:rPr>
-        <w:t>el</w:t>
-      </w:r>
-      <w:proofErr w:type="spellEnd"/>
-      <w:r>
+        <w:t>docker exec -it db-PetDate mongosh --eval "use db-PetDate; db.mascotas.countDocuments(); db.usuarios.countDocuments()"</w:t>
+      </w:r>
+    </w:p>
+    <w:p>
+      <w:pPr>
+        <w:spacing w:before="80" w:after="80"/>
         <w:rPr>
           <w:rFonts w:ascii="Cambria" w:eastAsia="Cambria" w:hAnsi="Cambria" w:cs="Cambria"/>
           <w:lang w:val="en-US"/>
         </w:rPr>
-        <w:t xml:space="preserve"> restore</w:t>
-      </w:r>
+      </w:pPr>
     </w:p>
     <w:p>
       <w:pPr>
         <w:spacing w:before="80" w:after="80"/>
         <w:rPr>
           <w:rFonts w:ascii="Cambria" w:eastAsia="Cambria" w:hAnsi="Cambria" w:cs="Cambria"/>
-          <w:lang w:val="en-US"/>
-        </w:rPr>
-      </w:pPr>
-      <w:r>
-        <w:rPr>
-          <w:rFonts w:ascii="Cambria" w:eastAsia="Cambria" w:hAnsi="Cambria" w:cs="Cambria"/>
-          <w:lang w:val="en-US"/>
-        </w:rPr>
-        <w:t xml:space="preserve">docker exec </w:t>
-      </w:r>
-      <w:proofErr w:type="spellStart"/>
-      <w:r>
-        <w:rPr>
-          <w:rFonts w:ascii="Cambria" w:eastAsia="Cambria" w:hAnsi="Cambria" w:cs="Cambria"/>
-          <w:lang w:val="en-US"/>
-        </w:rPr>
-        <w:t>petdate</w:t>
-      </w:r>
-      <w:proofErr w:type="spellEnd"/>
-      <w:r>
-        <w:rPr>
-          <w:rFonts w:ascii="Cambria" w:eastAsia="Cambria" w:hAnsi="Cambria" w:cs="Cambria"/>
-          <w:lang w:val="en-US"/>
-        </w:rPr>
-        <w:t xml:space="preserve">-backup </w:t>
-      </w:r>
-      <w:proofErr w:type="spellStart"/>
-      <w:r>
-        <w:rPr>
-          <w:rFonts w:ascii="Cambria" w:eastAsia="Cambria" w:hAnsi="Cambria" w:cs="Cambria"/>
-          <w:lang w:val="en-US"/>
-        </w:rPr>
-        <w:t>mongorestore</w:t>
-      </w:r>
-      <w:proofErr w:type="spellEnd"/>
-      <w:r>
-        <w:rPr>
-          <w:rFonts w:ascii="Cambria" w:eastAsia="Cambria" w:hAnsi="Cambria" w:cs="Cambria"/>
-          <w:lang w:val="en-US"/>
-        </w:rPr>
-        <w:t xml:space="preserve"> --host </w:t>
-      </w:r>
-      <w:proofErr w:type="spellStart"/>
-      <w:r>
-        <w:rPr>
-          <w:rFonts w:ascii="Cambria" w:eastAsia="Cambria" w:hAnsi="Cambria" w:cs="Cambria"/>
-          <w:lang w:val="en-US"/>
-        </w:rPr>
-        <w:t>petdate-db</w:t>
-      </w:r>
-      <w:proofErr w:type="spellEnd"/>
-      <w:r>
-        <w:rPr>
-          <w:rFonts w:ascii="Cambria" w:eastAsia="Cambria" w:hAnsi="Cambria" w:cs="Cambria"/>
-          <w:lang w:val="en-US"/>
-        </w:rPr>
-        <w:t xml:space="preserve"> --port 27017 --</w:t>
-      </w:r>
-      <w:proofErr w:type="spellStart"/>
-      <w:r>
-        <w:rPr>
-          <w:rFonts w:ascii="Cambria" w:eastAsia="Cambria" w:hAnsi="Cambria" w:cs="Cambria"/>
-          <w:lang w:val="en-US"/>
-        </w:rPr>
-        <w:t>db</w:t>
-      </w:r>
-      <w:proofErr w:type="spellEnd"/>
-      <w:r>
-        <w:rPr>
-          <w:rFonts w:ascii="Cambria" w:eastAsia="Cambria" w:hAnsi="Cambria" w:cs="Cambria"/>
-          <w:lang w:val="en-US"/>
-        </w:rPr>
-        <w:t xml:space="preserve"> </w:t>
-      </w:r>
-      <w:proofErr w:type="spellStart"/>
-      <w:r>
-        <w:rPr>
-          <w:rFonts w:ascii="Cambria" w:eastAsia="Cambria" w:hAnsi="Cambria" w:cs="Cambria"/>
-          <w:lang w:val="en-US"/>
-        </w:rPr>
-        <w:t>db-PetDate</w:t>
-      </w:r>
-      <w:proofErr w:type="spellEnd"/>
-      <w:r>
-        <w:rPr>
-          <w:rFonts w:ascii="Cambria" w:eastAsia="Cambria" w:hAnsi="Cambria" w:cs="Cambria"/>
-          <w:lang w:val="en-US"/>
-        </w:rPr>
-        <w:t xml:space="preserve"> --archive=/backups</w:t>
-      </w:r>
-      <w:proofErr w:type="gramStart"/>
-      <w:r>
-        <w:rPr>
-          <w:rFonts w:ascii="Cambria" w:eastAsia="Cambria" w:hAnsi="Cambria" w:cs="Cambria"/>
-          <w:lang w:val="en-US"/>
-        </w:rPr>
-        <w:t>/(</w:t>
-      </w:r>
-      <w:proofErr w:type="spellStart"/>
-      <w:proofErr w:type="gramEnd"/>
-      <w:r>
-        <w:rPr>
-          <w:rFonts w:ascii="Cambria" w:eastAsia="Cambria" w:hAnsi="Cambria" w:cs="Cambria"/>
-          <w:lang w:val="en-US"/>
-        </w:rPr>
-        <w:t>nombre</w:t>
-      </w:r>
-      <w:proofErr w:type="spellEnd"/>
-      <w:r>
-        <w:rPr>
-          <w:rFonts w:ascii="Cambria" w:eastAsia="Cambria" w:hAnsi="Cambria" w:cs="Cambria"/>
-          <w:lang w:val="en-US"/>
-        </w:rPr>
-        <w:t xml:space="preserve"> del archivo).gz --</w:t>
-      </w:r>
-      <w:proofErr w:type="spellStart"/>
-      <w:r>
-        <w:rPr>
-          <w:rFonts w:ascii="Cambria" w:eastAsia="Cambria" w:hAnsi="Cambria" w:cs="Cambria"/>
-          <w:lang w:val="en-US"/>
-        </w:rPr>
-        <w:t>gzip</w:t>
-      </w:r>
-      <w:proofErr w:type="spellEnd"/>
-      <w:r>
-        <w:rPr>
-          <w:rFonts w:ascii="Cambria" w:eastAsia="Cambria" w:hAnsi="Cambria" w:cs="Cambria"/>
-          <w:lang w:val="en-US"/>
-        </w:rPr>
-        <w:t xml:space="preserve"> --drop</w:t>
+        </w:rPr>
+      </w:pPr>
+      <w:r>
+        <w:rPr>
+          <w:rFonts w:ascii="Cambria" w:eastAsia="Cambria" w:hAnsi="Cambria" w:cs="Cambria"/>
+        </w:rPr>
+        <w:t># 4. Volver a levantar los microservicios</w:t>
       </w:r>
     </w:p>
     <w:p>
@@ -13308,9 +12526,38 @@
         <w:spacing w:before="80" w:after="80"/>
         <w:rPr>
           <w:rFonts w:ascii="Cambria" w:eastAsia="Cambria" w:hAnsi="Cambria" w:cs="Cambria"/>
-          <w:lang w:val="en-US"/>
-        </w:rPr>
-      </w:pPr>
+        </w:rPr>
+      </w:pPr>
+      <w:r>
+        <w:rPr>
+          <w:rFonts w:ascii="Cambria" w:eastAsia="Cambria" w:hAnsi="Cambria" w:cs="Cambria"/>
+        </w:rPr>
+        <w:t>docker-compose up -d</w:t>
+      </w:r>
+    </w:p>
+    <w:p>
+      <w:pPr>
+        <w:rPr>
+          <w:rFonts w:ascii="Cambria" w:eastAsia="Cambria" w:hAnsi="Cambria" w:cs="Cambria"/>
+        </w:rPr>
+      </w:pPr>
+    </w:p>
+    <w:p>
+      <w:pPr>
+        <w:rPr>
+          <w:rFonts w:ascii="Cambria" w:eastAsia="Cambria" w:hAnsi="Cambria" w:cs="Cambria"/>
+          <w:b/>
+          <w:bCs/>
+        </w:rPr>
+      </w:pPr>
+      <w:r>
+        <w:rPr>
+          <w:rFonts w:ascii="Cambria" w:eastAsia="Cambria" w:hAnsi="Cambria" w:cs="Cambria"/>
+          <w:b/>
+          <w:bCs/>
+        </w:rPr>
+        <w:t>Variables de entorno</w:t>
+      </w:r>
     </w:p>
     <w:p>
       <w:pPr>
@@ -13323,264 +12570,7 @@
         <w:rPr>
           <w:rFonts w:ascii="Cambria" w:eastAsia="Cambria" w:hAnsi="Cambria" w:cs="Cambria"/>
         </w:rPr>
-        <w:t># 3. Verificar que los datos están correctos</w:t>
-      </w:r>
-    </w:p>
-    <w:p>
-      <w:pPr>
-        <w:spacing w:before="80" w:after="80"/>
-        <w:rPr>
-          <w:rFonts w:ascii="Cambria" w:eastAsia="Cambria" w:hAnsi="Cambria" w:cs="Cambria"/>
-          <w:lang w:val="en-US"/>
-        </w:rPr>
-      </w:pPr>
-      <w:r>
-        <w:rPr>
-          <w:rFonts w:ascii="Cambria" w:eastAsia="Cambria" w:hAnsi="Cambria" w:cs="Cambria"/>
-          <w:lang w:val="en-US"/>
-        </w:rPr>
-        <w:t xml:space="preserve">docker exec -it </w:t>
-      </w:r>
-      <w:proofErr w:type="spellStart"/>
-      <w:r>
-        <w:rPr>
-          <w:rFonts w:ascii="Cambria" w:eastAsia="Cambria" w:hAnsi="Cambria" w:cs="Cambria"/>
-          <w:lang w:val="en-US"/>
-        </w:rPr>
-        <w:t>db-PetDate</w:t>
-      </w:r>
-      <w:proofErr w:type="spellEnd"/>
-      <w:r>
-        <w:rPr>
-          <w:rFonts w:ascii="Cambria" w:eastAsia="Cambria" w:hAnsi="Cambria" w:cs="Cambria"/>
-          <w:lang w:val="en-US"/>
-        </w:rPr>
-        <w:t xml:space="preserve"> </w:t>
-      </w:r>
-      <w:proofErr w:type="spellStart"/>
-      <w:r>
-        <w:rPr>
-          <w:rFonts w:ascii="Cambria" w:eastAsia="Cambria" w:hAnsi="Cambria" w:cs="Cambria"/>
-          <w:lang w:val="en-US"/>
-        </w:rPr>
-        <w:t>mongosh</w:t>
-      </w:r>
-      <w:proofErr w:type="spellEnd"/>
-      <w:r>
-        <w:rPr>
-          <w:rFonts w:ascii="Cambria" w:eastAsia="Cambria" w:hAnsi="Cambria" w:cs="Cambria"/>
-          <w:lang w:val="en-US"/>
-        </w:rPr>
-        <w:t xml:space="preserve"> --eval "use </w:t>
-      </w:r>
-      <w:proofErr w:type="spellStart"/>
-      <w:r>
-        <w:rPr>
-          <w:rFonts w:ascii="Cambria" w:eastAsia="Cambria" w:hAnsi="Cambria" w:cs="Cambria"/>
-          <w:lang w:val="en-US"/>
-        </w:rPr>
-        <w:t>db-PetDate</w:t>
-      </w:r>
-      <w:proofErr w:type="spellEnd"/>
-      <w:r>
-        <w:rPr>
-          <w:rFonts w:ascii="Cambria" w:eastAsia="Cambria" w:hAnsi="Cambria" w:cs="Cambria"/>
-          <w:lang w:val="en-US"/>
-        </w:rPr>
-        <w:t xml:space="preserve">; </w:t>
-      </w:r>
-      <w:proofErr w:type="spellStart"/>
-      <w:proofErr w:type="gramStart"/>
-      <w:r>
-        <w:rPr>
-          <w:rFonts w:ascii="Cambria" w:eastAsia="Cambria" w:hAnsi="Cambria" w:cs="Cambria"/>
-          <w:lang w:val="en-US"/>
-        </w:rPr>
-        <w:t>db.mascotas</w:t>
-      </w:r>
-      <w:proofErr w:type="gramEnd"/>
-      <w:r>
-        <w:rPr>
-          <w:rFonts w:ascii="Cambria" w:eastAsia="Cambria" w:hAnsi="Cambria" w:cs="Cambria"/>
-          <w:lang w:val="en-US"/>
-        </w:rPr>
-        <w:t>.</w:t>
-      </w:r>
-      <w:proofErr w:type="gramStart"/>
-      <w:r>
-        <w:rPr>
-          <w:rFonts w:ascii="Cambria" w:eastAsia="Cambria" w:hAnsi="Cambria" w:cs="Cambria"/>
-          <w:lang w:val="en-US"/>
-        </w:rPr>
-        <w:t>countDocuments</w:t>
-      </w:r>
-      <w:proofErr w:type="spellEnd"/>
-      <w:r>
-        <w:rPr>
-          <w:rFonts w:ascii="Cambria" w:eastAsia="Cambria" w:hAnsi="Cambria" w:cs="Cambria"/>
-          <w:lang w:val="en-US"/>
-        </w:rPr>
-        <w:t>(</w:t>
-      </w:r>
-      <w:proofErr w:type="gramEnd"/>
-      <w:r>
-        <w:rPr>
-          <w:rFonts w:ascii="Cambria" w:eastAsia="Cambria" w:hAnsi="Cambria" w:cs="Cambria"/>
-          <w:lang w:val="en-US"/>
-        </w:rPr>
-        <w:t xml:space="preserve">); </w:t>
-      </w:r>
-      <w:proofErr w:type="spellStart"/>
-      <w:proofErr w:type="gramStart"/>
-      <w:r>
-        <w:rPr>
-          <w:rFonts w:ascii="Cambria" w:eastAsia="Cambria" w:hAnsi="Cambria" w:cs="Cambria"/>
-          <w:lang w:val="en-US"/>
-        </w:rPr>
-        <w:t>db.usuarios</w:t>
-      </w:r>
-      <w:proofErr w:type="gramEnd"/>
-      <w:r>
-        <w:rPr>
-          <w:rFonts w:ascii="Cambria" w:eastAsia="Cambria" w:hAnsi="Cambria" w:cs="Cambria"/>
-          <w:lang w:val="en-US"/>
-        </w:rPr>
-        <w:t>.</w:t>
-      </w:r>
-      <w:proofErr w:type="gramStart"/>
-      <w:r>
-        <w:rPr>
-          <w:rFonts w:ascii="Cambria" w:eastAsia="Cambria" w:hAnsi="Cambria" w:cs="Cambria"/>
-          <w:lang w:val="en-US"/>
-        </w:rPr>
-        <w:t>countDocuments</w:t>
-      </w:r>
-      <w:proofErr w:type="spellEnd"/>
-      <w:r>
-        <w:rPr>
-          <w:rFonts w:ascii="Cambria" w:eastAsia="Cambria" w:hAnsi="Cambria" w:cs="Cambria"/>
-          <w:lang w:val="en-US"/>
-        </w:rPr>
-        <w:t>(</w:t>
-      </w:r>
-      <w:proofErr w:type="gramEnd"/>
-      <w:r>
-        <w:rPr>
-          <w:rFonts w:ascii="Cambria" w:eastAsia="Cambria" w:hAnsi="Cambria" w:cs="Cambria"/>
-          <w:lang w:val="en-US"/>
-        </w:rPr>
-        <w:t>)"</w:t>
-      </w:r>
-    </w:p>
-    <w:p>
-      <w:pPr>
-        <w:spacing w:before="80" w:after="80"/>
-        <w:rPr>
-          <w:rFonts w:ascii="Cambria" w:eastAsia="Cambria" w:hAnsi="Cambria" w:cs="Cambria"/>
-          <w:lang w:val="en-US"/>
-        </w:rPr>
-      </w:pPr>
-    </w:p>
-    <w:p>
-      <w:pPr>
-        <w:spacing w:before="80" w:after="80"/>
-        <w:rPr>
-          <w:rFonts w:ascii="Cambria" w:eastAsia="Cambria" w:hAnsi="Cambria" w:cs="Cambria"/>
-        </w:rPr>
-      </w:pPr>
-      <w:r>
-        <w:rPr>
-          <w:rFonts w:ascii="Cambria" w:eastAsia="Cambria" w:hAnsi="Cambria" w:cs="Cambria"/>
-        </w:rPr>
-        <w:t># 4. Volver a levantar los microservicios</w:t>
-      </w:r>
-    </w:p>
-    <w:p>
-      <w:pPr>
-        <w:spacing w:before="80" w:after="80"/>
-        <w:rPr>
-          <w:rFonts w:ascii="Cambria" w:eastAsia="Cambria" w:hAnsi="Cambria" w:cs="Cambria"/>
-        </w:rPr>
-      </w:pPr>
-      <w:proofErr w:type="spellStart"/>
-      <w:r>
-        <w:rPr>
-          <w:rFonts w:ascii="Cambria" w:eastAsia="Cambria" w:hAnsi="Cambria" w:cs="Cambria"/>
-        </w:rPr>
-        <w:t>docker-compose</w:t>
-      </w:r>
-      <w:proofErr w:type="spellEnd"/>
-      <w:r>
-        <w:rPr>
-          <w:rFonts w:ascii="Cambria" w:eastAsia="Cambria" w:hAnsi="Cambria" w:cs="Cambria"/>
-        </w:rPr>
-        <w:t xml:space="preserve"> up -d</w:t>
-      </w:r>
-    </w:p>
-    <w:p>
-      <w:pPr>
-        <w:rPr>
-          <w:rFonts w:ascii="Cambria" w:eastAsia="Cambria" w:hAnsi="Cambria" w:cs="Cambria"/>
-        </w:rPr>
-      </w:pPr>
-    </w:p>
-    <w:p>
-      <w:pPr>
-        <w:rPr>
-          <w:rFonts w:ascii="Cambria" w:eastAsia="Cambria" w:hAnsi="Cambria" w:cs="Cambria"/>
-          <w:b/>
-          <w:bCs/>
-        </w:rPr>
-      </w:pPr>
-      <w:r>
-        <w:rPr>
-          <w:rFonts w:ascii="Cambria" w:eastAsia="Cambria" w:hAnsi="Cambria" w:cs="Cambria"/>
-          <w:b/>
-          <w:bCs/>
-        </w:rPr>
-        <w:t>Variables de entorno</w:t>
-      </w:r>
-    </w:p>
-    <w:p>
-      <w:pPr>
-        <w:spacing w:before="80" w:after="80"/>
-        <w:rPr>
-          <w:rFonts w:ascii="Cambria" w:eastAsia="Cambria" w:hAnsi="Cambria" w:cs="Cambria"/>
-        </w:rPr>
-      </w:pPr>
-      <w:r>
-        <w:rPr>
-          <w:rFonts w:ascii="Cambria" w:eastAsia="Cambria" w:hAnsi="Cambria" w:cs="Cambria"/>
-        </w:rPr>
-        <w:t xml:space="preserve">Cada microservicio recibe su configuración a través de variables de entorno inyectadas por Docker </w:t>
-      </w:r>
-      <w:proofErr w:type="spellStart"/>
-      <w:r>
-        <w:rPr>
-          <w:rFonts w:ascii="Cambria" w:eastAsia="Cambria" w:hAnsi="Cambria" w:cs="Cambria"/>
-        </w:rPr>
-        <w:t>Compose</w:t>
-      </w:r>
-      <w:proofErr w:type="spellEnd"/>
-      <w:r>
-        <w:rPr>
-          <w:rFonts w:ascii="Cambria" w:eastAsia="Cambria" w:hAnsi="Cambria" w:cs="Cambria"/>
-        </w:rPr>
-        <w:t xml:space="preserve">. Los valores por defecto en </w:t>
-      </w:r>
-      <w:proofErr w:type="spellStart"/>
-      <w:r>
-        <w:rPr>
-          <w:rFonts w:ascii="Cambria" w:eastAsia="Cambria" w:hAnsi="Cambria" w:cs="Cambria"/>
-        </w:rPr>
-        <w:t>application.yml</w:t>
-      </w:r>
-      <w:proofErr w:type="spellEnd"/>
-      <w:r>
-        <w:rPr>
-          <w:rFonts w:ascii="Cambria" w:eastAsia="Cambria" w:hAnsi="Cambria" w:cs="Cambria"/>
-        </w:rPr>
-        <w:t xml:space="preserve"> solo aplican en desarrollo local.</w:t>
+        <w:t>Cada microservicio recibe su configuración a través de variables de entorno inyectadas por Docker Compose. Los valores por defecto en application.yml solo aplican en desarrollo local.</w:t>
       </w:r>
     </w:p>
     <w:p>
@@ -13606,29 +12596,7 @@
         <w:rPr>
           <w:rFonts w:ascii="Cambria" w:eastAsia="Cambria" w:hAnsi="Cambria" w:cs="Cambria"/>
         </w:rPr>
-        <w:t>-JWT_SECRET=</w:t>
-      </w:r>
-      <w:proofErr w:type="spellStart"/>
-      <w:proofErr w:type="gramStart"/>
-      <w:r>
-        <w:rPr>
-          <w:rFonts w:ascii="Cambria" w:eastAsia="Cambria" w:hAnsi="Cambria" w:cs="Cambria"/>
-        </w:rPr>
-        <w:t>hfgkiuefhnbcgdsakjhrecduirnfhyeroifrnhsdfgc</w:t>
-      </w:r>
-      <w:proofErr w:type="spellEnd"/>
-      <w:r>
-        <w:rPr>
-          <w:rFonts w:ascii="Cambria" w:eastAsia="Cambria" w:hAnsi="Cambria" w:cs="Cambria"/>
-        </w:rPr>
-        <w:t>(</w:t>
-      </w:r>
-      <w:proofErr w:type="gramEnd"/>
-      <w:r>
-        <w:rPr>
-          <w:rFonts w:ascii="Cambria" w:eastAsia="Cambria" w:hAnsi="Cambria" w:cs="Cambria"/>
-        </w:rPr>
-        <w:t>formato de token)</w:t>
+        <w:t>-JWT_SECRET=hfgkiuefhnbcgdsakjhrecduirnfhyeroifrnhsdfgc(formato de token)</w:t>
       </w:r>
     </w:p>
     <w:p>
@@ -13654,21 +12622,7 @@
         <w:rPr>
           <w:rFonts w:ascii="Cambria" w:eastAsia="Cambria" w:hAnsi="Cambria" w:cs="Cambria"/>
         </w:rPr>
-        <w:t xml:space="preserve">-direcciones </w:t>
-      </w:r>
-      <w:proofErr w:type="spellStart"/>
-      <w:r>
-        <w:rPr>
-          <w:rFonts w:ascii="Cambria" w:eastAsia="Cambria" w:hAnsi="Cambria" w:cs="Cambria"/>
-        </w:rPr>
-        <w:t>uri</w:t>
-      </w:r>
-      <w:proofErr w:type="spellEnd"/>
-      <w:r>
-        <w:rPr>
-          <w:rFonts w:ascii="Cambria" w:eastAsia="Cambria" w:hAnsi="Cambria" w:cs="Cambria"/>
-        </w:rPr>
-        <w:t xml:space="preserve"> de la base de datos o microservicios</w:t>
+        <w:t>-direcciones uri de la base de datos o microservicios</w:t>
       </w:r>
     </w:p>
     <w:p>
@@ -13678,8 +12632,8 @@
           <w:rFonts w:ascii="Cambria" w:eastAsia="Cambria" w:hAnsi="Cambria" w:cs="Cambria"/>
         </w:rPr>
       </w:pPr>
-      <w:bookmarkStart w:id="31" w:name="_w6s8dzj9unh8" w:colFirst="0" w:colLast="0"/>
-      <w:bookmarkEnd w:id="31"/>
+      <w:bookmarkStart w:id="32" w:name="_w6s8dzj9unh8" w:colFirst="0" w:colLast="0"/>
+      <w:bookmarkEnd w:id="32"/>
       <w:r>
         <w:rPr>
           <w:rFonts w:ascii="Cambria" w:eastAsia="Cambria" w:hAnsi="Cambria" w:cs="Cambria"/>
@@ -13719,16 +12673,16 @@
           <w:noProof/>
         </w:rPr>
         <w:drawing>
-          <wp:inline distT="114300" distB="114300" distL="114300" distR="114300" wp14:anchorId="5EAF6785" wp14:editId="0A2340F2">
+          <wp:inline distT="114300" distB="114300" distL="114300" distR="114300" wp14:anchorId="407DB3B2" wp14:editId="316392E6">
             <wp:extent cx="2719388" cy="2200943"/>
             <wp:effectExtent l="0" t="0" r="0" b="0"/>
-            <wp:docPr id="15" name="image9.png"/>
+            <wp:docPr id="16" name="image7.png"/>
             <wp:cNvGraphicFramePr/>
             <a:graphic xmlns:a="http://schemas.openxmlformats.org/drawingml/2006/main">
               <a:graphicData uri="http://schemas.openxmlformats.org/drawingml/2006/picture">
                 <pic:pic xmlns:pic="http://schemas.openxmlformats.org/drawingml/2006/picture">
                   <pic:nvPicPr>
-                    <pic:cNvPr id="0" name="image9.png"/>
+                    <pic:cNvPr id="0" name="image7.png"/>
                     <pic:cNvPicPr preferRelativeResize="0"/>
                   </pic:nvPicPr>
                   <pic:blipFill>
@@ -13760,16 +12714,16 @@
           <w:noProof/>
         </w:rPr>
         <w:drawing>
-          <wp:inline distT="114300" distB="114300" distL="114300" distR="114300" wp14:anchorId="057F3F69" wp14:editId="7DB05B29">
+          <wp:inline distT="114300" distB="114300" distL="114300" distR="114300" wp14:anchorId="54075639" wp14:editId="3883AC4A">
             <wp:extent cx="2919413" cy="2191921"/>
             <wp:effectExtent l="0" t="0" r="0" b="0"/>
-            <wp:docPr id="1" name="image15.png"/>
+            <wp:docPr id="1" name="image14.png"/>
             <wp:cNvGraphicFramePr/>
             <a:graphic xmlns:a="http://schemas.openxmlformats.org/drawingml/2006/main">
               <a:graphicData uri="http://schemas.openxmlformats.org/drawingml/2006/picture">
                 <pic:pic xmlns:pic="http://schemas.openxmlformats.org/drawingml/2006/picture">
                   <pic:nvPicPr>
-                    <pic:cNvPr id="0" name="image15.png"/>
+                    <pic:cNvPr id="0" name="image14.png"/>
                     <pic:cNvPicPr preferRelativeResize="0"/>
                   </pic:nvPicPr>
                   <pic:blipFill>
@@ -13815,16 +12769,16 @@
           <w:noProof/>
         </w:rPr>
         <w:drawing>
-          <wp:inline distT="114300" distB="114300" distL="114300" distR="114300" wp14:anchorId="71A620B0" wp14:editId="0D40F641">
+          <wp:inline distT="114300" distB="114300" distL="114300" distR="114300" wp14:anchorId="2E7555B8" wp14:editId="66664E94">
             <wp:extent cx="3500438" cy="2794779"/>
             <wp:effectExtent l="0" t="0" r="0" b="0"/>
-            <wp:docPr id="17" name="image24.png"/>
+            <wp:docPr id="18" name="image11.png"/>
             <wp:cNvGraphicFramePr/>
             <a:graphic xmlns:a="http://schemas.openxmlformats.org/drawingml/2006/main">
               <a:graphicData uri="http://schemas.openxmlformats.org/drawingml/2006/picture">
                 <pic:pic xmlns:pic="http://schemas.openxmlformats.org/drawingml/2006/picture">
                   <pic:nvPicPr>
-                    <pic:cNvPr id="0" name="image24.png"/>
+                    <pic:cNvPr id="0" name="image11.png"/>
                     <pic:cNvPicPr preferRelativeResize="0"/>
                   </pic:nvPicPr>
                   <pic:blipFill>
@@ -13868,21 +12822,7 @@
         <w:rPr>
           <w:rFonts w:ascii="Cambria" w:eastAsia="Cambria" w:hAnsi="Cambria" w:cs="Cambria"/>
         </w:rPr>
-        <w:t xml:space="preserve">Se observan algunas capturas de pantalla, del mockup del frontend de la página web de </w:t>
-      </w:r>
-      <w:proofErr w:type="spellStart"/>
-      <w:r>
-        <w:rPr>
-          <w:rFonts w:ascii="Cambria" w:eastAsia="Cambria" w:hAnsi="Cambria" w:cs="Cambria"/>
-        </w:rPr>
-        <w:t>PedDate</w:t>
-      </w:r>
-      <w:proofErr w:type="spellEnd"/>
-      <w:r>
-        <w:rPr>
-          <w:rFonts w:ascii="Cambria" w:eastAsia="Cambria" w:hAnsi="Cambria" w:cs="Cambria"/>
-        </w:rPr>
-        <w:t xml:space="preserve"> más el repositorio de GitHub, donde se desarrollaron interfaces web en React orientadas a la gestión de mascotas y visualización de servicios relacionados. </w:t>
+        <w:t xml:space="preserve">Se observan algunas capturas de pantalla, del mockup del frontend de la página web de PedDate más el repositorio de GitHub, donde se desarrollaron interfaces web en React orientadas a la gestión de mascotas y visualización de servicios relacionados. </w:t>
       </w:r>
     </w:p>
     <w:p>
@@ -13938,16 +12878,16 @@
         </w:rPr>
         <w:lastRenderedPageBreak/>
         <w:drawing>
-          <wp:inline distT="114300" distB="114300" distL="114300" distR="114300" wp14:anchorId="1033C7E6" wp14:editId="2D888372">
+          <wp:inline distT="114300" distB="114300" distL="114300" distR="114300" wp14:anchorId="7DE182B1" wp14:editId="4F5FB4F7">
             <wp:extent cx="1042988" cy="2775825"/>
             <wp:effectExtent l="0" t="0" r="0" b="0"/>
-            <wp:docPr id="13" name="image20.png"/>
+            <wp:docPr id="14" name="image18.png"/>
             <wp:cNvGraphicFramePr/>
             <a:graphic xmlns:a="http://schemas.openxmlformats.org/drawingml/2006/main">
               <a:graphicData uri="http://schemas.openxmlformats.org/drawingml/2006/picture">
                 <pic:pic xmlns:pic="http://schemas.openxmlformats.org/drawingml/2006/picture">
                   <pic:nvPicPr>
-                    <pic:cNvPr id="0" name="image20.png"/>
+                    <pic:cNvPr id="0" name="image18.png"/>
                     <pic:cNvPicPr preferRelativeResize="0"/>
                   </pic:nvPicPr>
                   <pic:blipFill>
@@ -13979,16 +12919,16 @@
           <w:noProof/>
         </w:rPr>
         <w:drawing>
-          <wp:inline distT="114300" distB="114300" distL="114300" distR="114300" wp14:anchorId="69276B6D" wp14:editId="28512B96">
+          <wp:inline distT="114300" distB="114300" distL="114300" distR="114300" wp14:anchorId="25AE3A87" wp14:editId="28081BDF">
             <wp:extent cx="1624013" cy="1438594"/>
             <wp:effectExtent l="0" t="0" r="0" b="0"/>
-            <wp:docPr id="24" name="image13.png"/>
+            <wp:docPr id="24" name="image25.png"/>
             <wp:cNvGraphicFramePr/>
             <a:graphic xmlns:a="http://schemas.openxmlformats.org/drawingml/2006/main">
               <a:graphicData uri="http://schemas.openxmlformats.org/drawingml/2006/picture">
                 <pic:pic xmlns:pic="http://schemas.openxmlformats.org/drawingml/2006/picture">
                   <pic:nvPicPr>
-                    <pic:cNvPr id="0" name="image13.png"/>
+                    <pic:cNvPr id="0" name="image25.png"/>
                     <pic:cNvPicPr preferRelativeResize="0"/>
                   </pic:nvPicPr>
                   <pic:blipFill>
@@ -14032,35 +12972,7 @@
         <w:rPr>
           <w:rFonts w:ascii="Cambria" w:eastAsia="Cambria" w:hAnsi="Cambria" w:cs="Cambria"/>
         </w:rPr>
-        <w:t xml:space="preserve">El backend fue desarrollado en Spring Boot, implementando </w:t>
-      </w:r>
-      <w:proofErr w:type="spellStart"/>
-      <w:r>
-        <w:rPr>
-          <w:rFonts w:ascii="Cambria" w:eastAsia="Cambria" w:hAnsi="Cambria" w:cs="Cambria"/>
-        </w:rPr>
-        <w:t>APIs</w:t>
-      </w:r>
-      <w:proofErr w:type="spellEnd"/>
-      <w:r>
-        <w:rPr>
-          <w:rFonts w:ascii="Cambria" w:eastAsia="Cambria" w:hAnsi="Cambria" w:cs="Cambria"/>
-        </w:rPr>
-        <w:t xml:space="preserve"> REST para la gestión de usuarios y mascotas. Se observan capturas de pantalla de </w:t>
-      </w:r>
-      <w:proofErr w:type="spellStart"/>
-      <w:r>
-        <w:rPr>
-          <w:rFonts w:ascii="Cambria" w:eastAsia="Cambria" w:hAnsi="Cambria" w:cs="Cambria"/>
-        </w:rPr>
-        <w:t>como</w:t>
-      </w:r>
-      <w:proofErr w:type="spellEnd"/>
-      <w:r>
-        <w:rPr>
-          <w:rFonts w:ascii="Cambria" w:eastAsia="Cambria" w:hAnsi="Cambria" w:cs="Cambria"/>
-        </w:rPr>
-        <w:t xml:space="preserve"> se encuentran estructuradas las carpetas en el backend del proyecto.</w:t>
+        <w:t>El backend fue desarrollado en Spring Boot, implementando APIs REST para la gestión de usuarios y mascotas. Se observan capturas de pantalla de como se encuentran estructuradas las carpetas en el backend del proyecto.</w:t>
       </w:r>
     </w:p>
     <w:p>
@@ -14113,16 +13025,16 @@
           <w:noProof/>
         </w:rPr>
         <w:drawing>
-          <wp:inline distT="114300" distB="114300" distL="114300" distR="114300" wp14:anchorId="4D01DE0D" wp14:editId="5BB07A47">
+          <wp:inline distT="114300" distB="114300" distL="114300" distR="114300" wp14:anchorId="5A21F0C8" wp14:editId="631F2064">
             <wp:extent cx="4148138" cy="2859596"/>
             <wp:effectExtent l="0" t="0" r="0" b="0"/>
-            <wp:docPr id="8" name="image14.png"/>
+            <wp:docPr id="9" name="image20.png"/>
             <wp:cNvGraphicFramePr/>
             <a:graphic xmlns:a="http://schemas.openxmlformats.org/drawingml/2006/main">
               <a:graphicData uri="http://schemas.openxmlformats.org/drawingml/2006/picture">
                 <pic:pic xmlns:pic="http://schemas.openxmlformats.org/drawingml/2006/picture">
                   <pic:nvPicPr>
-                    <pic:cNvPr id="0" name="image14.png"/>
+                    <pic:cNvPr id="0" name="image20.png"/>
                     <pic:cNvPicPr preferRelativeResize="0"/>
                   </pic:nvPicPr>
                   <pic:blipFill>
@@ -14161,21 +13073,7 @@
         <w:rPr>
           <w:rFonts w:ascii="Cambria" w:eastAsia="Cambria" w:hAnsi="Cambria" w:cs="Cambria"/>
         </w:rPr>
-        <w:t xml:space="preserve">Se realizó una prueba en Postman para validar la captura de errores durante el proceso de creación de usuarios en el microservicio de usuarios. La prueba consistió en enviar una solicitud de registro con campos vacíos o faltantes, verificando el correcto funcionamiento de las validaciones implementadas mediante las anotaciones @NotBlank. Como resultado, el sistema respondió con un código de estado HTTP 400 (Bad </w:t>
-      </w:r>
-      <w:proofErr w:type="spellStart"/>
-      <w:r>
-        <w:rPr>
-          <w:rFonts w:ascii="Cambria" w:eastAsia="Cambria" w:hAnsi="Cambria" w:cs="Cambria"/>
-        </w:rPr>
-        <w:t>Request</w:t>
-      </w:r>
-      <w:proofErr w:type="spellEnd"/>
-      <w:r>
-        <w:rPr>
-          <w:rFonts w:ascii="Cambria" w:eastAsia="Cambria" w:hAnsi="Cambria" w:cs="Cambria"/>
-        </w:rPr>
-        <w:t>) y un mensaje de error controlado a través del manejo global de excepciones, impidiendo el registro de información inválida y garantizando la integridad de los datos almacenados.</w:t>
+        <w:t>Se realizó una prueba en Postman para validar la captura de errores durante el proceso de creación de usuarios en el microservicio de usuarios. La prueba consistió en enviar una solicitud de registro con campos vacíos o faltantes, verificando el correcto funcionamiento de las validaciones implementadas mediante las anotaciones @NotBlank. Como resultado, el sistema respondió con un código de estado HTTP 400 (Bad Request) y un mensaje de error controlado a través del manejo global de excepciones, impidiendo el registro de información inválida y garantizando la integridad de los datos almacenados.</w:t>
       </w:r>
       <w:r>
         <w:rPr>
@@ -14214,16 +13112,16 @@
         </w:rPr>
         <w:lastRenderedPageBreak/>
         <w:drawing>
-          <wp:inline distT="114300" distB="114300" distL="114300" distR="114300" wp14:anchorId="1C4FE2AB" wp14:editId="3FB76AAD">
+          <wp:inline distT="114300" distB="114300" distL="114300" distR="114300" wp14:anchorId="3C2A8035" wp14:editId="45854FF7">
             <wp:extent cx="3997590" cy="2784932"/>
             <wp:effectExtent l="0" t="0" r="0" b="0"/>
-            <wp:docPr id="4" name="image7.png"/>
+            <wp:docPr id="4" name="image9.png"/>
             <wp:cNvGraphicFramePr/>
             <a:graphic xmlns:a="http://schemas.openxmlformats.org/drawingml/2006/main">
               <a:graphicData uri="http://schemas.openxmlformats.org/drawingml/2006/picture">
                 <pic:pic xmlns:pic="http://schemas.openxmlformats.org/drawingml/2006/picture">
                   <pic:nvPicPr>
-                    <pic:cNvPr id="0" name="image7.png"/>
+                    <pic:cNvPr id="0" name="image9.png"/>
                     <pic:cNvPicPr preferRelativeResize="0"/>
                   </pic:nvPicPr>
                   <pic:blipFill>
@@ -14260,35 +13158,7 @@
         <w:rPr>
           <w:rFonts w:ascii="Cambria" w:eastAsia="Cambria" w:hAnsi="Cambria" w:cs="Cambria"/>
         </w:rPr>
-        <w:t xml:space="preserve">Se efectuó una prueba de autenticación de usuarios utilizando Postman para comprobar la obtención del token JWT a través del Gateway API, el cual redirige las solicitudes hacia el microservicio de usuarios. Durante la prueba, se enviaron credenciales válidas al </w:t>
-      </w:r>
-      <w:proofErr w:type="spellStart"/>
-      <w:r>
-        <w:rPr>
-          <w:rFonts w:ascii="Cambria" w:eastAsia="Cambria" w:hAnsi="Cambria" w:cs="Cambria"/>
-        </w:rPr>
-        <w:t>endpoint</w:t>
-      </w:r>
-      <w:proofErr w:type="spellEnd"/>
-      <w:r>
-        <w:rPr>
-          <w:rFonts w:ascii="Cambria" w:eastAsia="Cambria" w:hAnsi="Cambria" w:cs="Cambria"/>
-        </w:rPr>
-        <w:t xml:space="preserve"> de </w:t>
-      </w:r>
-      <w:proofErr w:type="spellStart"/>
-      <w:r>
-        <w:rPr>
-          <w:rFonts w:ascii="Cambria" w:eastAsia="Cambria" w:hAnsi="Cambria" w:cs="Cambria"/>
-        </w:rPr>
-        <w:t>login</w:t>
-      </w:r>
-      <w:proofErr w:type="spellEnd"/>
-      <w:r>
-        <w:rPr>
-          <w:rFonts w:ascii="Cambria" w:eastAsia="Cambria" w:hAnsi="Cambria" w:cs="Cambria"/>
-        </w:rPr>
-        <w:t xml:space="preserve"> y el sistema respondió correctamente con un token de acceso, demostrando el correcto funcionamiento del proceso de autenticación y la comunicación entre el Gateway y el microservicio correspondiente. </w:t>
+        <w:t xml:space="preserve">Se efectuó una prueba de autenticación de usuarios utilizando Postman para comprobar la obtención del token JWT a través del Gateway API, el cual redirige las solicitudes hacia el microservicio de usuarios. Durante la prueba, se enviaron credenciales válidas al endpoint de login y el sistema respondió correctamente con un token de acceso, demostrando el correcto funcionamiento del proceso de autenticación y la comunicación entre el Gateway y el microservicio correspondiente. </w:t>
       </w:r>
     </w:p>
     <w:p>
@@ -14308,16 +13178,16 @@
           <w:noProof/>
         </w:rPr>
         <w:drawing>
-          <wp:inline distT="114300" distB="114300" distL="114300" distR="114300" wp14:anchorId="7A843D4B" wp14:editId="3E306D44">
+          <wp:inline distT="114300" distB="114300" distL="114300" distR="114300" wp14:anchorId="265980FC" wp14:editId="52B61D9C">
             <wp:extent cx="3999490" cy="2980012"/>
             <wp:effectExtent l="0" t="0" r="0" b="0"/>
-            <wp:docPr id="11" name="image26.png"/>
+            <wp:docPr id="11" name="image16.png"/>
             <wp:cNvGraphicFramePr/>
             <a:graphic xmlns:a="http://schemas.openxmlformats.org/drawingml/2006/main">
               <a:graphicData uri="http://schemas.openxmlformats.org/drawingml/2006/picture">
                 <pic:pic xmlns:pic="http://schemas.openxmlformats.org/drawingml/2006/picture">
                   <pic:nvPicPr>
-                    <pic:cNvPr id="0" name="image26.png"/>
+                    <pic:cNvPr id="0" name="image16.png"/>
                     <pic:cNvPicPr preferRelativeResize="0"/>
                   </pic:nvPicPr>
                   <pic:blipFill>
@@ -14356,21 +13226,7 @@
         <w:rPr>
           <w:rFonts w:ascii="Cambria" w:eastAsia="Cambria" w:hAnsi="Cambria" w:cs="Cambria"/>
         </w:rPr>
-        <w:t>Se realizó una prueba para validar la captura de errores asociados a la ausencia de token de autenticación en solicitudes protegidas. En esta prueba se intentó ejecutar el proceso de modificación de un usuario desde el Gateway sin incluir el token JWT en la cabecera de autorización. Como resultado, el Gateway bloqueó el acceso devolviendo un código HTTP 401 (</w:t>
-      </w:r>
-      <w:proofErr w:type="spellStart"/>
-      <w:r>
-        <w:rPr>
-          <w:rFonts w:ascii="Cambria" w:eastAsia="Cambria" w:hAnsi="Cambria" w:cs="Cambria"/>
-        </w:rPr>
-        <w:t>Unauthorized</w:t>
-      </w:r>
-      <w:proofErr w:type="spellEnd"/>
-      <w:r>
-        <w:rPr>
-          <w:rFonts w:ascii="Cambria" w:eastAsia="Cambria" w:hAnsi="Cambria" w:cs="Cambria"/>
-        </w:rPr>
-        <w:t>), validando correctamente la seguridad implementada y asegurando que únicamente usuarios autenticados puedan acceder a recursos protegidos.</w:t>
+        <w:t>Se realizó una prueba para validar la captura de errores asociados a la ausencia de token de autenticación en solicitudes protegidas. En esta prueba se intentó ejecutar el proceso de modificación de un usuario desde el Gateway sin incluir el token JWT en la cabecera de autorización. Como resultado, el Gateway bloqueó el acceso devolviendo un código HTTP 401 (Unauthorized), validando correctamente la seguridad implementada y asegurando que únicamente usuarios autenticados puedan acceder a recursos protegidos.</w:t>
       </w:r>
       <w:r>
         <w:rPr>
@@ -14399,16 +13255,16 @@
         </w:rPr>
         <w:lastRenderedPageBreak/>
         <w:drawing>
-          <wp:inline distT="114300" distB="114300" distL="114300" distR="114300" wp14:anchorId="62DCAFD4" wp14:editId="475247F5">
+          <wp:inline distT="114300" distB="114300" distL="114300" distR="114300" wp14:anchorId="2F9AD040" wp14:editId="6133F446">
             <wp:extent cx="3834961" cy="3619733"/>
             <wp:effectExtent l="0" t="0" r="0" b="0"/>
-            <wp:docPr id="2" name="image10.png"/>
+            <wp:docPr id="2" name="image19.png"/>
             <wp:cNvGraphicFramePr/>
             <a:graphic xmlns:a="http://schemas.openxmlformats.org/drawingml/2006/main">
               <a:graphicData uri="http://schemas.openxmlformats.org/drawingml/2006/picture">
                 <pic:pic xmlns:pic="http://schemas.openxmlformats.org/drawingml/2006/picture">
                   <pic:nvPicPr>
-                    <pic:cNvPr id="0" name="image10.png"/>
+                    <pic:cNvPr id="0" name="image19.png"/>
                     <pic:cNvPicPr preferRelativeResize="0"/>
                   </pic:nvPicPr>
                   <pic:blipFill>
@@ -14467,16 +13323,16 @@
           <w:noProof/>
         </w:rPr>
         <w:drawing>
-          <wp:inline distT="114300" distB="114300" distL="114300" distR="114300" wp14:anchorId="3A9F6A14" wp14:editId="10B56692">
+          <wp:inline distT="114300" distB="114300" distL="114300" distR="114300" wp14:anchorId="212F1725" wp14:editId="2697A7A2">
             <wp:extent cx="5731200" cy="3073400"/>
             <wp:effectExtent l="0" t="0" r="0" b="0"/>
-            <wp:docPr id="5" name="image18.png"/>
+            <wp:docPr id="6" name="image10.png"/>
             <wp:cNvGraphicFramePr/>
             <a:graphic xmlns:a="http://schemas.openxmlformats.org/drawingml/2006/main">
               <a:graphicData uri="http://schemas.openxmlformats.org/drawingml/2006/picture">
                 <pic:pic xmlns:pic="http://schemas.openxmlformats.org/drawingml/2006/picture">
                   <pic:nvPicPr>
-                    <pic:cNvPr id="0" name="image18.png"/>
+                    <pic:cNvPr id="0" name="image10.png"/>
                     <pic:cNvPicPr preferRelativeResize="0"/>
                   </pic:nvPicPr>
                   <pic:blipFill>
@@ -14514,56 +13370,14 @@
         <w:rPr>
           <w:rFonts w:ascii="Cambria" w:eastAsia="Cambria" w:hAnsi="Cambria" w:cs="Cambria"/>
         </w:rPr>
-        <w:t xml:space="preserve">Se realizaron pruebas unitarias en todos los microservicios del sistema utilizando las herramientas </w:t>
-      </w:r>
-      <w:proofErr w:type="spellStart"/>
-      <w:r>
-        <w:rPr>
-          <w:rFonts w:ascii="Cambria" w:eastAsia="Cambria" w:hAnsi="Cambria" w:cs="Cambria"/>
-        </w:rPr>
-        <w:t>JUnit</w:t>
-      </w:r>
-      <w:proofErr w:type="spellEnd"/>
-      <w:r>
-        <w:rPr>
-          <w:rFonts w:ascii="Cambria" w:eastAsia="Cambria" w:hAnsi="Cambria" w:cs="Cambria"/>
-        </w:rPr>
-        <w:t xml:space="preserve"> y </w:t>
-      </w:r>
-      <w:proofErr w:type="spellStart"/>
-      <w:r>
-        <w:rPr>
-          <w:rFonts w:ascii="Cambria" w:eastAsia="Cambria" w:hAnsi="Cambria" w:cs="Cambria"/>
-        </w:rPr>
-        <w:t>Mockito</w:t>
-      </w:r>
-      <w:proofErr w:type="spellEnd"/>
-      <w:r>
-        <w:rPr>
-          <w:rFonts w:ascii="Cambria" w:eastAsia="Cambria" w:hAnsi="Cambria" w:cs="Cambria"/>
-        </w:rPr>
-        <w:t xml:space="preserve">, con el objetivo de validar el correcto funcionamiento de la lógica de negocio y los distintos componentes de la aplicación. Estas pruebas fueron ejecutadas de </w:t>
+        <w:t xml:space="preserve">Se realizaron pruebas unitarias en todos los microservicios del sistema utilizando las herramientas JUnit y Mockito, con el objetivo de validar el correcto funcionamiento de la lógica de negocio y los distintos componentes de la aplicación. Estas pruebas fueron ejecutadas de </w:t>
       </w:r>
       <w:r>
         <w:rPr>
           <w:rFonts w:ascii="Cambria" w:eastAsia="Cambria" w:hAnsi="Cambria" w:cs="Cambria"/>
         </w:rPr>
         <w:lastRenderedPageBreak/>
-        <w:t>manera aislada, sin conexión directa a una base de datos, utilizando objetos simulados (</w:t>
-      </w:r>
-      <w:proofErr w:type="spellStart"/>
-      <w:r>
-        <w:rPr>
-          <w:rFonts w:ascii="Cambria" w:eastAsia="Cambria" w:hAnsi="Cambria" w:cs="Cambria"/>
-        </w:rPr>
-        <w:t>mocks</w:t>
-      </w:r>
-      <w:proofErr w:type="spellEnd"/>
-      <w:r>
-        <w:rPr>
-          <w:rFonts w:ascii="Cambria" w:eastAsia="Cambria" w:hAnsi="Cambria" w:cs="Cambria"/>
-        </w:rPr>
-        <w:t>) para representar las dependencias externas y garantizar un entorno controlado de evaluación.</w:t>
+        <w:t>manera aislada, sin conexión directa a una base de datos, utilizando objetos simulados (mocks) para representar las dependencias externas y garantizar un entorno controlado de evaluación.</w:t>
       </w:r>
     </w:p>
     <w:p>
@@ -14577,21 +13391,7 @@
         <w:rPr>
           <w:rFonts w:ascii="Cambria" w:eastAsia="Cambria" w:hAnsi="Cambria" w:cs="Cambria"/>
         </w:rPr>
-        <w:t xml:space="preserve">La implementación de pruebas unitarias permitió verificar el comportamiento de servicios, controladores y métodos principales de cada microservicio, asegurando que las operaciones respondieran correctamente ante distintos escenarios de ejecución. Además, el uso de </w:t>
-      </w:r>
-      <w:proofErr w:type="spellStart"/>
-      <w:r>
-        <w:rPr>
-          <w:rFonts w:ascii="Cambria" w:eastAsia="Cambria" w:hAnsi="Cambria" w:cs="Cambria"/>
-        </w:rPr>
-        <w:t>Mockito</w:t>
-      </w:r>
-      <w:proofErr w:type="spellEnd"/>
-      <w:r>
-        <w:rPr>
-          <w:rFonts w:ascii="Cambria" w:eastAsia="Cambria" w:hAnsi="Cambria" w:cs="Cambria"/>
-        </w:rPr>
-        <w:t xml:space="preserve"> facilitó la simulación de repositorios y respuestas esperadas, permitiendo detectar errores tempranamente y mejorar la calidad, mantenibilidad y estabilidad general del sistema antes de su integración completa.</w:t>
+        <w:t>La implementación de pruebas unitarias permitió verificar el comportamiento de servicios, controladores y métodos principales de cada microservicio, asegurando que las operaciones respondieran correctamente ante distintos escenarios de ejecución. Además, el uso de Mockito facilitó la simulación de repositorios y respuestas esperadas, permitiendo detectar errores tempranamente y mejorar la calidad, mantenibilidad y estabilidad general del sistema antes de su integración completa.</w:t>
       </w:r>
     </w:p>
     <w:p>
@@ -14628,16 +13428,16 @@
           <w:noProof/>
         </w:rPr>
         <w:drawing>
-          <wp:inline distT="114300" distB="114300" distL="114300" distR="114300" wp14:anchorId="1A2CB8B2" wp14:editId="40B64D58">
+          <wp:inline distT="114300" distB="114300" distL="114300" distR="114300" wp14:anchorId="2306A661" wp14:editId="51299760">
             <wp:extent cx="5731200" cy="444500"/>
             <wp:effectExtent l="0" t="0" r="0" b="0"/>
-            <wp:docPr id="20" name="image2.png"/>
+            <wp:docPr id="20" name="image21.png"/>
             <wp:cNvGraphicFramePr/>
             <a:graphic xmlns:a="http://schemas.openxmlformats.org/drawingml/2006/main">
               <a:graphicData uri="http://schemas.openxmlformats.org/drawingml/2006/picture">
                 <pic:pic xmlns:pic="http://schemas.openxmlformats.org/drawingml/2006/picture">
                   <pic:nvPicPr>
-                    <pic:cNvPr id="0" name="image2.png"/>
+                    <pic:cNvPr id="0" name="image21.png"/>
                     <pic:cNvPicPr preferRelativeResize="0"/>
                   </pic:nvPicPr>
                   <pic:blipFill>
@@ -14683,43 +13483,7 @@
         <w:rPr>
           <w:rFonts w:ascii="Cambria" w:eastAsia="Cambria" w:hAnsi="Cambria" w:cs="Cambria"/>
         </w:rPr>
-        <w:t xml:space="preserve">Base de datos en el puerto 27017 y </w:t>
-      </w:r>
-      <w:proofErr w:type="gramStart"/>
-      <w:r>
-        <w:rPr>
-          <w:rFonts w:ascii="Cambria" w:eastAsia="Cambria" w:hAnsi="Cambria" w:cs="Cambria"/>
-        </w:rPr>
-        <w:t xml:space="preserve">el </w:t>
-      </w:r>
-      <w:proofErr w:type="spellStart"/>
-      <w:r>
-        <w:rPr>
-          <w:rFonts w:ascii="Cambria" w:eastAsia="Cambria" w:hAnsi="Cambria" w:cs="Cambria"/>
-        </w:rPr>
-        <w:t>backup</w:t>
-      </w:r>
-      <w:proofErr w:type="spellEnd"/>
-      <w:proofErr w:type="gramEnd"/>
-      <w:r>
-        <w:rPr>
-          <w:rFonts w:ascii="Cambria" w:eastAsia="Cambria" w:hAnsi="Cambria" w:cs="Cambria"/>
-        </w:rPr>
-        <w:t xml:space="preserve"> lanzados en </w:t>
-      </w:r>
-      <w:proofErr w:type="spellStart"/>
-      <w:r>
-        <w:rPr>
-          <w:rFonts w:ascii="Cambria" w:eastAsia="Cambria" w:hAnsi="Cambria" w:cs="Cambria"/>
-        </w:rPr>
-        <w:t>docker</w:t>
-      </w:r>
-      <w:proofErr w:type="spellEnd"/>
-      <w:r>
-        <w:rPr>
-          <w:rFonts w:ascii="Cambria" w:eastAsia="Cambria" w:hAnsi="Cambria" w:cs="Cambria"/>
-        </w:rPr>
-        <w:t>, y verificados desde la terminal</w:t>
+        <w:t>Base de datos en el puerto 27017 y el backup lanzados en docker, y verificados desde la terminal</w:t>
       </w:r>
     </w:p>
     <w:p>
@@ -14774,16 +13538,16 @@
           <w:noProof/>
         </w:rPr>
         <w:drawing>
-          <wp:inline distT="114300" distB="114300" distL="114300" distR="114300" wp14:anchorId="2CC20A27" wp14:editId="2B0C4433">
+          <wp:inline distT="114300" distB="114300" distL="114300" distR="114300" wp14:anchorId="43A12A4C" wp14:editId="18E07915">
             <wp:extent cx="4176713" cy="2032380"/>
             <wp:effectExtent l="0" t="0" r="0" b="0"/>
-            <wp:docPr id="6" name="image8.png"/>
+            <wp:docPr id="7" name="image3.png"/>
             <wp:cNvGraphicFramePr/>
             <a:graphic xmlns:a="http://schemas.openxmlformats.org/drawingml/2006/main">
               <a:graphicData uri="http://schemas.openxmlformats.org/drawingml/2006/picture">
                 <pic:pic xmlns:pic="http://schemas.openxmlformats.org/drawingml/2006/picture">
                   <pic:nvPicPr>
-                    <pic:cNvPr id="0" name="image8.png"/>
+                    <pic:cNvPr id="0" name="image3.png"/>
                     <pic:cNvPicPr preferRelativeResize="0"/>
                   </pic:nvPicPr>
                   <pic:blipFill>
@@ -14827,16 +13591,16 @@
           <w:noProof/>
         </w:rPr>
         <w:drawing>
-          <wp:inline distT="114300" distB="114300" distL="114300" distR="114300" wp14:anchorId="10A11DB0" wp14:editId="0FFCB584">
+          <wp:inline distT="114300" distB="114300" distL="114300" distR="114300" wp14:anchorId="7691DB70" wp14:editId="549C5C76">
             <wp:extent cx="4234507" cy="1838558"/>
             <wp:effectExtent l="0" t="0" r="0" b="0"/>
-            <wp:docPr id="19" name="image5.png"/>
+            <wp:docPr id="19" name="image6.png"/>
             <wp:cNvGraphicFramePr/>
             <a:graphic xmlns:a="http://schemas.openxmlformats.org/drawingml/2006/main">
               <a:graphicData uri="http://schemas.openxmlformats.org/drawingml/2006/picture">
                 <pic:pic xmlns:pic="http://schemas.openxmlformats.org/drawingml/2006/picture">
                   <pic:nvPicPr>
-                    <pic:cNvPr id="0" name="image5.png"/>
+                    <pic:cNvPr id="0" name="image6.png"/>
                     <pic:cNvPicPr preferRelativeResize="0"/>
                   </pic:nvPicPr>
                   <pic:blipFill>
@@ -14881,16 +13645,16 @@
         </w:rPr>
         <w:lastRenderedPageBreak/>
         <w:drawing>
-          <wp:inline distT="114300" distB="114300" distL="114300" distR="114300" wp14:anchorId="6CCC54DA" wp14:editId="75E02F78">
+          <wp:inline distT="114300" distB="114300" distL="114300" distR="114300" wp14:anchorId="0D93EF9D" wp14:editId="7F5C1E37">
             <wp:extent cx="1776413" cy="2119006"/>
             <wp:effectExtent l="0" t="0" r="0" b="0"/>
-            <wp:docPr id="21" name="image21.png"/>
+            <wp:docPr id="21" name="image2.png"/>
             <wp:cNvGraphicFramePr/>
             <a:graphic xmlns:a="http://schemas.openxmlformats.org/drawingml/2006/main">
               <a:graphicData uri="http://schemas.openxmlformats.org/drawingml/2006/picture">
                 <pic:pic xmlns:pic="http://schemas.openxmlformats.org/drawingml/2006/picture">
                   <pic:nvPicPr>
-                    <pic:cNvPr id="0" name="image21.png"/>
+                    <pic:cNvPr id="0" name="image2.png"/>
                     <pic:cNvPicPr preferRelativeResize="0"/>
                   </pic:nvPicPr>
                   <pic:blipFill>
@@ -14948,8 +13712,8 @@
           <w:szCs w:val="22"/>
         </w:rPr>
       </w:pPr>
-      <w:bookmarkStart w:id="32" w:name="_6ci68lb28rh1" w:colFirst="0" w:colLast="0"/>
-      <w:bookmarkEnd w:id="32"/>
+      <w:bookmarkStart w:id="33" w:name="_6ci68lb28rh1" w:colFirst="0" w:colLast="0"/>
+      <w:bookmarkEnd w:id="33"/>
       <w:r>
         <w:rPr>
           <w:rFonts w:ascii="Cambria" w:eastAsia="Cambria" w:hAnsi="Cambria" w:cs="Cambria"/>
@@ -14978,21 +13742,7 @@
         <w:rPr>
           <w:rFonts w:ascii="Cambria" w:eastAsia="Cambria" w:hAnsi="Cambria" w:cs="Cambria"/>
         </w:rPr>
-        <w:t xml:space="preserve">Con el concepto de la verificación del buen funcionamiento del sistema </w:t>
-      </w:r>
-      <w:proofErr w:type="spellStart"/>
-      <w:r>
-        <w:rPr>
-          <w:rFonts w:ascii="Cambria" w:eastAsia="Cambria" w:hAnsi="Cambria" w:cs="Cambria"/>
-        </w:rPr>
-        <w:t>PetDate</w:t>
-      </w:r>
-      <w:proofErr w:type="spellEnd"/>
-      <w:r>
-        <w:rPr>
-          <w:rFonts w:ascii="Cambria" w:eastAsia="Cambria" w:hAnsi="Cambria" w:cs="Cambria"/>
-        </w:rPr>
-        <w:t>, definimos pruebas funcionales orientadas a verificar módulos principales, estas pruebas fueron ejecutadas de manera manual durante el desarrollo del proyecto.</w:t>
+        <w:t>Con el concepto de la verificación del buen funcionamiento del sistema PetDate, definimos pruebas funcionales orientadas a verificar módulos principales, estas pruebas fueron ejecutadas de manera manual durante el desarrollo del proyecto.</w:t>
       </w:r>
     </w:p>
     <w:p>
@@ -15839,19 +14589,11 @@
                 <w:rFonts w:ascii="Cambria" w:eastAsia="Cambria" w:hAnsi="Cambria" w:cs="Cambria"/>
               </w:rPr>
             </w:pPr>
-            <w:proofErr w:type="spellStart"/>
             <w:r>
               <w:rPr>
                 <w:rFonts w:ascii="Cambria" w:eastAsia="Cambria" w:hAnsi="Cambria" w:cs="Cambria"/>
               </w:rPr>
-              <w:t>Endpoint</w:t>
-            </w:r>
-            <w:proofErr w:type="spellEnd"/>
-            <w:r>
-              <w:rPr>
-                <w:rFonts w:ascii="Cambria" w:eastAsia="Cambria" w:hAnsi="Cambria" w:cs="Cambria"/>
-              </w:rPr>
-              <w:t xml:space="preserve"> API en Postman</w:t>
+              <w:t>Endpoint API en Postman</w:t>
             </w:r>
           </w:p>
         </w:tc>
@@ -15892,8 +14634,8 @@
           <w:szCs w:val="22"/>
         </w:rPr>
       </w:pPr>
-      <w:bookmarkStart w:id="33" w:name="_ndtcmjek5odg" w:colFirst="0" w:colLast="0"/>
-      <w:bookmarkEnd w:id="33"/>
+      <w:bookmarkStart w:id="34" w:name="_ndtcmjek5odg" w:colFirst="0" w:colLast="0"/>
+      <w:bookmarkEnd w:id="34"/>
     </w:p>
     <w:p>
       <w:pPr>
@@ -15906,8 +14648,8 @@
           <w:szCs w:val="22"/>
         </w:rPr>
       </w:pPr>
-      <w:bookmarkStart w:id="34" w:name="_8w8x8amcpr1u" w:colFirst="0" w:colLast="0"/>
-      <w:bookmarkEnd w:id="34"/>
+      <w:bookmarkStart w:id="35" w:name="_8w8x8amcpr1u" w:colFirst="0" w:colLast="0"/>
+      <w:bookmarkEnd w:id="35"/>
       <w:r>
         <w:rPr>
           <w:rFonts w:ascii="Cambria" w:eastAsia="Cambria" w:hAnsi="Cambria" w:cs="Cambria"/>
@@ -15936,63 +14678,7 @@
         <w:rPr>
           <w:rFonts w:ascii="Cambria" w:eastAsia="Cambria" w:hAnsi="Cambria" w:cs="Cambria"/>
         </w:rPr>
-        <w:t xml:space="preserve">Actualmente, el proyecto </w:t>
-      </w:r>
-      <w:proofErr w:type="spellStart"/>
-      <w:r>
-        <w:rPr>
-          <w:rFonts w:ascii="Cambria" w:eastAsia="Cambria" w:hAnsi="Cambria" w:cs="Cambria"/>
-        </w:rPr>
-        <w:t>PetDate</w:t>
-      </w:r>
-      <w:proofErr w:type="spellEnd"/>
-      <w:r>
-        <w:rPr>
-          <w:rFonts w:ascii="Cambria" w:eastAsia="Cambria" w:hAnsi="Cambria" w:cs="Cambria"/>
-        </w:rPr>
-        <w:t xml:space="preserve"> se encuentra en fase de desarrollo funcional, presentando avances en frontend, backend, documentación técnica y modelamiento del sistema, de acuerdo con la planificación establecida en los </w:t>
-      </w:r>
-      <w:proofErr w:type="spellStart"/>
-      <w:r>
-        <w:rPr>
-          <w:rFonts w:ascii="Cambria" w:eastAsia="Cambria" w:hAnsi="Cambria" w:cs="Cambria"/>
-        </w:rPr>
-        <w:t>sprints</w:t>
-      </w:r>
-      <w:proofErr w:type="spellEnd"/>
-      <w:r>
-        <w:rPr>
-          <w:rFonts w:ascii="Cambria" w:eastAsia="Cambria" w:hAnsi="Cambria" w:cs="Cambria"/>
-        </w:rPr>
-        <w:t xml:space="preserve"> definidos de la carta </w:t>
-      </w:r>
-      <w:proofErr w:type="spellStart"/>
-      <w:r>
-        <w:rPr>
-          <w:rFonts w:ascii="Cambria" w:eastAsia="Cambria" w:hAnsi="Cambria" w:cs="Cambria"/>
-        </w:rPr>
-        <w:t>gantt</w:t>
-      </w:r>
-      <w:proofErr w:type="spellEnd"/>
-      <w:r>
-        <w:rPr>
-          <w:rFonts w:ascii="Cambria" w:eastAsia="Cambria" w:hAnsi="Cambria" w:cs="Cambria"/>
-        </w:rPr>
-        <w:t xml:space="preserve">. A </w:t>
-      </w:r>
-      <w:proofErr w:type="gramStart"/>
-      <w:r>
-        <w:rPr>
-          <w:rFonts w:ascii="Cambria" w:eastAsia="Cambria" w:hAnsi="Cambria" w:cs="Cambria"/>
-        </w:rPr>
-        <w:t>continuación</w:t>
-      </w:r>
-      <w:proofErr w:type="gramEnd"/>
-      <w:r>
-        <w:rPr>
-          <w:rFonts w:ascii="Cambria" w:eastAsia="Cambria" w:hAnsi="Cambria" w:cs="Cambria"/>
-        </w:rPr>
-        <w:t xml:space="preserve"> daremos un estimativo del avance del proyecto en porcentajes para mayor detalle:</w:t>
+        <w:t>Actualmente, el proyecto PetDate se encuentra en fase de desarrollo funcional, presentando avances en frontend, backend, documentación técnica y modelamiento del sistema, de acuerdo con la planificación establecida en los sprints definidos de la carta gantt. A continuación daremos un estimativo del avance del proyecto en porcentajes para mayor detalle:</w:t>
       </w:r>
     </w:p>
     <w:p>
@@ -16561,8 +15247,8 @@
           <w:szCs w:val="22"/>
         </w:rPr>
       </w:pPr>
-      <w:bookmarkStart w:id="35" w:name="_m6108uc0vxcb" w:colFirst="0" w:colLast="0"/>
-      <w:bookmarkEnd w:id="35"/>
+      <w:bookmarkStart w:id="36" w:name="_m6108uc0vxcb" w:colFirst="0" w:colLast="0"/>
+      <w:bookmarkEnd w:id="36"/>
       <w:r>
         <w:rPr>
           <w:rFonts w:ascii="Cambria" w:eastAsia="Cambria" w:hAnsi="Cambria" w:cs="Cambria"/>
@@ -16595,21 +15281,7 @@
         <w:rPr>
           <w:rFonts w:ascii="Cambria" w:eastAsia="Cambria" w:hAnsi="Cambria" w:cs="Cambria"/>
         </w:rPr>
-        <w:t xml:space="preserve">El proyecto </w:t>
-      </w:r>
-      <w:proofErr w:type="spellStart"/>
-      <w:r>
-        <w:rPr>
-          <w:rFonts w:ascii="Cambria" w:eastAsia="Cambria" w:hAnsi="Cambria" w:cs="Cambria"/>
-        </w:rPr>
-        <w:t>PetDate</w:t>
-      </w:r>
-      <w:proofErr w:type="spellEnd"/>
-      <w:r>
-        <w:rPr>
-          <w:rFonts w:ascii="Cambria" w:eastAsia="Cambria" w:hAnsi="Cambria" w:cs="Cambria"/>
-        </w:rPr>
-        <w:t xml:space="preserve"> nos permitió avanzar en la definición técnica y funcional de una plataforma web orientada a centralizar la información relacionada con el cuidado de mascotas. A partir de la problemática que identificamos, se estableció una propuesta de solución enfocada en la gestión de usuarios, mascotas, historiales médicos, servicios y promociones, permitiendo proyectar un sistema útil tanto para dueños de mascotas como para proveedores de servicios.</w:t>
+        <w:t>El proyecto PetDate nos permitió avanzar en la definición técnica y funcional de una plataforma web orientada a centralizar la información relacionada con el cuidado de mascotas. A partir de la problemática que identificamos, se estableció una propuesta de solución enfocada en la gestión de usuarios, mascotas, historiales médicos, servicios y promociones, permitiendo proyectar un sistema útil tanto para dueños de mascotas como para proveedores de servicios.</w:t>
       </w:r>
     </w:p>
     <w:p>
@@ -16637,21 +15309,7 @@
         <w:rPr>
           <w:rFonts w:ascii="Cambria" w:eastAsia="Cambria" w:hAnsi="Cambria" w:cs="Cambria"/>
         </w:rPr>
-        <w:t xml:space="preserve">En conclusión, </w:t>
-      </w:r>
-      <w:proofErr w:type="spellStart"/>
-      <w:r>
-        <w:rPr>
-          <w:rFonts w:ascii="Cambria" w:eastAsia="Cambria" w:hAnsi="Cambria" w:cs="Cambria"/>
-        </w:rPr>
-        <w:t>PetDate</w:t>
-      </w:r>
-      <w:proofErr w:type="spellEnd"/>
-      <w:r>
-        <w:rPr>
-          <w:rFonts w:ascii="Cambria" w:eastAsia="Cambria" w:hAnsi="Cambria" w:cs="Cambria"/>
-        </w:rPr>
-        <w:t xml:space="preserve"> representa una solución viable frente a la dispersión de información en el cuidado de mascotas, ya que busca mejorar la organización, el acceso a servicios y el seguimiento de antecedentes relevantes para dueños de mascotas. Si bien el sistema aún se encuentra en etapa de avance funcional, cuenta con una base técnica y documental sólida para continuar con la integración de funcionalidades, ejecución de pruebas y mejora progresiva de nuestro proyecto.</w:t>
+        <w:t>En conclusión, PetDate representa una solución viable frente a la dispersión de información en el cuidado de mascotas, ya que busca mejorar la organización, el acceso a servicios y el seguimiento de antecedentes relevantes para dueños de mascotas. Si bien el sistema aún se encuentra en etapa de avance funcional, cuenta con una base técnica y documental sólida para continuar con la integración de funcionalidades, ejecución de pruebas y mejora progresiva de nuestro proyecto.</w:t>
       </w:r>
     </w:p>
     <w:sectPr>
@@ -16723,16 +15381,16 @@
         <w:noProof/>
       </w:rPr>
       <w:drawing>
-        <wp:inline distT="114300" distB="114300" distL="114300" distR="114300" wp14:anchorId="0B5097ED" wp14:editId="2DE126F5">
+        <wp:inline distT="114300" distB="114300" distL="114300" distR="114300" wp14:anchorId="47445D1B" wp14:editId="24B49E3E">
           <wp:extent cx="1271588" cy="572214"/>
           <wp:effectExtent l="0" t="0" r="0" b="0"/>
-          <wp:docPr id="12" name="image22.png"/>
+          <wp:docPr id="13" name="image1.png"/>
           <wp:cNvGraphicFramePr/>
           <a:graphic xmlns:a="http://schemas.openxmlformats.org/drawingml/2006/main">
             <a:graphicData uri="http://schemas.openxmlformats.org/drawingml/2006/picture">
               <pic:pic xmlns:pic="http://schemas.openxmlformats.org/drawingml/2006/picture">
                 <pic:nvPicPr>
-                  <pic:cNvPr id="0" name="image22.png"/>
+                  <pic:cNvPr id="0" name="image1.png"/>
                   <pic:cNvPicPr preferRelativeResize="0"/>
                 </pic:nvPicPr>
                 <pic:blipFill>
@@ -16878,16 +15536,16 @@
     </w:lvl>
   </w:abstractNum>
   <w:abstractNum w:abstractNumId="1" w15:restartNumberingAfterBreak="0">
-    <w:nsid w:val="06D24D5B"/>
+    <w:nsid w:val="05720A12"/>
     <w:multiLevelType w:val="multilevel"/>
-    <w:tmpl w:val="BED46B96"/>
+    <w:tmpl w:val="1CAA0AD0"/>
     <w:lvl w:ilvl="0">
       <w:start w:val="1"/>
       <w:numFmt w:val="bullet"/>
       <w:lvlText w:val="●"/>
       <w:lvlJc w:val="left"/>
       <w:pPr>
-        <w:ind w:left="720" w:hanging="360"/>
+        <w:ind w:left="1440" w:hanging="360"/>
       </w:pPr>
       <w:rPr>
         <w:u w:val="none"/>
@@ -16899,7 +15557,7 @@
       <w:lvlText w:val="○"/>
       <w:lvlJc w:val="left"/>
       <w:pPr>
-        <w:ind w:left="1440" w:hanging="360"/>
+        <w:ind w:left="2160" w:hanging="360"/>
       </w:pPr>
       <w:rPr>
         <w:u w:val="none"/>
@@ -16911,7 +15569,7 @@
       <w:lvlText w:val="■"/>
       <w:lvlJc w:val="left"/>
       <w:pPr>
-        <w:ind w:left="2160" w:hanging="360"/>
+        <w:ind w:left="2880" w:hanging="360"/>
       </w:pPr>
       <w:rPr>
         <w:u w:val="none"/>
@@ -16923,7 +15581,7 @@
       <w:lvlText w:val="●"/>
       <w:lvlJc w:val="left"/>
       <w:pPr>
-        <w:ind w:left="2880" w:hanging="360"/>
+        <w:ind w:left="3600" w:hanging="360"/>
       </w:pPr>
       <w:rPr>
         <w:u w:val="none"/>
@@ -16935,7 +15593,7 @@
       <w:lvlText w:val="○"/>
       <w:lvlJc w:val="left"/>
       <w:pPr>
-        <w:ind w:left="3600" w:hanging="360"/>
+        <w:ind w:left="4320" w:hanging="360"/>
       </w:pPr>
       <w:rPr>
         <w:u w:val="none"/>
@@ -16947,7 +15605,7 @@
       <w:lvlText w:val="■"/>
       <w:lvlJc w:val="left"/>
       <w:pPr>
-        <w:ind w:left="4320" w:hanging="360"/>
+        <w:ind w:left="5040" w:hanging="360"/>
       </w:pPr>
       <w:rPr>
         <w:u w:val="none"/>
@@ -16959,7 +15617,7 @@
       <w:lvlText w:val="●"/>
       <w:lvlJc w:val="left"/>
       <w:pPr>
-        <w:ind w:left="5040" w:hanging="360"/>
+        <w:ind w:left="5760" w:hanging="360"/>
       </w:pPr>
       <w:rPr>
         <w:u w:val="none"/>
@@ -16971,7 +15629,7 @@
       <w:lvlText w:val="○"/>
       <w:lvlJc w:val="left"/>
       <w:pPr>
-        <w:ind w:left="5760" w:hanging="360"/>
+        <w:ind w:left="6480" w:hanging="360"/>
       </w:pPr>
       <w:rPr>
         <w:u w:val="none"/>
@@ -16983,7 +15641,7 @@
       <w:lvlText w:val="■"/>
       <w:lvlJc w:val="left"/>
       <w:pPr>
-        <w:ind w:left="6480" w:hanging="360"/>
+        <w:ind w:left="7200" w:hanging="360"/>
       </w:pPr>
       <w:rPr>
         <w:u w:val="none"/>
@@ -16991,6 +15649,119 @@
     </w:lvl>
   </w:abstractNum>
   <w:abstractNum w:abstractNumId="2" w15:restartNumberingAfterBreak="0">
+    <w:nsid w:val="05FC482E"/>
+    <w:multiLevelType w:val="multilevel"/>
+    <w:tmpl w:val="A4C00D0E"/>
+    <w:lvl w:ilvl="0">
+      <w:start w:val="1"/>
+      <w:numFmt w:val="bullet"/>
+      <w:lvlText w:val="●"/>
+      <w:lvlJc w:val="left"/>
+      <w:pPr>
+        <w:ind w:left="1440" w:hanging="360"/>
+      </w:pPr>
+      <w:rPr>
+        <w:u w:val="none"/>
+      </w:rPr>
+    </w:lvl>
+    <w:lvl w:ilvl="1">
+      <w:start w:val="1"/>
+      <w:numFmt w:val="bullet"/>
+      <w:lvlText w:val="○"/>
+      <w:lvlJc w:val="left"/>
+      <w:pPr>
+        <w:ind w:left="2160" w:hanging="360"/>
+      </w:pPr>
+      <w:rPr>
+        <w:u w:val="none"/>
+      </w:rPr>
+    </w:lvl>
+    <w:lvl w:ilvl="2">
+      <w:start w:val="1"/>
+      <w:numFmt w:val="bullet"/>
+      <w:lvlText w:val="■"/>
+      <w:lvlJc w:val="left"/>
+      <w:pPr>
+        <w:ind w:left="2880" w:hanging="360"/>
+      </w:pPr>
+      <w:rPr>
+        <w:u w:val="none"/>
+      </w:rPr>
+    </w:lvl>
+    <w:lvl w:ilvl="3">
+      <w:start w:val="1"/>
+      <w:numFmt w:val="bullet"/>
+      <w:lvlText w:val="●"/>
+      <w:lvlJc w:val="left"/>
+      <w:pPr>
+        <w:ind w:left="3600" w:hanging="360"/>
+      </w:pPr>
+      <w:rPr>
+        <w:u w:val="none"/>
+      </w:rPr>
+    </w:lvl>
+    <w:lvl w:ilvl="4">
+      <w:start w:val="1"/>
+      <w:numFmt w:val="bullet"/>
+      <w:lvlText w:val="○"/>
+      <w:lvlJc w:val="left"/>
+      <w:pPr>
+        <w:ind w:left="4320" w:hanging="360"/>
+      </w:pPr>
+      <w:rPr>
+        <w:u w:val="none"/>
+      </w:rPr>
+    </w:lvl>
+    <w:lvl w:ilvl="5">
+      <w:start w:val="1"/>
+      <w:numFmt w:val="bullet"/>
+      <w:lvlText w:val="■"/>
+      <w:lvlJc w:val="left"/>
+      <w:pPr>
+        <w:ind w:left="5040" w:hanging="360"/>
+      </w:pPr>
+      <w:rPr>
+        <w:u w:val="none"/>
+      </w:rPr>
+    </w:lvl>
+    <w:lvl w:ilvl="6">
+      <w:start w:val="1"/>
+      <w:numFmt w:val="bullet"/>
+      <w:lvlText w:val="●"/>
+      <w:lvlJc w:val="left"/>
+      <w:pPr>
+        <w:ind w:left="5760" w:hanging="360"/>
+      </w:pPr>
+      <w:rPr>
+        <w:u w:val="none"/>
+      </w:rPr>
+    </w:lvl>
+    <w:lvl w:ilvl="7">
+      <w:start w:val="1"/>
+      <w:numFmt w:val="bullet"/>
+      <w:lvlText w:val="○"/>
+      <w:lvlJc w:val="left"/>
+      <w:pPr>
+        <w:ind w:left="6480" w:hanging="360"/>
+      </w:pPr>
+      <w:rPr>
+        <w:u w:val="none"/>
+      </w:rPr>
+    </w:lvl>
+    <w:lvl w:ilvl="8">
+      <w:start w:val="1"/>
+      <w:numFmt w:val="bullet"/>
+      <w:lvlText w:val="■"/>
+      <w:lvlJc w:val="left"/>
+      <w:pPr>
+        <w:ind w:left="7200" w:hanging="360"/>
+      </w:pPr>
+      <w:rPr>
+        <w:u w:val="none"/>
+      </w:rPr>
+    </w:lvl>
+  </w:abstractNum>
+  <w:abstractNum w:abstractNumId="3" w15:restartNumberingAfterBreak="0">
     <w:nsid w:val="094F3E9B"/>
     <w:multiLevelType w:val="hybridMultilevel"/>
     <w:tmpl w:val="E6420D18"/>
@@ -17103,7 +15874,7 @@
       </w:rPr>
     </w:lvl>
   </w:abstractNum>
-  <w:abstractNum w:abstractNumId="3" w15:restartNumberingAfterBreak="0">
+  <w:abstractNum w:abstractNumId="4" w15:restartNumberingAfterBreak="0">
     <w:nsid w:val="0B2414F1"/>
     <w:multiLevelType w:val="hybridMultilevel"/>
     <w:tmpl w:val="04663B60"/>
@@ -17216,7 +15987,7 @@
       </w:rPr>
     </w:lvl>
   </w:abstractNum>
-  <w:abstractNum w:abstractNumId="4" w15:restartNumberingAfterBreak="0">
+  <w:abstractNum w:abstractNumId="5" w15:restartNumberingAfterBreak="0">
     <w:nsid w:val="0BCC3B9F"/>
     <w:multiLevelType w:val="hybridMultilevel"/>
     <w:tmpl w:val="20FE2DEE"/>
@@ -17329,7 +16100,7 @@
       </w:rPr>
     </w:lvl>
   </w:abstractNum>
-  <w:abstractNum w:abstractNumId="5" w15:restartNumberingAfterBreak="0">
+  <w:abstractNum w:abstractNumId="6" w15:restartNumberingAfterBreak="0">
     <w:nsid w:val="0E93631E"/>
     <w:multiLevelType w:val="hybridMultilevel"/>
     <w:tmpl w:val="3C90ABEA"/>
@@ -17442,7 +16213,7 @@
       </w:rPr>
     </w:lvl>
   </w:abstractNum>
-  <w:abstractNum w:abstractNumId="6" w15:restartNumberingAfterBreak="0">
+  <w:abstractNum w:abstractNumId="7" w15:restartNumberingAfterBreak="0">
     <w:nsid w:val="147E66F2"/>
     <w:multiLevelType w:val="hybridMultilevel"/>
     <w:tmpl w:val="32CE8214"/>
@@ -17555,10 +16326,10 @@
       </w:rPr>
     </w:lvl>
   </w:abstractNum>
-  <w:abstractNum w:abstractNumId="7" w15:restartNumberingAfterBreak="0">
-    <w:nsid w:val="15186732"/>
+  <w:abstractNum w:abstractNumId="8" w15:restartNumberingAfterBreak="0">
+    <w:nsid w:val="18DE1F6C"/>
     <w:multiLevelType w:val="multilevel"/>
-    <w:tmpl w:val="685ADF4C"/>
+    <w:tmpl w:val="3CC26ECA"/>
     <w:lvl w:ilvl="0">
       <w:start w:val="1"/>
       <w:numFmt w:val="bullet"/>
@@ -17668,7 +16439,7 @@
       </w:rPr>
     </w:lvl>
   </w:abstractNum>
-  <w:abstractNum w:abstractNumId="8" w15:restartNumberingAfterBreak="0">
+  <w:abstractNum w:abstractNumId="9" w15:restartNumberingAfterBreak="0">
     <w:nsid w:val="1916285E"/>
     <w:multiLevelType w:val="hybridMultilevel"/>
     <w:tmpl w:val="AAD081A0"/>
@@ -17781,7 +16552,120 @@
       </w:rPr>
     </w:lvl>
   </w:abstractNum>
-  <w:abstractNum w:abstractNumId="9" w15:restartNumberingAfterBreak="0">
+  <w:abstractNum w:abstractNumId="10" w15:restartNumberingAfterBreak="0">
+    <w:nsid w:val="1B677A72"/>
+    <w:multiLevelType w:val="multilevel"/>
+    <w:tmpl w:val="4F782E3C"/>
+    <w:lvl w:ilvl="0">
+      <w:start w:val="1"/>
+      <w:numFmt w:val="bullet"/>
+      <w:lvlText w:val="●"/>
+      <w:lvlJc w:val="left"/>
+      <w:pPr>
+        <w:ind w:left="720" w:hanging="360"/>
+      </w:pPr>
+      <w:rPr>
+        <w:u w:val="none"/>
+      </w:rPr>
+    </w:lvl>
+    <w:lvl w:ilvl="1">
+      <w:start w:val="1"/>
+      <w:numFmt w:val="bullet"/>
+      <w:lvlText w:val="○"/>
+      <w:lvlJc w:val="left"/>
+      <w:pPr>
+        <w:ind w:left="1440" w:hanging="360"/>
+      </w:pPr>
+      <w:rPr>
+        <w:u w:val="none"/>
+      </w:rPr>
+    </w:lvl>
+    <w:lvl w:ilvl="2">
+      <w:start w:val="1"/>
+      <w:numFmt w:val="bullet"/>
+      <w:lvlText w:val="■"/>
+      <w:lvlJc w:val="left"/>
+      <w:pPr>
+        <w:ind w:left="2160" w:hanging="360"/>
+      </w:pPr>
+      <w:rPr>
+        <w:u w:val="none"/>
+      </w:rPr>
+    </w:lvl>
+    <w:lvl w:ilvl="3">
+      <w:start w:val="1"/>
+      <w:numFmt w:val="bullet"/>
+      <w:lvlText w:val="●"/>
+      <w:lvlJc w:val="left"/>
+      <w:pPr>
+        <w:ind w:left="2880" w:hanging="360"/>
+      </w:pPr>
+      <w:rPr>
+        <w:u w:val="none"/>
+      </w:rPr>
+    </w:lvl>
+    <w:lvl w:ilvl="4">
+      <w:start w:val="1"/>
+      <w:numFmt w:val="bullet"/>
+      <w:lvlText w:val="○"/>
+      <w:lvlJc w:val="left"/>
+      <w:pPr>
+        <w:ind w:left="3600" w:hanging="360"/>
+      </w:pPr>
+      <w:rPr>
+        <w:u w:val="none"/>
+      </w:rPr>
+    </w:lvl>
+    <w:lvl w:ilvl="5">
+      <w:start w:val="1"/>
+      <w:numFmt w:val="bullet"/>
+      <w:lvlText w:val="■"/>
+      <w:lvlJc w:val="left"/>
+      <w:pPr>
+        <w:ind w:left="4320" w:hanging="360"/>
+      </w:pPr>
+      <w:rPr>
+        <w:u w:val="none"/>
+      </w:rPr>
+    </w:lvl>
+    <w:lvl w:ilvl="6">
+      <w:start w:val="1"/>
+      <w:numFmt w:val="bullet"/>
+      <w:lvlText w:val="●"/>
+      <w:lvlJc w:val="left"/>
+      <w:pPr>
+        <w:ind w:left="5040" w:hanging="360"/>
+      </w:pPr>
+      <w:rPr>
+        <w:u w:val="none"/>
+      </w:rPr>
+    </w:lvl>
+    <w:lvl w:ilvl="7">
+      <w:start w:val="1"/>
+      <w:numFmt w:val="bullet"/>
+      <w:lvlText w:val="○"/>
+      <w:lvlJc w:val="left"/>
+      <w:pPr>
+        <w:ind w:left="5760" w:hanging="360"/>
+      </w:pPr>
+      <w:rPr>
+        <w:u w:val="none"/>
+      </w:rPr>
+    </w:lvl>
+    <w:lvl w:ilvl="8">
+      <w:start w:val="1"/>
+      <w:numFmt w:val="bullet"/>
+      <w:lvlText w:val="■"/>
+      <w:lvlJc w:val="left"/>
+      <w:pPr>
+        <w:ind w:left="6480" w:hanging="360"/>
+      </w:pPr>
+      <w:rPr>
+        <w:u w:val="none"/>
+      </w:rPr>
+    </w:lvl>
+  </w:abstractNum>
+  <w:abstractNum w:abstractNumId="11" w15:restartNumberingAfterBreak="0">
     <w:nsid w:val="1D4807D1"/>
     <w:multiLevelType w:val="hybridMultilevel"/>
     <w:tmpl w:val="0450CFC8"/>
@@ -17894,7 +16778,7 @@
       </w:rPr>
     </w:lvl>
   </w:abstractNum>
-  <w:abstractNum w:abstractNumId="10" w15:restartNumberingAfterBreak="0">
+  <w:abstractNum w:abstractNumId="12" w15:restartNumberingAfterBreak="0">
     <w:nsid w:val="1EE27CB0"/>
     <w:multiLevelType w:val="hybridMultilevel"/>
     <w:tmpl w:val="7AA0D23E"/>
@@ -18007,10 +16891,10 @@
       </w:rPr>
     </w:lvl>
   </w:abstractNum>
-  <w:abstractNum w:abstractNumId="11" w15:restartNumberingAfterBreak="0">
-    <w:nsid w:val="21252ED6"/>
+  <w:abstractNum w:abstractNumId="13" w15:restartNumberingAfterBreak="0">
+    <w:nsid w:val="2027350A"/>
     <w:multiLevelType w:val="multilevel"/>
-    <w:tmpl w:val="0B74AA7A"/>
+    <w:tmpl w:val="1336483A"/>
     <w:lvl w:ilvl="0">
       <w:start w:val="1"/>
       <w:numFmt w:val="bullet"/>
@@ -18120,7 +17004,120 @@
       </w:rPr>
     </w:lvl>
   </w:abstractNum>
-  <w:abstractNum w:abstractNumId="12" w15:restartNumberingAfterBreak="0">
+  <w:abstractNum w:abstractNumId="14" w15:restartNumberingAfterBreak="0">
+    <w:nsid w:val="22722588"/>
+    <w:multiLevelType w:val="multilevel"/>
+    <w:tmpl w:val="0E7866E2"/>
+    <w:lvl w:ilvl="0">
+      <w:start w:val="1"/>
+      <w:numFmt w:val="bullet"/>
+      <w:lvlText w:val="●"/>
+      <w:lvlJc w:val="left"/>
+      <w:pPr>
+        <w:ind w:left="720" w:hanging="360"/>
+      </w:pPr>
+      <w:rPr>
+        <w:u w:val="none"/>
+      </w:rPr>
+    </w:lvl>
+    <w:lvl w:ilvl="1">
+      <w:start w:val="1"/>
+      <w:numFmt w:val="bullet"/>
+      <w:lvlText w:val="○"/>
+      <w:lvlJc w:val="left"/>
+      <w:pPr>
+        <w:ind w:left="1440" w:hanging="360"/>
+      </w:pPr>
+      <w:rPr>
+        <w:u w:val="none"/>
+      </w:rPr>
+    </w:lvl>
+    <w:lvl w:ilvl="2">
+      <w:start w:val="1"/>
+      <w:numFmt w:val="bullet"/>
+      <w:lvlText w:val="■"/>
+      <w:lvlJc w:val="left"/>
+      <w:pPr>
+        <w:ind w:left="2160" w:hanging="360"/>
+      </w:pPr>
+      <w:rPr>
+        <w:u w:val="none"/>
+      </w:rPr>
+    </w:lvl>
+    <w:lvl w:ilvl="3">
+      <w:start w:val="1"/>
+      <w:numFmt w:val="bullet"/>
+      <w:lvlText w:val="●"/>
+      <w:lvlJc w:val="left"/>
+      <w:pPr>
+        <w:ind w:left="2880" w:hanging="360"/>
+      </w:pPr>
+      <w:rPr>
+        <w:u w:val="none"/>
+      </w:rPr>
+    </w:lvl>
+    <w:lvl w:ilvl="4">
+      <w:start w:val="1"/>
+      <w:numFmt w:val="bullet"/>
+      <w:lvlText w:val="○"/>
+      <w:lvlJc w:val="left"/>
+      <w:pPr>
+        <w:ind w:left="3600" w:hanging="360"/>
+      </w:pPr>
+      <w:rPr>
+        <w:u w:val="none"/>
+      </w:rPr>
+    </w:lvl>
+    <w:lvl w:ilvl="5">
+      <w:start w:val="1"/>
+      <w:numFmt w:val="bullet"/>
+      <w:lvlText w:val="■"/>
+      <w:lvlJc w:val="left"/>
+      <w:pPr>
+        <w:ind w:left="4320" w:hanging="360"/>
+      </w:pPr>
+      <w:rPr>
+        <w:u w:val="none"/>
+      </w:rPr>
+    </w:lvl>
+    <w:lvl w:ilvl="6">
+      <w:start w:val="1"/>
+      <w:numFmt w:val="bullet"/>
+      <w:lvlText w:val="●"/>
+      <w:lvlJc w:val="left"/>
+      <w:pPr>
+        <w:ind w:left="5040" w:hanging="360"/>
+      </w:pPr>
+      <w:rPr>
+        <w:u w:val="none"/>
+      </w:rPr>
+    </w:lvl>
+    <w:lvl w:ilvl="7">
+      <w:start w:val="1"/>
+      <w:numFmt w:val="bullet"/>
+      <w:lvlText w:val="○"/>
+      <w:lvlJc w:val="left"/>
+      <w:pPr>
+        <w:ind w:left="5760" w:hanging="360"/>
+      </w:pPr>
+      <w:rPr>
+        <w:u w:val="none"/>
+      </w:rPr>
+    </w:lvl>
+    <w:lvl w:ilvl="8">
+      <w:start w:val="1"/>
+      <w:numFmt w:val="bullet"/>
+      <w:lvlText w:val="■"/>
+      <w:lvlJc w:val="left"/>
+      <w:pPr>
+        <w:ind w:left="6480" w:hanging="360"/>
+      </w:pPr>
+      <w:rPr>
+        <w:u w:val="none"/>
+      </w:rPr>
+    </w:lvl>
+  </w:abstractNum>
+  <w:abstractNum w:abstractNumId="15" w15:restartNumberingAfterBreak="0">
     <w:nsid w:val="244C411C"/>
     <w:multiLevelType w:val="hybridMultilevel"/>
     <w:tmpl w:val="765AE928"/>
@@ -18233,7 +17230,7 @@
       </w:rPr>
     </w:lvl>
   </w:abstractNum>
-  <w:abstractNum w:abstractNumId="13" w15:restartNumberingAfterBreak="0">
+  <w:abstractNum w:abstractNumId="16" w15:restartNumberingAfterBreak="0">
     <w:nsid w:val="2614136E"/>
     <w:multiLevelType w:val="hybridMultilevel"/>
     <w:tmpl w:val="1D1C38DE"/>
@@ -18346,349 +17343,10 @@
       </w:rPr>
     </w:lvl>
   </w:abstractNum>
-  <w:abstractNum w:abstractNumId="14" w15:restartNumberingAfterBreak="0">
-    <w:nsid w:val="29671A9D"/>
+  <w:abstractNum w:abstractNumId="17" w15:restartNumberingAfterBreak="0">
+    <w:nsid w:val="29A13A07"/>
     <w:multiLevelType w:val="multilevel"/>
-    <w:tmpl w:val="560A472E"/>
-    <w:lvl w:ilvl="0">
-      <w:start w:val="1"/>
-      <w:numFmt w:val="bullet"/>
-      <w:lvlText w:val="●"/>
-      <w:lvlJc w:val="left"/>
-      <w:pPr>
-        <w:ind w:left="720" w:hanging="360"/>
-      </w:pPr>
-      <w:rPr>
-        <w:u w:val="none"/>
-      </w:rPr>
-    </w:lvl>
-    <w:lvl w:ilvl="1">
-      <w:start w:val="1"/>
-      <w:numFmt w:val="bullet"/>
-      <w:lvlText w:val="○"/>
-      <w:lvlJc w:val="left"/>
-      <w:pPr>
-        <w:ind w:left="1440" w:hanging="360"/>
-      </w:pPr>
-      <w:rPr>
-        <w:u w:val="none"/>
-      </w:rPr>
-    </w:lvl>
-    <w:lvl w:ilvl="2">
-      <w:start w:val="1"/>
-      <w:numFmt w:val="bullet"/>
-      <w:lvlText w:val="■"/>
-      <w:lvlJc w:val="left"/>
-      <w:pPr>
-        <w:ind w:left="2160" w:hanging="360"/>
-      </w:pPr>
-      <w:rPr>
-        <w:u w:val="none"/>
-      </w:rPr>
-    </w:lvl>
-    <w:lvl w:ilvl="3">
-      <w:start w:val="1"/>
-      <w:numFmt w:val="bullet"/>
-      <w:lvlText w:val="●"/>
-      <w:lvlJc w:val="left"/>
-      <w:pPr>
-        <w:ind w:left="2880" w:hanging="360"/>
-      </w:pPr>
-      <w:rPr>
-        <w:u w:val="none"/>
-      </w:rPr>
-    </w:lvl>
-    <w:lvl w:ilvl="4">
-      <w:start w:val="1"/>
-      <w:numFmt w:val="bullet"/>
-      <w:lvlText w:val="○"/>
-      <w:lvlJc w:val="left"/>
-      <w:pPr>
-        <w:ind w:left="3600" w:hanging="360"/>
-      </w:pPr>
-      <w:rPr>
-        <w:u w:val="none"/>
-      </w:rPr>
-    </w:lvl>
-    <w:lvl w:ilvl="5">
-      <w:start w:val="1"/>
-      <w:numFmt w:val="bullet"/>
-      <w:lvlText w:val="■"/>
-      <w:lvlJc w:val="left"/>
-      <w:pPr>
-        <w:ind w:left="4320" w:hanging="360"/>
-      </w:pPr>
-      <w:rPr>
-        <w:u w:val="none"/>
-      </w:rPr>
-    </w:lvl>
-    <w:lvl w:ilvl="6">
-      <w:start w:val="1"/>
-      <w:numFmt w:val="bullet"/>
-      <w:lvlText w:val="●"/>
-      <w:lvlJc w:val="left"/>
-      <w:pPr>
-        <w:ind w:left="5040" w:hanging="360"/>
-      </w:pPr>
-      <w:rPr>
-        <w:u w:val="none"/>
-      </w:rPr>
-    </w:lvl>
-    <w:lvl w:ilvl="7">
-      <w:start w:val="1"/>
-      <w:numFmt w:val="bullet"/>
-      <w:lvlText w:val="○"/>
-      <w:lvlJc w:val="left"/>
-      <w:pPr>
-        <w:ind w:left="5760" w:hanging="360"/>
-      </w:pPr>
-      <w:rPr>
-        <w:u w:val="none"/>
-      </w:rPr>
-    </w:lvl>
-    <w:lvl w:ilvl="8">
-      <w:start w:val="1"/>
-      <w:numFmt w:val="bullet"/>
-      <w:lvlText w:val="■"/>
-      <w:lvlJc w:val="left"/>
-      <w:pPr>
-        <w:ind w:left="6480" w:hanging="360"/>
-      </w:pPr>
-      <w:rPr>
-        <w:u w:val="none"/>
-      </w:rPr>
-    </w:lvl>
-  </w:abstractNum>
-  <w:abstractNum w:abstractNumId="15" w15:restartNumberingAfterBreak="0">
-    <w:nsid w:val="37AF6DE9"/>
-    <w:multiLevelType w:val="multilevel"/>
-    <w:tmpl w:val="84B0D628"/>
-    <w:lvl w:ilvl="0">
-      <w:start w:val="1"/>
-      <w:numFmt w:val="bullet"/>
-      <w:lvlText w:val="●"/>
-      <w:lvlJc w:val="left"/>
-      <w:pPr>
-        <w:ind w:left="720" w:hanging="360"/>
-      </w:pPr>
-      <w:rPr>
-        <w:u w:val="none"/>
-      </w:rPr>
-    </w:lvl>
-    <w:lvl w:ilvl="1">
-      <w:start w:val="1"/>
-      <w:numFmt w:val="bullet"/>
-      <w:lvlText w:val="○"/>
-      <w:lvlJc w:val="left"/>
-      <w:pPr>
-        <w:ind w:left="1440" w:hanging="360"/>
-      </w:pPr>
-      <w:rPr>
-        <w:u w:val="none"/>
-      </w:rPr>
-    </w:lvl>
-    <w:lvl w:ilvl="2">
-      <w:start w:val="1"/>
-      <w:numFmt w:val="bullet"/>
-      <w:lvlText w:val="■"/>
-      <w:lvlJc w:val="left"/>
-      <w:pPr>
-        <w:ind w:left="2160" w:hanging="360"/>
-      </w:pPr>
-      <w:rPr>
-        <w:u w:val="none"/>
-      </w:rPr>
-    </w:lvl>
-    <w:lvl w:ilvl="3">
-      <w:start w:val="1"/>
-      <w:numFmt w:val="bullet"/>
-      <w:lvlText w:val="●"/>
-      <w:lvlJc w:val="left"/>
-      <w:pPr>
-        <w:ind w:left="2880" w:hanging="360"/>
-      </w:pPr>
-      <w:rPr>
-        <w:u w:val="none"/>
-      </w:rPr>
-    </w:lvl>
-    <w:lvl w:ilvl="4">
-      <w:start w:val="1"/>
-      <w:numFmt w:val="bullet"/>
-      <w:lvlText w:val="○"/>
-      <w:lvlJc w:val="left"/>
-      <w:pPr>
-        <w:ind w:left="3600" w:hanging="360"/>
-      </w:pPr>
-      <w:rPr>
-        <w:u w:val="none"/>
-      </w:rPr>
-    </w:lvl>
-    <w:lvl w:ilvl="5">
-      <w:start w:val="1"/>
-      <w:numFmt w:val="bullet"/>
-      <w:lvlText w:val="■"/>
-      <w:lvlJc w:val="left"/>
-      <w:pPr>
-        <w:ind w:left="4320" w:hanging="360"/>
-      </w:pPr>
-      <w:rPr>
-        <w:u w:val="none"/>
-      </w:rPr>
-    </w:lvl>
-    <w:lvl w:ilvl="6">
-      <w:start w:val="1"/>
-      <w:numFmt w:val="bullet"/>
-      <w:lvlText w:val="●"/>
-      <w:lvlJc w:val="left"/>
-      <w:pPr>
-        <w:ind w:left="5040" w:hanging="360"/>
-      </w:pPr>
-      <w:rPr>
-        <w:u w:val="none"/>
-      </w:rPr>
-    </w:lvl>
-    <w:lvl w:ilvl="7">
-      <w:start w:val="1"/>
-      <w:numFmt w:val="bullet"/>
-      <w:lvlText w:val="○"/>
-      <w:lvlJc w:val="left"/>
-      <w:pPr>
-        <w:ind w:left="5760" w:hanging="360"/>
-      </w:pPr>
-      <w:rPr>
-        <w:u w:val="none"/>
-      </w:rPr>
-    </w:lvl>
-    <w:lvl w:ilvl="8">
-      <w:start w:val="1"/>
-      <w:numFmt w:val="bullet"/>
-      <w:lvlText w:val="■"/>
-      <w:lvlJc w:val="left"/>
-      <w:pPr>
-        <w:ind w:left="6480" w:hanging="360"/>
-      </w:pPr>
-      <w:rPr>
-        <w:u w:val="none"/>
-      </w:rPr>
-    </w:lvl>
-  </w:abstractNum>
-  <w:abstractNum w:abstractNumId="16" w15:restartNumberingAfterBreak="0">
-    <w:nsid w:val="37BD0935"/>
-    <w:multiLevelType w:val="multilevel"/>
-    <w:tmpl w:val="E348F238"/>
-    <w:lvl w:ilvl="0">
-      <w:start w:val="1"/>
-      <w:numFmt w:val="bullet"/>
-      <w:lvlText w:val="●"/>
-      <w:lvlJc w:val="left"/>
-      <w:pPr>
-        <w:ind w:left="1440" w:hanging="360"/>
-      </w:pPr>
-      <w:rPr>
-        <w:u w:val="none"/>
-      </w:rPr>
-    </w:lvl>
-    <w:lvl w:ilvl="1">
-      <w:start w:val="1"/>
-      <w:numFmt w:val="bullet"/>
-      <w:lvlText w:val="○"/>
-      <w:lvlJc w:val="left"/>
-      <w:pPr>
-        <w:ind w:left="2160" w:hanging="360"/>
-      </w:pPr>
-      <w:rPr>
-        <w:u w:val="none"/>
-      </w:rPr>
-    </w:lvl>
-    <w:lvl w:ilvl="2">
-      <w:start w:val="1"/>
-      <w:numFmt w:val="bullet"/>
-      <w:lvlText w:val="■"/>
-      <w:lvlJc w:val="left"/>
-      <w:pPr>
-        <w:ind w:left="2880" w:hanging="360"/>
-      </w:pPr>
-      <w:rPr>
-        <w:u w:val="none"/>
-      </w:rPr>
-    </w:lvl>
-    <w:lvl w:ilvl="3">
-      <w:start w:val="1"/>
-      <w:numFmt w:val="bullet"/>
-      <w:lvlText w:val="●"/>
-      <w:lvlJc w:val="left"/>
-      <w:pPr>
-        <w:ind w:left="3600" w:hanging="360"/>
-      </w:pPr>
-      <w:rPr>
-        <w:u w:val="none"/>
-      </w:rPr>
-    </w:lvl>
-    <w:lvl w:ilvl="4">
-      <w:start w:val="1"/>
-      <w:numFmt w:val="bullet"/>
-      <w:lvlText w:val="○"/>
-      <w:lvlJc w:val="left"/>
-      <w:pPr>
-        <w:ind w:left="4320" w:hanging="360"/>
-      </w:pPr>
-      <w:rPr>
-        <w:u w:val="none"/>
-      </w:rPr>
-    </w:lvl>
-    <w:lvl w:ilvl="5">
-      <w:start w:val="1"/>
-      <w:numFmt w:val="bullet"/>
-      <w:lvlText w:val="■"/>
-      <w:lvlJc w:val="left"/>
-      <w:pPr>
-        <w:ind w:left="5040" w:hanging="360"/>
-      </w:pPr>
-      <w:rPr>
-        <w:u w:val="none"/>
-      </w:rPr>
-    </w:lvl>
-    <w:lvl w:ilvl="6">
-      <w:start w:val="1"/>
-      <w:numFmt w:val="bullet"/>
-      <w:lvlText w:val="●"/>
-      <w:lvlJc w:val="left"/>
-      <w:pPr>
-        <w:ind w:left="5760" w:hanging="360"/>
-      </w:pPr>
-      <w:rPr>
-        <w:u w:val="none"/>
-      </w:rPr>
-    </w:lvl>
-    <w:lvl w:ilvl="7">
-      <w:start w:val="1"/>
-      <w:numFmt w:val="bullet"/>
-      <w:lvlText w:val="○"/>
-      <w:lvlJc w:val="left"/>
-      <w:pPr>
-        <w:ind w:left="6480" w:hanging="360"/>
-      </w:pPr>
-      <w:rPr>
-        <w:u w:val="none"/>
-      </w:rPr>
-    </w:lvl>
-    <w:lvl w:ilvl="8">
-      <w:start w:val="1"/>
-      <w:numFmt w:val="bullet"/>
-      <w:lvlText w:val="■"/>
-      <w:lvlJc w:val="left"/>
-      <w:pPr>
-        <w:ind w:left="7200" w:hanging="360"/>
-      </w:pPr>
-      <w:rPr>
-        <w:u w:val="none"/>
-      </w:rPr>
-    </w:lvl>
-  </w:abstractNum>
-  <w:abstractNum w:abstractNumId="17" w15:restartNumberingAfterBreak="0">
-    <w:nsid w:val="3CA71620"/>
-    <w:multiLevelType w:val="multilevel"/>
-    <w:tmpl w:val="EF7C28F6"/>
+    <w:tmpl w:val="E036371A"/>
     <w:lvl w:ilvl="0">
       <w:start w:val="1"/>
       <w:numFmt w:val="bullet"/>
@@ -18799,13 +17457,13 @@
     </w:lvl>
   </w:abstractNum>
   <w:abstractNum w:abstractNumId="18" w15:restartNumberingAfterBreak="0">
-    <w:nsid w:val="3DD42151"/>
+    <w:nsid w:val="2CCB18F2"/>
     <w:multiLevelType w:val="multilevel"/>
-    <w:tmpl w:val="A0021C72"/>
+    <w:tmpl w:val="5150BDF2"/>
     <w:lvl w:ilvl="0">
       <w:start w:val="1"/>
       <w:numFmt w:val="bullet"/>
-      <w:lvlText w:val="-"/>
+      <w:lvlText w:val="●"/>
       <w:lvlJc w:val="left"/>
       <w:pPr>
         <w:ind w:left="720" w:hanging="360"/>
@@ -18817,7 +17475,7 @@
     <w:lvl w:ilvl="1">
       <w:start w:val="1"/>
       <w:numFmt w:val="bullet"/>
-      <w:lvlText w:val="-"/>
+      <w:lvlText w:val="○"/>
       <w:lvlJc w:val="left"/>
       <w:pPr>
         <w:ind w:left="1440" w:hanging="360"/>
@@ -18829,7 +17487,7 @@
     <w:lvl w:ilvl="2">
       <w:start w:val="1"/>
       <w:numFmt w:val="bullet"/>
-      <w:lvlText w:val="-"/>
+      <w:lvlText w:val="■"/>
       <w:lvlJc w:val="left"/>
       <w:pPr>
         <w:ind w:left="2160" w:hanging="360"/>
@@ -18841,7 +17499,7 @@
     <w:lvl w:ilvl="3">
       <w:start w:val="1"/>
       <w:numFmt w:val="bullet"/>
-      <w:lvlText w:val="-"/>
+      <w:lvlText w:val="●"/>
       <w:lvlJc w:val="left"/>
       <w:pPr>
         <w:ind w:left="2880" w:hanging="360"/>
@@ -18853,7 +17511,7 @@
     <w:lvl w:ilvl="4">
       <w:start w:val="1"/>
       <w:numFmt w:val="bullet"/>
-      <w:lvlText w:val="-"/>
+      <w:lvlText w:val="○"/>
       <w:lvlJc w:val="left"/>
       <w:pPr>
         <w:ind w:left="3600" w:hanging="360"/>
@@ -18865,7 +17523,7 @@
     <w:lvl w:ilvl="5">
       <w:start w:val="1"/>
       <w:numFmt w:val="bullet"/>
-      <w:lvlText w:val="-"/>
+      <w:lvlText w:val="■"/>
       <w:lvlJc w:val="left"/>
       <w:pPr>
         <w:ind w:left="4320" w:hanging="360"/>
@@ -18877,7 +17535,7 @@
     <w:lvl w:ilvl="6">
       <w:start w:val="1"/>
       <w:numFmt w:val="bullet"/>
-      <w:lvlText w:val="-"/>
+      <w:lvlText w:val="●"/>
       <w:lvlJc w:val="left"/>
       <w:pPr>
         <w:ind w:left="5040" w:hanging="360"/>
@@ -18889,7 +17547,7 @@
     <w:lvl w:ilvl="7">
       <w:start w:val="1"/>
       <w:numFmt w:val="bullet"/>
-      <w:lvlText w:val="-"/>
+      <w:lvlText w:val="○"/>
       <w:lvlJc w:val="left"/>
       <w:pPr>
         <w:ind w:left="5760" w:hanging="360"/>
@@ -18901,7 +17559,7 @@
     <w:lvl w:ilvl="8">
       <w:start w:val="1"/>
       <w:numFmt w:val="bullet"/>
-      <w:lvlText w:val="-"/>
+      <w:lvlText w:val="■"/>
       <w:lvlJc w:val="left"/>
       <w:pPr>
         <w:ind w:left="6480" w:hanging="360"/>
@@ -18912,6 +17570,345 @@
     </w:lvl>
   </w:abstractNum>
   <w:abstractNum w:abstractNumId="19" w15:restartNumberingAfterBreak="0">
+    <w:nsid w:val="2DEB4B97"/>
+    <w:multiLevelType w:val="multilevel"/>
+    <w:tmpl w:val="4F12C490"/>
+    <w:lvl w:ilvl="0">
+      <w:start w:val="1"/>
+      <w:numFmt w:val="bullet"/>
+      <w:lvlText w:val="●"/>
+      <w:lvlJc w:val="left"/>
+      <w:pPr>
+        <w:ind w:left="720" w:hanging="360"/>
+      </w:pPr>
+      <w:rPr>
+        <w:u w:val="none"/>
+      </w:rPr>
+    </w:lvl>
+    <w:lvl w:ilvl="1">
+      <w:start w:val="1"/>
+      <w:numFmt w:val="bullet"/>
+      <w:lvlText w:val="○"/>
+      <w:lvlJc w:val="left"/>
+      <w:pPr>
+        <w:ind w:left="1440" w:hanging="360"/>
+      </w:pPr>
+      <w:rPr>
+        <w:u w:val="none"/>
+      </w:rPr>
+    </w:lvl>
+    <w:lvl w:ilvl="2">
+      <w:start w:val="1"/>
+      <w:numFmt w:val="bullet"/>
+      <w:lvlText w:val="■"/>
+      <w:lvlJc w:val="left"/>
+      <w:pPr>
+        <w:ind w:left="2160" w:hanging="360"/>
+      </w:pPr>
+      <w:rPr>
+        <w:u w:val="none"/>
+      </w:rPr>
+    </w:lvl>
+    <w:lvl w:ilvl="3">
+      <w:start w:val="1"/>
+      <w:numFmt w:val="bullet"/>
+      <w:lvlText w:val="●"/>
+      <w:lvlJc w:val="left"/>
+      <w:pPr>
+        <w:ind w:left="2880" w:hanging="360"/>
+      </w:pPr>
+      <w:rPr>
+        <w:u w:val="none"/>
+      </w:rPr>
+    </w:lvl>
+    <w:lvl w:ilvl="4">
+      <w:start w:val="1"/>
+      <w:numFmt w:val="bullet"/>
+      <w:lvlText w:val="○"/>
+      <w:lvlJc w:val="left"/>
+      <w:pPr>
+        <w:ind w:left="3600" w:hanging="360"/>
+      </w:pPr>
+      <w:rPr>
+        <w:u w:val="none"/>
+      </w:rPr>
+    </w:lvl>
+    <w:lvl w:ilvl="5">
+      <w:start w:val="1"/>
+      <w:numFmt w:val="bullet"/>
+      <w:lvlText w:val="■"/>
+      <w:lvlJc w:val="left"/>
+      <w:pPr>
+        <w:ind w:left="4320" w:hanging="360"/>
+      </w:pPr>
+      <w:rPr>
+        <w:u w:val="none"/>
+      </w:rPr>
+    </w:lvl>
+    <w:lvl w:ilvl="6">
+      <w:start w:val="1"/>
+      <w:numFmt w:val="bullet"/>
+      <w:lvlText w:val="●"/>
+      <w:lvlJc w:val="left"/>
+      <w:pPr>
+        <w:ind w:left="5040" w:hanging="360"/>
+      </w:pPr>
+      <w:rPr>
+        <w:u w:val="none"/>
+      </w:rPr>
+    </w:lvl>
+    <w:lvl w:ilvl="7">
+      <w:start w:val="1"/>
+      <w:numFmt w:val="bullet"/>
+      <w:lvlText w:val="○"/>
+      <w:lvlJc w:val="left"/>
+      <w:pPr>
+        <w:ind w:left="5760" w:hanging="360"/>
+      </w:pPr>
+      <w:rPr>
+        <w:u w:val="none"/>
+      </w:rPr>
+    </w:lvl>
+    <w:lvl w:ilvl="8">
+      <w:start w:val="1"/>
+      <w:numFmt w:val="bullet"/>
+      <w:lvlText w:val="■"/>
+      <w:lvlJc w:val="left"/>
+      <w:pPr>
+        <w:ind w:left="6480" w:hanging="360"/>
+      </w:pPr>
+      <w:rPr>
+        <w:u w:val="none"/>
+      </w:rPr>
+    </w:lvl>
+  </w:abstractNum>
+  <w:abstractNum w:abstractNumId="20" w15:restartNumberingAfterBreak="0">
+    <w:nsid w:val="343C15B1"/>
+    <w:multiLevelType w:val="multilevel"/>
+    <w:tmpl w:val="D91244A2"/>
+    <w:lvl w:ilvl="0">
+      <w:start w:val="1"/>
+      <w:numFmt w:val="bullet"/>
+      <w:lvlText w:val="-"/>
+      <w:lvlJc w:val="left"/>
+      <w:pPr>
+        <w:ind w:left="720" w:hanging="360"/>
+      </w:pPr>
+      <w:rPr>
+        <w:u w:val="none"/>
+      </w:rPr>
+    </w:lvl>
+    <w:lvl w:ilvl="1">
+      <w:start w:val="1"/>
+      <w:numFmt w:val="bullet"/>
+      <w:lvlText w:val="-"/>
+      <w:lvlJc w:val="left"/>
+      <w:pPr>
+        <w:ind w:left="1440" w:hanging="360"/>
+      </w:pPr>
+      <w:rPr>
+        <w:u w:val="none"/>
+      </w:rPr>
+    </w:lvl>
+    <w:lvl w:ilvl="2">
+      <w:start w:val="1"/>
+      <w:numFmt w:val="bullet"/>
+      <w:lvlText w:val="-"/>
+      <w:lvlJc w:val="left"/>
+      <w:pPr>
+        <w:ind w:left="2160" w:hanging="360"/>
+      </w:pPr>
+      <w:rPr>
+        <w:u w:val="none"/>
+      </w:rPr>
+    </w:lvl>
+    <w:lvl w:ilvl="3">
+      <w:start w:val="1"/>
+      <w:numFmt w:val="bullet"/>
+      <w:lvlText w:val="-"/>
+      <w:lvlJc w:val="left"/>
+      <w:pPr>
+        <w:ind w:left="2880" w:hanging="360"/>
+      </w:pPr>
+      <w:rPr>
+        <w:u w:val="none"/>
+      </w:rPr>
+    </w:lvl>
+    <w:lvl w:ilvl="4">
+      <w:start w:val="1"/>
+      <w:numFmt w:val="bullet"/>
+      <w:lvlText w:val="-"/>
+      <w:lvlJc w:val="left"/>
+      <w:pPr>
+        <w:ind w:left="3600" w:hanging="360"/>
+      </w:pPr>
+      <w:rPr>
+        <w:u w:val="none"/>
+      </w:rPr>
+    </w:lvl>
+    <w:lvl w:ilvl="5">
+      <w:start w:val="1"/>
+      <w:numFmt w:val="bullet"/>
+      <w:lvlText w:val="-"/>
+      <w:lvlJc w:val="left"/>
+      <w:pPr>
+        <w:ind w:left="4320" w:hanging="360"/>
+      </w:pPr>
+      <w:rPr>
+        <w:u w:val="none"/>
+      </w:rPr>
+    </w:lvl>
+    <w:lvl w:ilvl="6">
+      <w:start w:val="1"/>
+      <w:numFmt w:val="bullet"/>
+      <w:lvlText w:val="-"/>
+      <w:lvlJc w:val="left"/>
+      <w:pPr>
+        <w:ind w:left="5040" w:hanging="360"/>
+      </w:pPr>
+      <w:rPr>
+        <w:u w:val="none"/>
+      </w:rPr>
+    </w:lvl>
+    <w:lvl w:ilvl="7">
+      <w:start w:val="1"/>
+      <w:numFmt w:val="bullet"/>
+      <w:lvlText w:val="-"/>
+      <w:lvlJc w:val="left"/>
+      <w:pPr>
+        <w:ind w:left="5760" w:hanging="360"/>
+      </w:pPr>
+      <w:rPr>
+        <w:u w:val="none"/>
+      </w:rPr>
+    </w:lvl>
+    <w:lvl w:ilvl="8">
+      <w:start w:val="1"/>
+      <w:numFmt w:val="bullet"/>
+      <w:lvlText w:val="-"/>
+      <w:lvlJc w:val="left"/>
+      <w:pPr>
+        <w:ind w:left="6480" w:hanging="360"/>
+      </w:pPr>
+      <w:rPr>
+        <w:u w:val="none"/>
+      </w:rPr>
+    </w:lvl>
+  </w:abstractNum>
+  <w:abstractNum w:abstractNumId="21" w15:restartNumberingAfterBreak="0">
+    <w:nsid w:val="3C5371BF"/>
+    <w:multiLevelType w:val="multilevel"/>
+    <w:tmpl w:val="FCFAABD4"/>
+    <w:lvl w:ilvl="0">
+      <w:start w:val="1"/>
+      <w:numFmt w:val="bullet"/>
+      <w:lvlText w:val="-"/>
+      <w:lvlJc w:val="left"/>
+      <w:pPr>
+        <w:ind w:left="720" w:hanging="360"/>
+      </w:pPr>
+      <w:rPr>
+        <w:u w:val="none"/>
+      </w:rPr>
+    </w:lvl>
+    <w:lvl w:ilvl="1">
+      <w:start w:val="1"/>
+      <w:numFmt w:val="bullet"/>
+      <w:lvlText w:val="-"/>
+      <w:lvlJc w:val="left"/>
+      <w:pPr>
+        <w:ind w:left="1440" w:hanging="360"/>
+      </w:pPr>
+      <w:rPr>
+        <w:u w:val="none"/>
+      </w:rPr>
+    </w:lvl>
+    <w:lvl w:ilvl="2">
+      <w:start w:val="1"/>
+      <w:numFmt w:val="bullet"/>
+      <w:lvlText w:val="-"/>
+      <w:lvlJc w:val="left"/>
+      <w:pPr>
+        <w:ind w:left="2160" w:hanging="360"/>
+      </w:pPr>
+      <w:rPr>
+        <w:u w:val="none"/>
+      </w:rPr>
+    </w:lvl>
+    <w:lvl w:ilvl="3">
+      <w:start w:val="1"/>
+      <w:numFmt w:val="bullet"/>
+      <w:lvlText w:val="-"/>
+      <w:lvlJc w:val="left"/>
+      <w:pPr>
+        <w:ind w:left="2880" w:hanging="360"/>
+      </w:pPr>
+      <w:rPr>
+        <w:u w:val="none"/>
+      </w:rPr>
+    </w:lvl>
+    <w:lvl w:ilvl="4">
+      <w:start w:val="1"/>
+      <w:numFmt w:val="bullet"/>
+      <w:lvlText w:val="-"/>
+      <w:lvlJc w:val="left"/>
+      <w:pPr>
+        <w:ind w:left="3600" w:hanging="360"/>
+      </w:pPr>
+      <w:rPr>
+        <w:u w:val="none"/>
+      </w:rPr>
+    </w:lvl>
+    <w:lvl w:ilvl="5">
+      <w:start w:val="1"/>
+      <w:numFmt w:val="bullet"/>
+      <w:lvlText w:val="-"/>
+      <w:lvlJc w:val="left"/>
+      <w:pPr>
+        <w:ind w:left="4320" w:hanging="360"/>
+      </w:pPr>
+      <w:rPr>
+        <w:u w:val="none"/>
+      </w:rPr>
+    </w:lvl>
+    <w:lvl w:ilvl="6">
+      <w:start w:val="1"/>
+      <w:numFmt w:val="bullet"/>
+      <w:lvlText w:val="-"/>
+      <w:lvlJc w:val="left"/>
+      <w:pPr>
+        <w:ind w:left="5040" w:hanging="360"/>
+      </w:pPr>
+      <w:rPr>
+        <w:u w:val="none"/>
+      </w:rPr>
+    </w:lvl>
+    <w:lvl w:ilvl="7">
+      <w:start w:val="1"/>
+      <w:numFmt w:val="bullet"/>
+      <w:lvlText w:val="-"/>
+      <w:lvlJc w:val="left"/>
+      <w:pPr>
+        <w:ind w:left="5760" w:hanging="360"/>
+      </w:pPr>
+      <w:rPr>
+        <w:u w:val="none"/>
+      </w:rPr>
+    </w:lvl>
+    <w:lvl w:ilvl="8">
+      <w:start w:val="1"/>
+      <w:numFmt w:val="bullet"/>
+      <w:lvlText w:val="-"/>
+      <w:lvlJc w:val="left"/>
+      <w:pPr>
+        <w:ind w:left="6480" w:hanging="360"/>
+      </w:pPr>
+      <w:rPr>
+        <w:u w:val="none"/>
+      </w:rPr>
+    </w:lvl>
+  </w:abstractNum>
+  <w:abstractNum w:abstractNumId="22" w15:restartNumberingAfterBreak="0">
     <w:nsid w:val="3F457144"/>
     <w:multiLevelType w:val="hybridMultilevel"/>
     <w:tmpl w:val="30883FC0"/>
@@ -19024,7 +18021,7 @@
       </w:rPr>
     </w:lvl>
   </w:abstractNum>
-  <w:abstractNum w:abstractNumId="20" w15:restartNumberingAfterBreak="0">
+  <w:abstractNum w:abstractNumId="23" w15:restartNumberingAfterBreak="0">
     <w:nsid w:val="409B4A7C"/>
     <w:multiLevelType w:val="hybridMultilevel"/>
     <w:tmpl w:val="66ECD918"/>
@@ -19137,7 +18134,233 @@
       </w:rPr>
     </w:lvl>
   </w:abstractNum>
-  <w:abstractNum w:abstractNumId="21" w15:restartNumberingAfterBreak="0">
+  <w:abstractNum w:abstractNumId="24" w15:restartNumberingAfterBreak="0">
+    <w:nsid w:val="40D1512C"/>
+    <w:multiLevelType w:val="multilevel"/>
+    <w:tmpl w:val="A91C3AC4"/>
+    <w:lvl w:ilvl="0">
+      <w:start w:val="1"/>
+      <w:numFmt w:val="bullet"/>
+      <w:lvlText w:val="●"/>
+      <w:lvlJc w:val="left"/>
+      <w:pPr>
+        <w:ind w:left="720" w:hanging="360"/>
+      </w:pPr>
+      <w:rPr>
+        <w:u w:val="none"/>
+      </w:rPr>
+    </w:lvl>
+    <w:lvl w:ilvl="1">
+      <w:start w:val="1"/>
+      <w:numFmt w:val="bullet"/>
+      <w:lvlText w:val="○"/>
+      <w:lvlJc w:val="left"/>
+      <w:pPr>
+        <w:ind w:left="1440" w:hanging="360"/>
+      </w:pPr>
+      <w:rPr>
+        <w:u w:val="none"/>
+      </w:rPr>
+    </w:lvl>
+    <w:lvl w:ilvl="2">
+      <w:start w:val="1"/>
+      <w:numFmt w:val="bullet"/>
+      <w:lvlText w:val="■"/>
+      <w:lvlJc w:val="left"/>
+      <w:pPr>
+        <w:ind w:left="2160" w:hanging="360"/>
+      </w:pPr>
+      <w:rPr>
+        <w:u w:val="none"/>
+      </w:rPr>
+    </w:lvl>
+    <w:lvl w:ilvl="3">
+      <w:start w:val="1"/>
+      <w:numFmt w:val="bullet"/>
+      <w:lvlText w:val="●"/>
+      <w:lvlJc w:val="left"/>
+      <w:pPr>
+        <w:ind w:left="2880" w:hanging="360"/>
+      </w:pPr>
+      <w:rPr>
+        <w:u w:val="none"/>
+      </w:rPr>
+    </w:lvl>
+    <w:lvl w:ilvl="4">
+      <w:start w:val="1"/>
+      <w:numFmt w:val="bullet"/>
+      <w:lvlText w:val="○"/>
+      <w:lvlJc w:val="left"/>
+      <w:pPr>
+        <w:ind w:left="3600" w:hanging="360"/>
+      </w:pPr>
+      <w:rPr>
+        <w:u w:val="none"/>
+      </w:rPr>
+    </w:lvl>
+    <w:lvl w:ilvl="5">
+      <w:start w:val="1"/>
+      <w:numFmt w:val="bullet"/>
+      <w:lvlText w:val="■"/>
+      <w:lvlJc w:val="left"/>
+      <w:pPr>
+        <w:ind w:left="4320" w:hanging="360"/>
+      </w:pPr>
+      <w:rPr>
+        <w:u w:val="none"/>
+      </w:rPr>
+    </w:lvl>
+    <w:lvl w:ilvl="6">
+      <w:start w:val="1"/>
+      <w:numFmt w:val="bullet"/>
+      <w:lvlText w:val="●"/>
+      <w:lvlJc w:val="left"/>
+      <w:pPr>
+        <w:ind w:left="5040" w:hanging="360"/>
+      </w:pPr>
+      <w:rPr>
+        <w:u w:val="none"/>
+      </w:rPr>
+    </w:lvl>
+    <w:lvl w:ilvl="7">
+      <w:start w:val="1"/>
+      <w:numFmt w:val="bullet"/>
+      <w:lvlText w:val="○"/>
+      <w:lvlJc w:val="left"/>
+      <w:pPr>
+        <w:ind w:left="5760" w:hanging="360"/>
+      </w:pPr>
+      <w:rPr>
+        <w:u w:val="none"/>
+      </w:rPr>
+    </w:lvl>
+    <w:lvl w:ilvl="8">
+      <w:start w:val="1"/>
+      <w:numFmt w:val="bullet"/>
+      <w:lvlText w:val="■"/>
+      <w:lvlJc w:val="left"/>
+      <w:pPr>
+        <w:ind w:left="6480" w:hanging="360"/>
+      </w:pPr>
+      <w:rPr>
+        <w:u w:val="none"/>
+      </w:rPr>
+    </w:lvl>
+  </w:abstractNum>
+  <w:abstractNum w:abstractNumId="25" w15:restartNumberingAfterBreak="0">
+    <w:nsid w:val="40F1319A"/>
+    <w:multiLevelType w:val="multilevel"/>
+    <w:tmpl w:val="525C1E64"/>
+    <w:lvl w:ilvl="0">
+      <w:start w:val="1"/>
+      <w:numFmt w:val="bullet"/>
+      <w:lvlText w:val="●"/>
+      <w:lvlJc w:val="left"/>
+      <w:pPr>
+        <w:ind w:left="720" w:hanging="360"/>
+      </w:pPr>
+      <w:rPr>
+        <w:u w:val="none"/>
+      </w:rPr>
+    </w:lvl>
+    <w:lvl w:ilvl="1">
+      <w:start w:val="1"/>
+      <w:numFmt w:val="bullet"/>
+      <w:lvlText w:val="○"/>
+      <w:lvlJc w:val="left"/>
+      <w:pPr>
+        <w:ind w:left="1440" w:hanging="360"/>
+      </w:pPr>
+      <w:rPr>
+        <w:u w:val="none"/>
+      </w:rPr>
+    </w:lvl>
+    <w:lvl w:ilvl="2">
+      <w:start w:val="1"/>
+      <w:numFmt w:val="bullet"/>
+      <w:lvlText w:val="■"/>
+      <w:lvlJc w:val="left"/>
+      <w:pPr>
+        <w:ind w:left="2160" w:hanging="360"/>
+      </w:pPr>
+      <w:rPr>
+        <w:u w:val="none"/>
+      </w:rPr>
+    </w:lvl>
+    <w:lvl w:ilvl="3">
+      <w:start w:val="1"/>
+      <w:numFmt w:val="bullet"/>
+      <w:lvlText w:val="●"/>
+      <w:lvlJc w:val="left"/>
+      <w:pPr>
+        <w:ind w:left="2880" w:hanging="360"/>
+      </w:pPr>
+      <w:rPr>
+        <w:u w:val="none"/>
+      </w:rPr>
+    </w:lvl>
+    <w:lvl w:ilvl="4">
+      <w:start w:val="1"/>
+      <w:numFmt w:val="bullet"/>
+      <w:lvlText w:val="○"/>
+      <w:lvlJc w:val="left"/>
+      <w:pPr>
+        <w:ind w:left="3600" w:hanging="360"/>
+      </w:pPr>
+      <w:rPr>
+        <w:u w:val="none"/>
+      </w:rPr>
+    </w:lvl>
+    <w:lvl w:ilvl="5">
+      <w:start w:val="1"/>
+      <w:numFmt w:val="bullet"/>
+      <w:lvlText w:val="■"/>
+      <w:lvlJc w:val="left"/>
+      <w:pPr>
+        <w:ind w:left="4320" w:hanging="360"/>
+      </w:pPr>
+      <w:rPr>
+        <w:u w:val="none"/>
+      </w:rPr>
+    </w:lvl>
+    <w:lvl w:ilvl="6">
+      <w:start w:val="1"/>
+      <w:numFmt w:val="bullet"/>
+      <w:lvlText w:val="●"/>
+      <w:lvlJc w:val="left"/>
+      <w:pPr>
+        <w:ind w:left="5040" w:hanging="360"/>
+      </w:pPr>
+      <w:rPr>
+        <w:u w:val="none"/>
+      </w:rPr>
+    </w:lvl>
+    <w:lvl w:ilvl="7">
+      <w:start w:val="1"/>
+      <w:numFmt w:val="bullet"/>
+      <w:lvlText w:val="○"/>
+      <w:lvlJc w:val="left"/>
+      <w:pPr>
+        <w:ind w:left="5760" w:hanging="360"/>
+      </w:pPr>
+      <w:rPr>
+        <w:u w:val="none"/>
+      </w:rPr>
+    </w:lvl>
+    <w:lvl w:ilvl="8">
+      <w:start w:val="1"/>
+      <w:numFmt w:val="bullet"/>
+      <w:lvlText w:val="■"/>
+      <w:lvlJc w:val="left"/>
+      <w:pPr>
+        <w:ind w:left="6480" w:hanging="360"/>
+      </w:pPr>
+      <w:rPr>
+        <w:u w:val="none"/>
+      </w:rPr>
+    </w:lvl>
+  </w:abstractNum>
+  <w:abstractNum w:abstractNumId="26" w15:restartNumberingAfterBreak="0">
     <w:nsid w:val="4195289C"/>
     <w:multiLevelType w:val="hybridMultilevel"/>
     <w:tmpl w:val="27DA4CBA"/>
@@ -19250,10 +18473,10 @@
       </w:rPr>
     </w:lvl>
   </w:abstractNum>
-  <w:abstractNum w:abstractNumId="22" w15:restartNumberingAfterBreak="0">
-    <w:nsid w:val="46032021"/>
+  <w:abstractNum w:abstractNumId="27" w15:restartNumberingAfterBreak="0">
+    <w:nsid w:val="44F77D86"/>
     <w:multiLevelType w:val="multilevel"/>
-    <w:tmpl w:val="B48AB068"/>
+    <w:tmpl w:val="A0182154"/>
     <w:lvl w:ilvl="0">
       <w:start w:val="1"/>
       <w:numFmt w:val="bullet"/>
@@ -19363,7 +18586,7 @@
       </w:rPr>
     </w:lvl>
   </w:abstractNum>
-  <w:abstractNum w:abstractNumId="23" w15:restartNumberingAfterBreak="0">
+  <w:abstractNum w:abstractNumId="28" w15:restartNumberingAfterBreak="0">
     <w:nsid w:val="48DE3250"/>
     <w:multiLevelType w:val="hybridMultilevel"/>
     <w:tmpl w:val="03DA23EA"/>
@@ -19476,10 +18699,10 @@
       </w:rPr>
     </w:lvl>
   </w:abstractNum>
-  <w:abstractNum w:abstractNumId="24" w15:restartNumberingAfterBreak="0">
-    <w:nsid w:val="4CA40342"/>
+  <w:abstractNum w:abstractNumId="29" w15:restartNumberingAfterBreak="0">
+    <w:nsid w:val="49063D62"/>
     <w:multiLevelType w:val="multilevel"/>
-    <w:tmpl w:val="6BBA1562"/>
+    <w:tmpl w:val="485EA264"/>
     <w:lvl w:ilvl="0">
       <w:start w:val="1"/>
       <w:numFmt w:val="bullet"/>
@@ -19589,7 +18812,120 @@
       </w:rPr>
     </w:lvl>
   </w:abstractNum>
-  <w:abstractNum w:abstractNumId="25" w15:restartNumberingAfterBreak="0">
+  <w:abstractNum w:abstractNumId="30" w15:restartNumberingAfterBreak="0">
+    <w:nsid w:val="4A5B3DB1"/>
+    <w:multiLevelType w:val="multilevel"/>
+    <w:tmpl w:val="F36054A0"/>
+    <w:lvl w:ilvl="0">
+      <w:start w:val="1"/>
+      <w:numFmt w:val="bullet"/>
+      <w:lvlText w:val="●"/>
+      <w:lvlJc w:val="left"/>
+      <w:pPr>
+        <w:ind w:left="720" w:hanging="360"/>
+      </w:pPr>
+      <w:rPr>
+        <w:u w:val="none"/>
+      </w:rPr>
+    </w:lvl>
+    <w:lvl w:ilvl="1">
+      <w:start w:val="1"/>
+      <w:numFmt w:val="bullet"/>
+      <w:lvlText w:val="○"/>
+      <w:lvlJc w:val="left"/>
+      <w:pPr>
+        <w:ind w:left="1440" w:hanging="360"/>
+      </w:pPr>
+      <w:rPr>
+        <w:u w:val="none"/>
+      </w:rPr>
+    </w:lvl>
+    <w:lvl w:ilvl="2">
+      <w:start w:val="1"/>
+      <w:numFmt w:val="bullet"/>
+      <w:lvlText w:val="■"/>
+      <w:lvlJc w:val="left"/>
+      <w:pPr>
+        <w:ind w:left="2160" w:hanging="360"/>
+      </w:pPr>
+      <w:rPr>
+        <w:u w:val="none"/>
+      </w:rPr>
+    </w:lvl>
+    <w:lvl w:ilvl="3">
+      <w:start w:val="1"/>
+      <w:numFmt w:val="bullet"/>
+      <w:lvlText w:val="●"/>
+      <w:lvlJc w:val="left"/>
+      <w:pPr>
+        <w:ind w:left="2880" w:hanging="360"/>
+      </w:pPr>
+      <w:rPr>
+        <w:u w:val="none"/>
+      </w:rPr>
+    </w:lvl>
+    <w:lvl w:ilvl="4">
+      <w:start w:val="1"/>
+      <w:numFmt w:val="bullet"/>
+      <w:lvlText w:val="○"/>
+      <w:lvlJc w:val="left"/>
+      <w:pPr>
+        <w:ind w:left="3600" w:hanging="360"/>
+      </w:pPr>
+      <w:rPr>
+        <w:u w:val="none"/>
+      </w:rPr>
+    </w:lvl>
+    <w:lvl w:ilvl="5">
+      <w:start w:val="1"/>
+      <w:numFmt w:val="bullet"/>
+      <w:lvlText w:val="■"/>
+      <w:lvlJc w:val="left"/>
+      <w:pPr>
+        <w:ind w:left="4320" w:hanging="360"/>
+      </w:pPr>
+      <w:rPr>
+        <w:u w:val="none"/>
+      </w:rPr>
+    </w:lvl>
+    <w:lvl w:ilvl="6">
+      <w:start w:val="1"/>
+      <w:numFmt w:val="bullet"/>
+      <w:lvlText w:val="●"/>
+      <w:lvlJc w:val="left"/>
+      <w:pPr>
+        <w:ind w:left="5040" w:hanging="360"/>
+      </w:pPr>
+      <w:rPr>
+        <w:u w:val="none"/>
+      </w:rPr>
+    </w:lvl>
+    <w:lvl w:ilvl="7">
+      <w:start w:val="1"/>
+      <w:numFmt w:val="bullet"/>
+      <w:lvlText w:val="○"/>
+      <w:lvlJc w:val="left"/>
+      <w:pPr>
+        <w:ind w:left="5760" w:hanging="360"/>
+      </w:pPr>
+      <w:rPr>
+        <w:u w:val="none"/>
+      </w:rPr>
+    </w:lvl>
+    <w:lvl w:ilvl="8">
+      <w:start w:val="1"/>
+      <w:numFmt w:val="bullet"/>
+      <w:lvlText w:val="■"/>
+      <w:lvlJc w:val="left"/>
+      <w:pPr>
+        <w:ind w:left="6480" w:hanging="360"/>
+      </w:pPr>
+      <w:rPr>
+        <w:u w:val="none"/>
+      </w:rPr>
+    </w:lvl>
+  </w:abstractNum>
+  <w:abstractNum w:abstractNumId="31" w15:restartNumberingAfterBreak="0">
     <w:nsid w:val="4D1E34B8"/>
     <w:multiLevelType w:val="hybridMultilevel"/>
     <w:tmpl w:val="7C5E9C94"/>
@@ -19702,10 +19038,10 @@
       </w:rPr>
     </w:lvl>
   </w:abstractNum>
-  <w:abstractNum w:abstractNumId="26" w15:restartNumberingAfterBreak="0">
-    <w:nsid w:val="4F0E1786"/>
+  <w:abstractNum w:abstractNumId="32" w15:restartNumberingAfterBreak="0">
+    <w:nsid w:val="4E1A7F83"/>
     <w:multiLevelType w:val="multilevel"/>
-    <w:tmpl w:val="4614DC24"/>
+    <w:tmpl w:val="24880288"/>
     <w:lvl w:ilvl="0">
       <w:start w:val="1"/>
       <w:numFmt w:val="bullet"/>
@@ -19815,10 +19151,10 @@
       </w:rPr>
     </w:lvl>
   </w:abstractNum>
-  <w:abstractNum w:abstractNumId="27" w15:restartNumberingAfterBreak="0">
-    <w:nsid w:val="512653B5"/>
+  <w:abstractNum w:abstractNumId="33" w15:restartNumberingAfterBreak="0">
+    <w:nsid w:val="509E0E4E"/>
     <w:multiLevelType w:val="multilevel"/>
-    <w:tmpl w:val="2DDCC720"/>
+    <w:tmpl w:val="E004A51E"/>
     <w:lvl w:ilvl="0">
       <w:start w:val="1"/>
       <w:numFmt w:val="bullet"/>
@@ -19834,7 +19170,7 @@
     <w:lvl w:ilvl="1">
       <w:start w:val="1"/>
       <w:numFmt w:val="bullet"/>
-      <w:lvlText w:val="○"/>
+      <w:lvlText w:val="o"/>
       <w:lvlJc w:val="left"/>
       <w:pPr>
         <w:ind w:left="1440" w:hanging="360"/>
@@ -19846,7 +19182,7 @@
     <w:lvl w:ilvl="2">
       <w:start w:val="1"/>
       <w:numFmt w:val="bullet"/>
-      <w:lvlText w:val="■"/>
+      <w:lvlText w:val="▪"/>
       <w:lvlJc w:val="left"/>
       <w:pPr>
         <w:ind w:left="2160" w:hanging="360"/>
@@ -19870,7 +19206,7 @@
     <w:lvl w:ilvl="4">
       <w:start w:val="1"/>
       <w:numFmt w:val="bullet"/>
-      <w:lvlText w:val="○"/>
+      <w:lvlText w:val="o"/>
       <w:lvlJc w:val="left"/>
       <w:pPr>
         <w:ind w:left="3600" w:hanging="360"/>
@@ -19882,7 +19218,7 @@
     <w:lvl w:ilvl="5">
       <w:start w:val="1"/>
       <w:numFmt w:val="bullet"/>
-      <w:lvlText w:val="■"/>
+      <w:lvlText w:val="▪"/>
       <w:lvlJc w:val="left"/>
       <w:pPr>
         <w:ind w:left="4320" w:hanging="360"/>
@@ -19906,7 +19242,7 @@
     <w:lvl w:ilvl="7">
       <w:start w:val="1"/>
       <w:numFmt w:val="bullet"/>
-      <w:lvlText w:val="○"/>
+      <w:lvlText w:val="o"/>
       <w:lvlJc w:val="left"/>
       <w:pPr>
         <w:ind w:left="5760" w:hanging="360"/>
@@ -19918,7 +19254,7 @@
     <w:lvl w:ilvl="8">
       <w:start w:val="1"/>
       <w:numFmt w:val="bullet"/>
-      <w:lvlText w:val="■"/>
+      <w:lvlText w:val="▪"/>
       <w:lvlJc w:val="left"/>
       <w:pPr>
         <w:ind w:left="6480" w:hanging="360"/>
@@ -19928,7 +19264,7 @@
       </w:rPr>
     </w:lvl>
   </w:abstractNum>
-  <w:abstractNum w:abstractNumId="28" w15:restartNumberingAfterBreak="0">
+  <w:abstractNum w:abstractNumId="34" w15:restartNumberingAfterBreak="0">
     <w:nsid w:val="523D2EEF"/>
     <w:multiLevelType w:val="hybridMultilevel"/>
     <w:tmpl w:val="2AF8D35E"/>
@@ -20041,7 +19377,7 @@
       </w:rPr>
     </w:lvl>
   </w:abstractNum>
-  <w:abstractNum w:abstractNumId="29" w15:restartNumberingAfterBreak="0">
+  <w:abstractNum w:abstractNumId="35" w15:restartNumberingAfterBreak="0">
     <w:nsid w:val="555D2509"/>
     <w:multiLevelType w:val="hybridMultilevel"/>
     <w:tmpl w:val="FB220D5C"/>
@@ -20154,7 +19490,7 @@
       </w:rPr>
     </w:lvl>
   </w:abstractNum>
-  <w:abstractNum w:abstractNumId="30" w15:restartNumberingAfterBreak="0">
+  <w:abstractNum w:abstractNumId="36" w15:restartNumberingAfterBreak="0">
     <w:nsid w:val="56EF5E5E"/>
     <w:multiLevelType w:val="hybridMultilevel"/>
     <w:tmpl w:val="0E006906"/>
@@ -20267,346 +19603,7 @@
       </w:rPr>
     </w:lvl>
   </w:abstractNum>
-  <w:abstractNum w:abstractNumId="31" w15:restartNumberingAfterBreak="0">
-    <w:nsid w:val="57ED5D01"/>
-    <w:multiLevelType w:val="multilevel"/>
-    <w:tmpl w:val="5B320DF6"/>
-    <w:lvl w:ilvl="0">
-      <w:start w:val="1"/>
-      <w:numFmt w:val="bullet"/>
-      <w:lvlText w:val="●"/>
-      <w:lvlJc w:val="left"/>
-      <w:pPr>
-        <w:ind w:left="1440" w:hanging="360"/>
-      </w:pPr>
-      <w:rPr>
-        <w:u w:val="none"/>
-      </w:rPr>
-    </w:lvl>
-    <w:lvl w:ilvl="1">
-      <w:start w:val="1"/>
-      <w:numFmt w:val="bullet"/>
-      <w:lvlText w:val="○"/>
-      <w:lvlJc w:val="left"/>
-      <w:pPr>
-        <w:ind w:left="2160" w:hanging="360"/>
-      </w:pPr>
-      <w:rPr>
-        <w:u w:val="none"/>
-      </w:rPr>
-    </w:lvl>
-    <w:lvl w:ilvl="2">
-      <w:start w:val="1"/>
-      <w:numFmt w:val="bullet"/>
-      <w:lvlText w:val="■"/>
-      <w:lvlJc w:val="left"/>
-      <w:pPr>
-        <w:ind w:left="2880" w:hanging="360"/>
-      </w:pPr>
-      <w:rPr>
-        <w:u w:val="none"/>
-      </w:rPr>
-    </w:lvl>
-    <w:lvl w:ilvl="3">
-      <w:start w:val="1"/>
-      <w:numFmt w:val="bullet"/>
-      <w:lvlText w:val="●"/>
-      <w:lvlJc w:val="left"/>
-      <w:pPr>
-        <w:ind w:left="3600" w:hanging="360"/>
-      </w:pPr>
-      <w:rPr>
-        <w:u w:val="none"/>
-      </w:rPr>
-    </w:lvl>
-    <w:lvl w:ilvl="4">
-      <w:start w:val="1"/>
-      <w:numFmt w:val="bullet"/>
-      <w:lvlText w:val="○"/>
-      <w:lvlJc w:val="left"/>
-      <w:pPr>
-        <w:ind w:left="4320" w:hanging="360"/>
-      </w:pPr>
-      <w:rPr>
-        <w:u w:val="none"/>
-      </w:rPr>
-    </w:lvl>
-    <w:lvl w:ilvl="5">
-      <w:start w:val="1"/>
-      <w:numFmt w:val="bullet"/>
-      <w:lvlText w:val="■"/>
-      <w:lvlJc w:val="left"/>
-      <w:pPr>
-        <w:ind w:left="5040" w:hanging="360"/>
-      </w:pPr>
-      <w:rPr>
-        <w:u w:val="none"/>
-      </w:rPr>
-    </w:lvl>
-    <w:lvl w:ilvl="6">
-      <w:start w:val="1"/>
-      <w:numFmt w:val="bullet"/>
-      <w:lvlText w:val="●"/>
-      <w:lvlJc w:val="left"/>
-      <w:pPr>
-        <w:ind w:left="5760" w:hanging="360"/>
-      </w:pPr>
-      <w:rPr>
-        <w:u w:val="none"/>
-      </w:rPr>
-    </w:lvl>
-    <w:lvl w:ilvl="7">
-      <w:start w:val="1"/>
-      <w:numFmt w:val="bullet"/>
-      <w:lvlText w:val="○"/>
-      <w:lvlJc w:val="left"/>
-      <w:pPr>
-        <w:ind w:left="6480" w:hanging="360"/>
-      </w:pPr>
-      <w:rPr>
-        <w:u w:val="none"/>
-      </w:rPr>
-    </w:lvl>
-    <w:lvl w:ilvl="8">
-      <w:start w:val="1"/>
-      <w:numFmt w:val="bullet"/>
-      <w:lvlText w:val="■"/>
-      <w:lvlJc w:val="left"/>
-      <w:pPr>
-        <w:ind w:left="7200" w:hanging="360"/>
-      </w:pPr>
-      <w:rPr>
-        <w:u w:val="none"/>
-      </w:rPr>
-    </w:lvl>
-  </w:abstractNum>
-  <w:abstractNum w:abstractNumId="32" w15:restartNumberingAfterBreak="0">
-    <w:nsid w:val="5976568D"/>
-    <w:multiLevelType w:val="multilevel"/>
-    <w:tmpl w:val="5AF4D38E"/>
-    <w:lvl w:ilvl="0">
-      <w:start w:val="1"/>
-      <w:numFmt w:val="bullet"/>
-      <w:lvlText w:val="●"/>
-      <w:lvlJc w:val="left"/>
-      <w:pPr>
-        <w:ind w:left="720" w:hanging="360"/>
-      </w:pPr>
-      <w:rPr>
-        <w:u w:val="none"/>
-      </w:rPr>
-    </w:lvl>
-    <w:lvl w:ilvl="1">
-      <w:start w:val="1"/>
-      <w:numFmt w:val="bullet"/>
-      <w:lvlText w:val="○"/>
-      <w:lvlJc w:val="left"/>
-      <w:pPr>
-        <w:ind w:left="1440" w:hanging="360"/>
-      </w:pPr>
-      <w:rPr>
-        <w:u w:val="none"/>
-      </w:rPr>
-    </w:lvl>
-    <w:lvl w:ilvl="2">
-      <w:start w:val="1"/>
-      <w:numFmt w:val="bullet"/>
-      <w:lvlText w:val="■"/>
-      <w:lvlJc w:val="left"/>
-      <w:pPr>
-        <w:ind w:left="2160" w:hanging="360"/>
-      </w:pPr>
-      <w:rPr>
-        <w:u w:val="none"/>
-      </w:rPr>
-    </w:lvl>
-    <w:lvl w:ilvl="3">
-      <w:start w:val="1"/>
-      <w:numFmt w:val="bullet"/>
-      <w:lvlText w:val="●"/>
-      <w:lvlJc w:val="left"/>
-      <w:pPr>
-        <w:ind w:left="2880" w:hanging="360"/>
-      </w:pPr>
-      <w:rPr>
-        <w:u w:val="none"/>
-      </w:rPr>
-    </w:lvl>
-    <w:lvl w:ilvl="4">
-      <w:start w:val="1"/>
-      <w:numFmt w:val="bullet"/>
-      <w:lvlText w:val="○"/>
-      <w:lvlJc w:val="left"/>
-      <w:pPr>
-        <w:ind w:left="3600" w:hanging="360"/>
-      </w:pPr>
-      <w:rPr>
-        <w:u w:val="none"/>
-      </w:rPr>
-    </w:lvl>
-    <w:lvl w:ilvl="5">
-      <w:start w:val="1"/>
-      <w:numFmt w:val="bullet"/>
-      <w:lvlText w:val="■"/>
-      <w:lvlJc w:val="left"/>
-      <w:pPr>
-        <w:ind w:left="4320" w:hanging="360"/>
-      </w:pPr>
-      <w:rPr>
-        <w:u w:val="none"/>
-      </w:rPr>
-    </w:lvl>
-    <w:lvl w:ilvl="6">
-      <w:start w:val="1"/>
-      <w:numFmt w:val="bullet"/>
-      <w:lvlText w:val="●"/>
-      <w:lvlJc w:val="left"/>
-      <w:pPr>
-        <w:ind w:left="5040" w:hanging="360"/>
-      </w:pPr>
-      <w:rPr>
-        <w:u w:val="none"/>
-      </w:rPr>
-    </w:lvl>
-    <w:lvl w:ilvl="7">
-      <w:start w:val="1"/>
-      <w:numFmt w:val="bullet"/>
-      <w:lvlText w:val="○"/>
-      <w:lvlJc w:val="left"/>
-      <w:pPr>
-        <w:ind w:left="5760" w:hanging="360"/>
-      </w:pPr>
-      <w:rPr>
-        <w:u w:val="none"/>
-      </w:rPr>
-    </w:lvl>
-    <w:lvl w:ilvl="8">
-      <w:start w:val="1"/>
-      <w:numFmt w:val="bullet"/>
-      <w:lvlText w:val="■"/>
-      <w:lvlJc w:val="left"/>
-      <w:pPr>
-        <w:ind w:left="6480" w:hanging="360"/>
-      </w:pPr>
-      <w:rPr>
-        <w:u w:val="none"/>
-      </w:rPr>
-    </w:lvl>
-  </w:abstractNum>
-  <w:abstractNum w:abstractNumId="33" w15:restartNumberingAfterBreak="0">
-    <w:nsid w:val="5C23787B"/>
-    <w:multiLevelType w:val="multilevel"/>
-    <w:tmpl w:val="8FBC92C4"/>
-    <w:lvl w:ilvl="0">
-      <w:start w:val="1"/>
-      <w:numFmt w:val="bullet"/>
-      <w:lvlText w:val="●"/>
-      <w:lvlJc w:val="left"/>
-      <w:pPr>
-        <w:ind w:left="720" w:hanging="360"/>
-      </w:pPr>
-      <w:rPr>
-        <w:u w:val="none"/>
-      </w:rPr>
-    </w:lvl>
-    <w:lvl w:ilvl="1">
-      <w:start w:val="1"/>
-      <w:numFmt w:val="bullet"/>
-      <w:lvlText w:val="○"/>
-      <w:lvlJc w:val="left"/>
-      <w:pPr>
-        <w:ind w:left="1440" w:hanging="360"/>
-      </w:pPr>
-      <w:rPr>
-        <w:u w:val="none"/>
-      </w:rPr>
-    </w:lvl>
-    <w:lvl w:ilvl="2">
-      <w:start w:val="1"/>
-      <w:numFmt w:val="bullet"/>
-      <w:lvlText w:val="■"/>
-      <w:lvlJc w:val="left"/>
-      <w:pPr>
-        <w:ind w:left="2160" w:hanging="360"/>
-      </w:pPr>
-      <w:rPr>
-        <w:u w:val="none"/>
-      </w:rPr>
-    </w:lvl>
-    <w:lvl w:ilvl="3">
-      <w:start w:val="1"/>
-      <w:numFmt w:val="bullet"/>
-      <w:lvlText w:val="●"/>
-      <w:lvlJc w:val="left"/>
-      <w:pPr>
-        <w:ind w:left="2880" w:hanging="360"/>
-      </w:pPr>
-      <w:rPr>
-        <w:u w:val="none"/>
-      </w:rPr>
-    </w:lvl>
-    <w:lvl w:ilvl="4">
-      <w:start w:val="1"/>
-      <w:numFmt w:val="bullet"/>
-      <w:lvlText w:val="○"/>
-      <w:lvlJc w:val="left"/>
-      <w:pPr>
-        <w:ind w:left="3600" w:hanging="360"/>
-      </w:pPr>
-      <w:rPr>
-        <w:u w:val="none"/>
-      </w:rPr>
-    </w:lvl>
-    <w:lvl w:ilvl="5">
-      <w:start w:val="1"/>
-      <w:numFmt w:val="bullet"/>
-      <w:lvlText w:val="■"/>
-      <w:lvlJc w:val="left"/>
-      <w:pPr>
-        <w:ind w:left="4320" w:hanging="360"/>
-      </w:pPr>
-      <w:rPr>
-        <w:u w:val="none"/>
-      </w:rPr>
-    </w:lvl>
-    <w:lvl w:ilvl="6">
-      <w:start w:val="1"/>
-      <w:numFmt w:val="bullet"/>
-      <w:lvlText w:val="●"/>
-      <w:lvlJc w:val="left"/>
-      <w:pPr>
-        <w:ind w:left="5040" w:hanging="360"/>
-      </w:pPr>
-      <w:rPr>
-        <w:u w:val="none"/>
-      </w:rPr>
-    </w:lvl>
-    <w:lvl w:ilvl="7">
-      <w:start w:val="1"/>
-      <w:numFmt w:val="bullet"/>
-      <w:lvlText w:val="○"/>
-      <w:lvlJc w:val="left"/>
-      <w:pPr>
-        <w:ind w:left="5760" w:hanging="360"/>
-      </w:pPr>
-      <w:rPr>
-        <w:u w:val="none"/>
-      </w:rPr>
-    </w:lvl>
-    <w:lvl w:ilvl="8">
-      <w:start w:val="1"/>
-      <w:numFmt w:val="bullet"/>
-      <w:lvlText w:val="■"/>
-      <w:lvlJc w:val="left"/>
-      <w:pPr>
-        <w:ind w:left="6480" w:hanging="360"/>
-      </w:pPr>
-      <w:rPr>
-        <w:u w:val="none"/>
-      </w:rPr>
-    </w:lvl>
-  </w:abstractNum>
-  <w:abstractNum w:abstractNumId="34" w15:restartNumberingAfterBreak="0">
+  <w:abstractNum w:abstractNumId="37" w15:restartNumberingAfterBreak="0">
     <w:nsid w:val="5D6A0006"/>
     <w:multiLevelType w:val="hybridMultilevel"/>
     <w:tmpl w:val="1AD23002"/>
@@ -20719,120 +19716,7 @@
       </w:rPr>
     </w:lvl>
   </w:abstractNum>
-  <w:abstractNum w:abstractNumId="35" w15:restartNumberingAfterBreak="0">
-    <w:nsid w:val="5DC35140"/>
-    <w:multiLevelType w:val="multilevel"/>
-    <w:tmpl w:val="A3CC5CD0"/>
-    <w:lvl w:ilvl="0">
-      <w:start w:val="1"/>
-      <w:numFmt w:val="bullet"/>
-      <w:lvlText w:val="●"/>
-      <w:lvlJc w:val="left"/>
-      <w:pPr>
-        <w:ind w:left="720" w:hanging="360"/>
-      </w:pPr>
-      <w:rPr>
-        <w:u w:val="none"/>
-      </w:rPr>
-    </w:lvl>
-    <w:lvl w:ilvl="1">
-      <w:start w:val="1"/>
-      <w:numFmt w:val="bullet"/>
-      <w:lvlText w:val="○"/>
-      <w:lvlJc w:val="left"/>
-      <w:pPr>
-        <w:ind w:left="1440" w:hanging="360"/>
-      </w:pPr>
-      <w:rPr>
-        <w:u w:val="none"/>
-      </w:rPr>
-    </w:lvl>
-    <w:lvl w:ilvl="2">
-      <w:start w:val="1"/>
-      <w:numFmt w:val="bullet"/>
-      <w:lvlText w:val="■"/>
-      <w:lvlJc w:val="left"/>
-      <w:pPr>
-        <w:ind w:left="2160" w:hanging="360"/>
-      </w:pPr>
-      <w:rPr>
-        <w:u w:val="none"/>
-      </w:rPr>
-    </w:lvl>
-    <w:lvl w:ilvl="3">
-      <w:start w:val="1"/>
-      <w:numFmt w:val="bullet"/>
-      <w:lvlText w:val="●"/>
-      <w:lvlJc w:val="left"/>
-      <w:pPr>
-        <w:ind w:left="2880" w:hanging="360"/>
-      </w:pPr>
-      <w:rPr>
-        <w:u w:val="none"/>
-      </w:rPr>
-    </w:lvl>
-    <w:lvl w:ilvl="4">
-      <w:start w:val="1"/>
-      <w:numFmt w:val="bullet"/>
-      <w:lvlText w:val="○"/>
-      <w:lvlJc w:val="left"/>
-      <w:pPr>
-        <w:ind w:left="3600" w:hanging="360"/>
-      </w:pPr>
-      <w:rPr>
-        <w:u w:val="none"/>
-      </w:rPr>
-    </w:lvl>
-    <w:lvl w:ilvl="5">
-      <w:start w:val="1"/>
-      <w:numFmt w:val="bullet"/>
-      <w:lvlText w:val="■"/>
-      <w:lvlJc w:val="left"/>
-      <w:pPr>
-        <w:ind w:left="4320" w:hanging="360"/>
-      </w:pPr>
-      <w:rPr>
-        <w:u w:val="none"/>
-      </w:rPr>
-    </w:lvl>
-    <w:lvl w:ilvl="6">
-      <w:start w:val="1"/>
-      <w:numFmt w:val="bullet"/>
-      <w:lvlText w:val="●"/>
-      <w:lvlJc w:val="left"/>
-      <w:pPr>
-        <w:ind w:left="5040" w:hanging="360"/>
-      </w:pPr>
-      <w:rPr>
-        <w:u w:val="none"/>
-      </w:rPr>
-    </w:lvl>
-    <w:lvl w:ilvl="7">
-      <w:start w:val="1"/>
-      <w:numFmt w:val="bullet"/>
-      <w:lvlText w:val="○"/>
-      <w:lvlJc w:val="left"/>
-      <w:pPr>
-        <w:ind w:left="5760" w:hanging="360"/>
-      </w:pPr>
-      <w:rPr>
-        <w:u w:val="none"/>
-      </w:rPr>
-    </w:lvl>
-    <w:lvl w:ilvl="8">
-      <w:start w:val="1"/>
-      <w:numFmt w:val="bullet"/>
-      <w:lvlText w:val="■"/>
-      <w:lvlJc w:val="left"/>
-      <w:pPr>
-        <w:ind w:left="6480" w:hanging="360"/>
-      </w:pPr>
-      <w:rPr>
-        <w:u w:val="none"/>
-      </w:rPr>
-    </w:lvl>
-  </w:abstractNum>
-  <w:abstractNum w:abstractNumId="36" w15:restartNumberingAfterBreak="0">
+  <w:abstractNum w:abstractNumId="38" w15:restartNumberingAfterBreak="0">
     <w:nsid w:val="5DE2726A"/>
     <w:multiLevelType w:val="hybridMultilevel"/>
     <w:tmpl w:val="483A6C7A"/>
@@ -20945,7 +19829,233 @@
       </w:rPr>
     </w:lvl>
   </w:abstractNum>
-  <w:abstractNum w:abstractNumId="37" w15:restartNumberingAfterBreak="0">
+  <w:abstractNum w:abstractNumId="39" w15:restartNumberingAfterBreak="0">
+    <w:nsid w:val="5E1D5129"/>
+    <w:multiLevelType w:val="multilevel"/>
+    <w:tmpl w:val="D4F44FC6"/>
+    <w:lvl w:ilvl="0">
+      <w:start w:val="1"/>
+      <w:numFmt w:val="bullet"/>
+      <w:lvlText w:val="●"/>
+      <w:lvlJc w:val="left"/>
+      <w:pPr>
+        <w:ind w:left="720" w:hanging="360"/>
+      </w:pPr>
+      <w:rPr>
+        <w:u w:val="none"/>
+      </w:rPr>
+    </w:lvl>
+    <w:lvl w:ilvl="1">
+      <w:start w:val="1"/>
+      <w:numFmt w:val="bullet"/>
+      <w:lvlText w:val="○"/>
+      <w:lvlJc w:val="left"/>
+      <w:pPr>
+        <w:ind w:left="1440" w:hanging="360"/>
+      </w:pPr>
+      <w:rPr>
+        <w:u w:val="none"/>
+      </w:rPr>
+    </w:lvl>
+    <w:lvl w:ilvl="2">
+      <w:start w:val="1"/>
+      <w:numFmt w:val="bullet"/>
+      <w:lvlText w:val="■"/>
+      <w:lvlJc w:val="left"/>
+      <w:pPr>
+        <w:ind w:left="2160" w:hanging="360"/>
+      </w:pPr>
+      <w:rPr>
+        <w:u w:val="none"/>
+      </w:rPr>
+    </w:lvl>
+    <w:lvl w:ilvl="3">
+      <w:start w:val="1"/>
+      <w:numFmt w:val="bullet"/>
+      <w:lvlText w:val="●"/>
+      <w:lvlJc w:val="left"/>
+      <w:pPr>
+        <w:ind w:left="2880" w:hanging="360"/>
+      </w:pPr>
+      <w:rPr>
+        <w:u w:val="none"/>
+      </w:rPr>
+    </w:lvl>
+    <w:lvl w:ilvl="4">
+      <w:start w:val="1"/>
+      <w:numFmt w:val="bullet"/>
+      <w:lvlText w:val="○"/>
+      <w:lvlJc w:val="left"/>
+      <w:pPr>
+        <w:ind w:left="3600" w:hanging="360"/>
+      </w:pPr>
+      <w:rPr>
+        <w:u w:val="none"/>
+      </w:rPr>
+    </w:lvl>
+    <w:lvl w:ilvl="5">
+      <w:start w:val="1"/>
+      <w:numFmt w:val="bullet"/>
+      <w:lvlText w:val="■"/>
+      <w:lvlJc w:val="left"/>
+      <w:pPr>
+        <w:ind w:left="4320" w:hanging="360"/>
+      </w:pPr>
+      <w:rPr>
+        <w:u w:val="none"/>
+      </w:rPr>
+    </w:lvl>
+    <w:lvl w:ilvl="6">
+      <w:start w:val="1"/>
+      <w:numFmt w:val="bullet"/>
+      <w:lvlText w:val="●"/>
+      <w:lvlJc w:val="left"/>
+      <w:pPr>
+        <w:ind w:left="5040" w:hanging="360"/>
+      </w:pPr>
+      <w:rPr>
+        <w:u w:val="none"/>
+      </w:rPr>
+    </w:lvl>
+    <w:lvl w:ilvl="7">
+      <w:start w:val="1"/>
+      <w:numFmt w:val="bullet"/>
+      <w:lvlText w:val="○"/>
+      <w:lvlJc w:val="left"/>
+      <w:pPr>
+        <w:ind w:left="5760" w:hanging="360"/>
+      </w:pPr>
+      <w:rPr>
+        <w:u w:val="none"/>
+      </w:rPr>
+    </w:lvl>
+    <w:lvl w:ilvl="8">
+      <w:start w:val="1"/>
+      <w:numFmt w:val="bullet"/>
+      <w:lvlText w:val="■"/>
+      <w:lvlJc w:val="left"/>
+      <w:pPr>
+        <w:ind w:left="6480" w:hanging="360"/>
+      </w:pPr>
+      <w:rPr>
+        <w:u w:val="none"/>
+      </w:rPr>
+    </w:lvl>
+  </w:abstractNum>
+  <w:abstractNum w:abstractNumId="40" w15:restartNumberingAfterBreak="0">
+    <w:nsid w:val="61CD3D38"/>
+    <w:multiLevelType w:val="multilevel"/>
+    <w:tmpl w:val="A63256E4"/>
+    <w:lvl w:ilvl="0">
+      <w:start w:val="1"/>
+      <w:numFmt w:val="bullet"/>
+      <w:lvlText w:val="●"/>
+      <w:lvlJc w:val="left"/>
+      <w:pPr>
+        <w:ind w:left="720" w:hanging="360"/>
+      </w:pPr>
+      <w:rPr>
+        <w:u w:val="none"/>
+      </w:rPr>
+    </w:lvl>
+    <w:lvl w:ilvl="1">
+      <w:start w:val="1"/>
+      <w:numFmt w:val="bullet"/>
+      <w:lvlText w:val="○"/>
+      <w:lvlJc w:val="left"/>
+      <w:pPr>
+        <w:ind w:left="1440" w:hanging="360"/>
+      </w:pPr>
+      <w:rPr>
+        <w:u w:val="none"/>
+      </w:rPr>
+    </w:lvl>
+    <w:lvl w:ilvl="2">
+      <w:start w:val="1"/>
+      <w:numFmt w:val="bullet"/>
+      <w:lvlText w:val="■"/>
+      <w:lvlJc w:val="left"/>
+      <w:pPr>
+        <w:ind w:left="2160" w:hanging="360"/>
+      </w:pPr>
+      <w:rPr>
+        <w:u w:val="none"/>
+      </w:rPr>
+    </w:lvl>
+    <w:lvl w:ilvl="3">
+      <w:start w:val="1"/>
+      <w:numFmt w:val="bullet"/>
+      <w:lvlText w:val="●"/>
+      <w:lvlJc w:val="left"/>
+      <w:pPr>
+        <w:ind w:left="2880" w:hanging="360"/>
+      </w:pPr>
+      <w:rPr>
+        <w:u w:val="none"/>
+      </w:rPr>
+    </w:lvl>
+    <w:lvl w:ilvl="4">
+      <w:start w:val="1"/>
+      <w:numFmt w:val="bullet"/>
+      <w:lvlText w:val="○"/>
+      <w:lvlJc w:val="left"/>
+      <w:pPr>
+        <w:ind w:left="3600" w:hanging="360"/>
+      </w:pPr>
+      <w:rPr>
+        <w:u w:val="none"/>
+      </w:rPr>
+    </w:lvl>
+    <w:lvl w:ilvl="5">
+      <w:start w:val="1"/>
+      <w:numFmt w:val="bullet"/>
+      <w:lvlText w:val="■"/>
+      <w:lvlJc w:val="left"/>
+      <w:pPr>
+        <w:ind w:left="4320" w:hanging="360"/>
+      </w:pPr>
+      <w:rPr>
+        <w:u w:val="none"/>
+      </w:rPr>
+    </w:lvl>
+    <w:lvl w:ilvl="6">
+      <w:start w:val="1"/>
+      <w:numFmt w:val="bullet"/>
+      <w:lvlText w:val="●"/>
+      <w:lvlJc w:val="left"/>
+      <w:pPr>
+        <w:ind w:left="5040" w:hanging="360"/>
+      </w:pPr>
+      <w:rPr>
+        <w:u w:val="none"/>
+      </w:rPr>
+    </w:lvl>
+    <w:lvl w:ilvl="7">
+      <w:start w:val="1"/>
+      <w:numFmt w:val="bullet"/>
+      <w:lvlText w:val="○"/>
+      <w:lvlJc w:val="left"/>
+      <w:pPr>
+        <w:ind w:left="5760" w:hanging="360"/>
+      </w:pPr>
+      <w:rPr>
+        <w:u w:val="none"/>
+      </w:rPr>
+    </w:lvl>
+    <w:lvl w:ilvl="8">
+      <w:start w:val="1"/>
+      <w:numFmt w:val="bullet"/>
+      <w:lvlText w:val="■"/>
+      <w:lvlJc w:val="left"/>
+      <w:pPr>
+        <w:ind w:left="6480" w:hanging="360"/>
+      </w:pPr>
+      <w:rPr>
+        <w:u w:val="none"/>
+      </w:rPr>
+    </w:lvl>
+  </w:abstractNum>
+  <w:abstractNum w:abstractNumId="41" w15:restartNumberingAfterBreak="0">
     <w:nsid w:val="62187537"/>
     <w:multiLevelType w:val="hybridMultilevel"/>
     <w:tmpl w:val="7E08564C"/>
@@ -21058,7 +20168,7 @@
       </w:rPr>
     </w:lvl>
   </w:abstractNum>
-  <w:abstractNum w:abstractNumId="38" w15:restartNumberingAfterBreak="0">
+  <w:abstractNum w:abstractNumId="42" w15:restartNumberingAfterBreak="0">
     <w:nsid w:val="62CB55C2"/>
     <w:multiLevelType w:val="hybridMultilevel"/>
     <w:tmpl w:val="6E08A1E0"/>
@@ -21171,462 +20281,10 @@
       </w:rPr>
     </w:lvl>
   </w:abstractNum>
-  <w:abstractNum w:abstractNumId="39" w15:restartNumberingAfterBreak="0">
-    <w:nsid w:val="63BF59D6"/>
+  <w:abstractNum w:abstractNumId="43" w15:restartNumberingAfterBreak="0">
+    <w:nsid w:val="6BA55996"/>
     <w:multiLevelType w:val="multilevel"/>
-    <w:tmpl w:val="50064AF2"/>
-    <w:lvl w:ilvl="0">
-      <w:start w:val="1"/>
-      <w:numFmt w:val="bullet"/>
-      <w:lvlText w:val="●"/>
-      <w:lvlJc w:val="left"/>
-      <w:pPr>
-        <w:ind w:left="720" w:hanging="360"/>
-      </w:pPr>
-      <w:rPr>
-        <w:u w:val="none"/>
-      </w:rPr>
-    </w:lvl>
-    <w:lvl w:ilvl="1">
-      <w:start w:val="1"/>
-      <w:numFmt w:val="bullet"/>
-      <w:lvlText w:val="○"/>
-      <w:lvlJc w:val="left"/>
-      <w:pPr>
-        <w:ind w:left="1440" w:hanging="360"/>
-      </w:pPr>
-      <w:rPr>
-        <w:u w:val="none"/>
-      </w:rPr>
-    </w:lvl>
-    <w:lvl w:ilvl="2">
-      <w:start w:val="1"/>
-      <w:numFmt w:val="bullet"/>
-      <w:lvlText w:val="■"/>
-      <w:lvlJc w:val="left"/>
-      <w:pPr>
-        <w:ind w:left="2160" w:hanging="360"/>
-      </w:pPr>
-      <w:rPr>
-        <w:u w:val="none"/>
-      </w:rPr>
-    </w:lvl>
-    <w:lvl w:ilvl="3">
-      <w:start w:val="1"/>
-      <w:numFmt w:val="bullet"/>
-      <w:lvlText w:val="●"/>
-      <w:lvlJc w:val="left"/>
-      <w:pPr>
-        <w:ind w:left="2880" w:hanging="360"/>
-      </w:pPr>
-      <w:rPr>
-        <w:u w:val="none"/>
-      </w:rPr>
-    </w:lvl>
-    <w:lvl w:ilvl="4">
-      <w:start w:val="1"/>
-      <w:numFmt w:val="bullet"/>
-      <w:lvlText w:val="○"/>
-      <w:lvlJc w:val="left"/>
-      <w:pPr>
-        <w:ind w:left="3600" w:hanging="360"/>
-      </w:pPr>
-      <w:rPr>
-        <w:u w:val="none"/>
-      </w:rPr>
-    </w:lvl>
-    <w:lvl w:ilvl="5">
-      <w:start w:val="1"/>
-      <w:numFmt w:val="bullet"/>
-      <w:lvlText w:val="■"/>
-      <w:lvlJc w:val="left"/>
-      <w:pPr>
-        <w:ind w:left="4320" w:hanging="360"/>
-      </w:pPr>
-      <w:rPr>
-        <w:u w:val="none"/>
-      </w:rPr>
-    </w:lvl>
-    <w:lvl w:ilvl="6">
-      <w:start w:val="1"/>
-      <w:numFmt w:val="bullet"/>
-      <w:lvlText w:val="●"/>
-      <w:lvlJc w:val="left"/>
-      <w:pPr>
-        <w:ind w:left="5040" w:hanging="360"/>
-      </w:pPr>
-      <w:rPr>
-        <w:u w:val="none"/>
-      </w:rPr>
-    </w:lvl>
-    <w:lvl w:ilvl="7">
-      <w:start w:val="1"/>
-      <w:numFmt w:val="bullet"/>
-      <w:lvlText w:val="○"/>
-      <w:lvlJc w:val="left"/>
-      <w:pPr>
-        <w:ind w:left="5760" w:hanging="360"/>
-      </w:pPr>
-      <w:rPr>
-        <w:u w:val="none"/>
-      </w:rPr>
-    </w:lvl>
-    <w:lvl w:ilvl="8">
-      <w:start w:val="1"/>
-      <w:numFmt w:val="bullet"/>
-      <w:lvlText w:val="■"/>
-      <w:lvlJc w:val="left"/>
-      <w:pPr>
-        <w:ind w:left="6480" w:hanging="360"/>
-      </w:pPr>
-      <w:rPr>
-        <w:u w:val="none"/>
-      </w:rPr>
-    </w:lvl>
-  </w:abstractNum>
-  <w:abstractNum w:abstractNumId="40" w15:restartNumberingAfterBreak="0">
-    <w:nsid w:val="64A73927"/>
-    <w:multiLevelType w:val="multilevel"/>
-    <w:tmpl w:val="98326098"/>
-    <w:lvl w:ilvl="0">
-      <w:start w:val="1"/>
-      <w:numFmt w:val="bullet"/>
-      <w:lvlText w:val="●"/>
-      <w:lvlJc w:val="left"/>
-      <w:pPr>
-        <w:ind w:left="720" w:hanging="360"/>
-      </w:pPr>
-      <w:rPr>
-        <w:u w:val="none"/>
-      </w:rPr>
-    </w:lvl>
-    <w:lvl w:ilvl="1">
-      <w:start w:val="1"/>
-      <w:numFmt w:val="bullet"/>
-      <w:lvlText w:val="o"/>
-      <w:lvlJc w:val="left"/>
-      <w:pPr>
-        <w:ind w:left="1440" w:hanging="360"/>
-      </w:pPr>
-      <w:rPr>
-        <w:u w:val="none"/>
-      </w:rPr>
-    </w:lvl>
-    <w:lvl w:ilvl="2">
-      <w:start w:val="1"/>
-      <w:numFmt w:val="bullet"/>
-      <w:lvlText w:val="▪"/>
-      <w:lvlJc w:val="left"/>
-      <w:pPr>
-        <w:ind w:left="2160" w:hanging="360"/>
-      </w:pPr>
-      <w:rPr>
-        <w:u w:val="none"/>
-      </w:rPr>
-    </w:lvl>
-    <w:lvl w:ilvl="3">
-      <w:start w:val="1"/>
-      <w:numFmt w:val="bullet"/>
-      <w:lvlText w:val="●"/>
-      <w:lvlJc w:val="left"/>
-      <w:pPr>
-        <w:ind w:left="2880" w:hanging="360"/>
-      </w:pPr>
-      <w:rPr>
-        <w:u w:val="none"/>
-      </w:rPr>
-    </w:lvl>
-    <w:lvl w:ilvl="4">
-      <w:start w:val="1"/>
-      <w:numFmt w:val="bullet"/>
-      <w:lvlText w:val="o"/>
-      <w:lvlJc w:val="left"/>
-      <w:pPr>
-        <w:ind w:left="3600" w:hanging="360"/>
-      </w:pPr>
-      <w:rPr>
-        <w:u w:val="none"/>
-      </w:rPr>
-    </w:lvl>
-    <w:lvl w:ilvl="5">
-      <w:start w:val="1"/>
-      <w:numFmt w:val="bullet"/>
-      <w:lvlText w:val="▪"/>
-      <w:lvlJc w:val="left"/>
-      <w:pPr>
-        <w:ind w:left="4320" w:hanging="360"/>
-      </w:pPr>
-      <w:rPr>
-        <w:u w:val="none"/>
-      </w:rPr>
-    </w:lvl>
-    <w:lvl w:ilvl="6">
-      <w:start w:val="1"/>
-      <w:numFmt w:val="bullet"/>
-      <w:lvlText w:val="●"/>
-      <w:lvlJc w:val="left"/>
-      <w:pPr>
-        <w:ind w:left="5040" w:hanging="360"/>
-      </w:pPr>
-      <w:rPr>
-        <w:u w:val="none"/>
-      </w:rPr>
-    </w:lvl>
-    <w:lvl w:ilvl="7">
-      <w:start w:val="1"/>
-      <w:numFmt w:val="bullet"/>
-      <w:lvlText w:val="o"/>
-      <w:lvlJc w:val="left"/>
-      <w:pPr>
-        <w:ind w:left="5760" w:hanging="360"/>
-      </w:pPr>
-      <w:rPr>
-        <w:u w:val="none"/>
-      </w:rPr>
-    </w:lvl>
-    <w:lvl w:ilvl="8">
-      <w:start w:val="1"/>
-      <w:numFmt w:val="bullet"/>
-      <w:lvlText w:val="▪"/>
-      <w:lvlJc w:val="left"/>
-      <w:pPr>
-        <w:ind w:left="6480" w:hanging="360"/>
-      </w:pPr>
-      <w:rPr>
-        <w:u w:val="none"/>
-      </w:rPr>
-    </w:lvl>
-  </w:abstractNum>
-  <w:abstractNum w:abstractNumId="41" w15:restartNumberingAfterBreak="0">
-    <w:nsid w:val="67AC0EAA"/>
-    <w:multiLevelType w:val="multilevel"/>
-    <w:tmpl w:val="7A78DC9C"/>
-    <w:lvl w:ilvl="0">
-      <w:start w:val="1"/>
-      <w:numFmt w:val="bullet"/>
-      <w:lvlText w:val="-"/>
-      <w:lvlJc w:val="left"/>
-      <w:pPr>
-        <w:ind w:left="720" w:hanging="360"/>
-      </w:pPr>
-      <w:rPr>
-        <w:u w:val="none"/>
-      </w:rPr>
-    </w:lvl>
-    <w:lvl w:ilvl="1">
-      <w:start w:val="1"/>
-      <w:numFmt w:val="bullet"/>
-      <w:lvlText w:val="-"/>
-      <w:lvlJc w:val="left"/>
-      <w:pPr>
-        <w:ind w:left="1440" w:hanging="360"/>
-      </w:pPr>
-      <w:rPr>
-        <w:u w:val="none"/>
-      </w:rPr>
-    </w:lvl>
-    <w:lvl w:ilvl="2">
-      <w:start w:val="1"/>
-      <w:numFmt w:val="bullet"/>
-      <w:lvlText w:val="-"/>
-      <w:lvlJc w:val="left"/>
-      <w:pPr>
-        <w:ind w:left="2160" w:hanging="360"/>
-      </w:pPr>
-      <w:rPr>
-        <w:u w:val="none"/>
-      </w:rPr>
-    </w:lvl>
-    <w:lvl w:ilvl="3">
-      <w:start w:val="1"/>
-      <w:numFmt w:val="bullet"/>
-      <w:lvlText w:val="-"/>
-      <w:lvlJc w:val="left"/>
-      <w:pPr>
-        <w:ind w:left="2880" w:hanging="360"/>
-      </w:pPr>
-      <w:rPr>
-        <w:u w:val="none"/>
-      </w:rPr>
-    </w:lvl>
-    <w:lvl w:ilvl="4">
-      <w:start w:val="1"/>
-      <w:numFmt w:val="bullet"/>
-      <w:lvlText w:val="-"/>
-      <w:lvlJc w:val="left"/>
-      <w:pPr>
-        <w:ind w:left="3600" w:hanging="360"/>
-      </w:pPr>
-      <w:rPr>
-        <w:u w:val="none"/>
-      </w:rPr>
-    </w:lvl>
-    <w:lvl w:ilvl="5">
-      <w:start w:val="1"/>
-      <w:numFmt w:val="bullet"/>
-      <w:lvlText w:val="-"/>
-      <w:lvlJc w:val="left"/>
-      <w:pPr>
-        <w:ind w:left="4320" w:hanging="360"/>
-      </w:pPr>
-      <w:rPr>
-        <w:u w:val="none"/>
-      </w:rPr>
-    </w:lvl>
-    <w:lvl w:ilvl="6">
-      <w:start w:val="1"/>
-      <w:numFmt w:val="bullet"/>
-      <w:lvlText w:val="-"/>
-      <w:lvlJc w:val="left"/>
-      <w:pPr>
-        <w:ind w:left="5040" w:hanging="360"/>
-      </w:pPr>
-      <w:rPr>
-        <w:u w:val="none"/>
-      </w:rPr>
-    </w:lvl>
-    <w:lvl w:ilvl="7">
-      <w:start w:val="1"/>
-      <w:numFmt w:val="bullet"/>
-      <w:lvlText w:val="-"/>
-      <w:lvlJc w:val="left"/>
-      <w:pPr>
-        <w:ind w:left="5760" w:hanging="360"/>
-      </w:pPr>
-      <w:rPr>
-        <w:u w:val="none"/>
-      </w:rPr>
-    </w:lvl>
-    <w:lvl w:ilvl="8">
-      <w:start w:val="1"/>
-      <w:numFmt w:val="bullet"/>
-      <w:lvlText w:val="-"/>
-      <w:lvlJc w:val="left"/>
-      <w:pPr>
-        <w:ind w:left="6480" w:hanging="360"/>
-      </w:pPr>
-      <w:rPr>
-        <w:u w:val="none"/>
-      </w:rPr>
-    </w:lvl>
-  </w:abstractNum>
-  <w:abstractNum w:abstractNumId="42" w15:restartNumberingAfterBreak="0">
-    <w:nsid w:val="6CD454BF"/>
-    <w:multiLevelType w:val="multilevel"/>
-    <w:tmpl w:val="DDB6414C"/>
-    <w:lvl w:ilvl="0">
-      <w:start w:val="1"/>
-      <w:numFmt w:val="bullet"/>
-      <w:lvlText w:val="●"/>
-      <w:lvlJc w:val="left"/>
-      <w:pPr>
-        <w:ind w:left="720" w:hanging="360"/>
-      </w:pPr>
-      <w:rPr>
-        <w:u w:val="none"/>
-      </w:rPr>
-    </w:lvl>
-    <w:lvl w:ilvl="1">
-      <w:start w:val="1"/>
-      <w:numFmt w:val="bullet"/>
-      <w:lvlText w:val="○"/>
-      <w:lvlJc w:val="left"/>
-      <w:pPr>
-        <w:ind w:left="1440" w:hanging="360"/>
-      </w:pPr>
-      <w:rPr>
-        <w:u w:val="none"/>
-      </w:rPr>
-    </w:lvl>
-    <w:lvl w:ilvl="2">
-      <w:start w:val="1"/>
-      <w:numFmt w:val="bullet"/>
-      <w:lvlText w:val="■"/>
-      <w:lvlJc w:val="left"/>
-      <w:pPr>
-        <w:ind w:left="2160" w:hanging="360"/>
-      </w:pPr>
-      <w:rPr>
-        <w:u w:val="none"/>
-      </w:rPr>
-    </w:lvl>
-    <w:lvl w:ilvl="3">
-      <w:start w:val="1"/>
-      <w:numFmt w:val="bullet"/>
-      <w:lvlText w:val="●"/>
-      <w:lvlJc w:val="left"/>
-      <w:pPr>
-        <w:ind w:left="2880" w:hanging="360"/>
-      </w:pPr>
-      <w:rPr>
-        <w:u w:val="none"/>
-      </w:rPr>
-    </w:lvl>
-    <w:lvl w:ilvl="4">
-      <w:start w:val="1"/>
-      <w:numFmt w:val="bullet"/>
-      <w:lvlText w:val="○"/>
-      <w:lvlJc w:val="left"/>
-      <w:pPr>
-        <w:ind w:left="3600" w:hanging="360"/>
-      </w:pPr>
-      <w:rPr>
-        <w:u w:val="none"/>
-      </w:rPr>
-    </w:lvl>
-    <w:lvl w:ilvl="5">
-      <w:start w:val="1"/>
-      <w:numFmt w:val="bullet"/>
-      <w:lvlText w:val="■"/>
-      <w:lvlJc w:val="left"/>
-      <w:pPr>
-        <w:ind w:left="4320" w:hanging="360"/>
-      </w:pPr>
-      <w:rPr>
-        <w:u w:val="none"/>
-      </w:rPr>
-    </w:lvl>
-    <w:lvl w:ilvl="6">
-      <w:start w:val="1"/>
-      <w:numFmt w:val="bullet"/>
-      <w:lvlText w:val="●"/>
-      <w:lvlJc w:val="left"/>
-      <w:pPr>
-        <w:ind w:left="5040" w:hanging="360"/>
-      </w:pPr>
-      <w:rPr>
-        <w:u w:val="none"/>
-      </w:rPr>
-    </w:lvl>
-    <w:lvl w:ilvl="7">
-      <w:start w:val="1"/>
-      <w:numFmt w:val="bullet"/>
-      <w:lvlText w:val="○"/>
-      <w:lvlJc w:val="left"/>
-      <w:pPr>
-        <w:ind w:left="5760" w:hanging="360"/>
-      </w:pPr>
-      <w:rPr>
-        <w:u w:val="none"/>
-      </w:rPr>
-    </w:lvl>
-    <w:lvl w:ilvl="8">
-      <w:start w:val="1"/>
-      <w:numFmt w:val="bullet"/>
-      <w:lvlText w:val="■"/>
-      <w:lvlJc w:val="left"/>
-      <w:pPr>
-        <w:ind w:left="6480" w:hanging="360"/>
-      </w:pPr>
-      <w:rPr>
-        <w:u w:val="none"/>
-      </w:rPr>
-    </w:lvl>
-  </w:abstractNum>
-  <w:abstractNum w:abstractNumId="43" w15:restartNumberingAfterBreak="0">
-    <w:nsid w:val="6EAE65E3"/>
-    <w:multiLevelType w:val="multilevel"/>
-    <w:tmpl w:val="E00253FC"/>
+    <w:tmpl w:val="4D564670"/>
     <w:lvl w:ilvl="0">
       <w:start w:val="1"/>
       <w:numFmt w:val="bullet"/>
@@ -21850,9 +20508,9 @@
     </w:lvl>
   </w:abstractNum>
   <w:abstractNum w:abstractNumId="45" w15:restartNumberingAfterBreak="0">
-    <w:nsid w:val="72556FB4"/>
+    <w:nsid w:val="7085711F"/>
     <w:multiLevelType w:val="multilevel"/>
-    <w:tmpl w:val="272662AA"/>
+    <w:tmpl w:val="1E2CDC30"/>
     <w:lvl w:ilvl="0">
       <w:start w:val="1"/>
       <w:numFmt w:val="bullet"/>
@@ -21963,9 +20621,9 @@
     </w:lvl>
   </w:abstractNum>
   <w:abstractNum w:abstractNumId="46" w15:restartNumberingAfterBreak="0">
-    <w:nsid w:val="72CB23D7"/>
+    <w:nsid w:val="728525D4"/>
     <w:multiLevelType w:val="multilevel"/>
-    <w:tmpl w:val="2FA8BC7E"/>
+    <w:tmpl w:val="001EF58A"/>
     <w:lvl w:ilvl="0">
       <w:start w:val="1"/>
       <w:numFmt w:val="bullet"/>
@@ -22076,9 +20734,9 @@
     </w:lvl>
   </w:abstractNum>
   <w:abstractNum w:abstractNumId="47" w15:restartNumberingAfterBreak="0">
-    <w:nsid w:val="7EDE6B29"/>
+    <w:nsid w:val="7B75783C"/>
     <w:multiLevelType w:val="multilevel"/>
-    <w:tmpl w:val="A126B9C4"/>
+    <w:tmpl w:val="D4984A60"/>
     <w:lvl w:ilvl="0">
       <w:start w:val="1"/>
       <w:numFmt w:val="bullet"/>
@@ -22188,80 +20846,80 @@
       </w:rPr>
     </w:lvl>
   </w:abstractNum>
-  <w:num w:numId="1" w16cid:durableId="773744495">
+  <w:num w:numId="1" w16cid:durableId="2033526650">
+    <w:abstractNumId w:val="29"/>
+  </w:num>
+  <w:num w:numId="2" w16cid:durableId="406459027">
+    <w:abstractNumId w:val="1"/>
+  </w:num>
+  <w:num w:numId="3" w16cid:durableId="802507498">
+    <w:abstractNumId w:val="45"/>
+  </w:num>
+  <w:num w:numId="4" w16cid:durableId="64305050">
+    <w:abstractNumId w:val="40"/>
+  </w:num>
+  <w:num w:numId="5" w16cid:durableId="1725907006">
+    <w:abstractNumId w:val="47"/>
+  </w:num>
+  <w:num w:numId="6" w16cid:durableId="597904358">
+    <w:abstractNumId w:val="30"/>
+  </w:num>
+  <w:num w:numId="7" w16cid:durableId="1368065096">
+    <w:abstractNumId w:val="25"/>
+  </w:num>
+  <w:num w:numId="8" w16cid:durableId="125247597">
+    <w:abstractNumId w:val="19"/>
+  </w:num>
+  <w:num w:numId="9" w16cid:durableId="313417320">
+    <w:abstractNumId w:val="32"/>
+  </w:num>
+  <w:num w:numId="10" w16cid:durableId="1968392871">
+    <w:abstractNumId w:val="8"/>
+  </w:num>
+  <w:num w:numId="11" w16cid:durableId="51008232">
     <w:abstractNumId w:val="39"/>
   </w:num>
-  <w:num w:numId="2" w16cid:durableId="1833059718">
-    <w:abstractNumId w:val="16"/>
+  <w:num w:numId="12" w16cid:durableId="1903903776">
+    <w:abstractNumId w:val="33"/>
   </w:num>
-  <w:num w:numId="3" w16cid:durableId="467088536">
-    <w:abstractNumId w:val="26"/>
+  <w:num w:numId="13" w16cid:durableId="511191802">
+    <w:abstractNumId w:val="10"/>
   </w:num>
-  <w:num w:numId="4" w16cid:durableId="593247144">
+  <w:num w:numId="14" w16cid:durableId="1411923860">
+    <w:abstractNumId w:val="20"/>
+  </w:num>
+  <w:num w:numId="15" w16cid:durableId="742609626">
+    <w:abstractNumId w:val="27"/>
+  </w:num>
+  <w:num w:numId="16" w16cid:durableId="1205941738">
     <w:abstractNumId w:val="43"/>
   </w:num>
-  <w:num w:numId="5" w16cid:durableId="1247031414">
-    <w:abstractNumId w:val="27"/>
+  <w:num w:numId="17" w16cid:durableId="1101950469">
+    <w:abstractNumId w:val="13"/>
   </w:num>
-  <w:num w:numId="6" w16cid:durableId="1717898065">
-    <w:abstractNumId w:val="33"/>
+  <w:num w:numId="18" w16cid:durableId="823203934">
+    <w:abstractNumId w:val="2"/>
   </w:num>
-  <w:num w:numId="7" w16cid:durableId="590818175">
-    <w:abstractNumId w:val="1"/>
+  <w:num w:numId="19" w16cid:durableId="730274073">
+    <w:abstractNumId w:val="46"/>
   </w:num>
-  <w:num w:numId="8" w16cid:durableId="1792749911">
+  <w:num w:numId="20" w16cid:durableId="2050759415">
+    <w:abstractNumId w:val="21"/>
+  </w:num>
+  <w:num w:numId="21" w16cid:durableId="1569534320">
+    <w:abstractNumId w:val="18"/>
+  </w:num>
+  <w:num w:numId="22" w16cid:durableId="1360473658">
     <w:abstractNumId w:val="24"/>
   </w:num>
-  <w:num w:numId="9" w16cid:durableId="831679867">
-    <w:abstractNumId w:val="47"/>
+  <w:num w:numId="23" w16cid:durableId="775097395">
+    <w:abstractNumId w:val="17"/>
   </w:num>
-  <w:num w:numId="10" w16cid:durableId="723333500">
-    <w:abstractNumId w:val="46"/>
-  </w:num>
-  <w:num w:numId="11" w16cid:durableId="1821383458">
+  <w:num w:numId="24" w16cid:durableId="1594627082">
     <w:abstractNumId w:val="14"/>
   </w:num>
-  <w:num w:numId="12" w16cid:durableId="2103990510">
-    <w:abstractNumId w:val="40"/>
-  </w:num>
-  <w:num w:numId="13" w16cid:durableId="1363289628">
-    <w:abstractNumId w:val="11"/>
-  </w:num>
-  <w:num w:numId="14" w16cid:durableId="597719761">
-    <w:abstractNumId w:val="41"/>
-  </w:num>
-  <w:num w:numId="15" w16cid:durableId="899678346">
-    <w:abstractNumId w:val="31"/>
-  </w:num>
-  <w:num w:numId="16" w16cid:durableId="1414552220">
-    <w:abstractNumId w:val="15"/>
-  </w:num>
-  <w:num w:numId="17" w16cid:durableId="172764716">
-    <w:abstractNumId w:val="32"/>
-  </w:num>
-  <w:num w:numId="18" w16cid:durableId="1924334991">
-    <w:abstractNumId w:val="17"/>
-  </w:num>
-  <w:num w:numId="19" w16cid:durableId="399180610">
-    <w:abstractNumId w:val="7"/>
-  </w:num>
-  <w:num w:numId="20" w16cid:durableId="1214197642">
-    <w:abstractNumId w:val="18"/>
-  </w:num>
-  <w:num w:numId="21" w16cid:durableId="682167005">
-    <w:abstractNumId w:val="35"/>
-  </w:num>
-  <w:num w:numId="22" w16cid:durableId="1352947619">
+  <w:num w:numId="25" w16cid:durableId="1044600513">
     <w:abstractNumId w:val="42"/>
-  </w:num>
-  <w:num w:numId="23" w16cid:durableId="2026393578">
-    <w:abstractNumId w:val="22"/>
-  </w:num>
-  <w:num w:numId="24" w16cid:durableId="1299185824">
-    <w:abstractNumId w:val="45"/>
-  </w:num>
-  <w:num w:numId="25" w16cid:durableId="1044600513">
-    <w:abstractNumId w:val="38"/>
   </w:num>
   <w:num w:numId="26" w16cid:durableId="1235386292">
     <w:abstractNumId w:val="44"/>
@@ -22270,69 +20928,68 @@
     <w:abstractNumId w:val="0"/>
   </w:num>
   <w:num w:numId="28" w16cid:durableId="141581548">
+    <w:abstractNumId w:val="11"/>
+  </w:num>
+  <w:num w:numId="29" w16cid:durableId="1380085392">
+    <w:abstractNumId w:val="6"/>
+  </w:num>
+  <w:num w:numId="30" w16cid:durableId="1301232843">
+    <w:abstractNumId w:val="3"/>
+  </w:num>
+  <w:num w:numId="31" w16cid:durableId="522327306">
+    <w:abstractNumId w:val="41"/>
+  </w:num>
+  <w:num w:numId="32" w16cid:durableId="441533799">
+    <w:abstractNumId w:val="26"/>
+  </w:num>
+  <w:num w:numId="33" w16cid:durableId="1272709838">
+    <w:abstractNumId w:val="36"/>
+  </w:num>
+  <w:num w:numId="34" w16cid:durableId="2115706369">
+    <w:abstractNumId w:val="28"/>
+  </w:num>
+  <w:num w:numId="35" w16cid:durableId="18823592">
+    <w:abstractNumId w:val="12"/>
+  </w:num>
+  <w:num w:numId="36" w16cid:durableId="1692536555">
+    <w:abstractNumId w:val="4"/>
+  </w:num>
+  <w:num w:numId="37" w16cid:durableId="1064060740">
+    <w:abstractNumId w:val="23"/>
+  </w:num>
+  <w:num w:numId="38" w16cid:durableId="256642890">
+    <w:abstractNumId w:val="31"/>
+  </w:num>
+  <w:num w:numId="39" w16cid:durableId="2001932133">
+    <w:abstractNumId w:val="35"/>
+  </w:num>
+  <w:num w:numId="40" w16cid:durableId="291792423">
+    <w:abstractNumId w:val="16"/>
+  </w:num>
+  <w:num w:numId="41" w16cid:durableId="2008702411">
+    <w:abstractNumId w:val="5"/>
+  </w:num>
+  <w:num w:numId="42" w16cid:durableId="659193318">
+    <w:abstractNumId w:val="22"/>
+  </w:num>
+  <w:num w:numId="43" w16cid:durableId="1263338727">
+    <w:abstractNumId w:val="34"/>
+  </w:num>
+  <w:num w:numId="44" w16cid:durableId="780565594">
+    <w:abstractNumId w:val="38"/>
+  </w:num>
+  <w:num w:numId="45" w16cid:durableId="389306607">
     <w:abstractNumId w:val="9"/>
   </w:num>
-  <w:num w:numId="29" w16cid:durableId="1380085392">
-    <w:abstractNumId w:val="5"/>
+  <w:num w:numId="46" w16cid:durableId="381758874">
+    <w:abstractNumId w:val="15"/>
   </w:num>
-  <w:num w:numId="30" w16cid:durableId="1301232843">
-    <w:abstractNumId w:val="2"/>
-  </w:num>
-  <w:num w:numId="31" w16cid:durableId="522327306">
+  <w:num w:numId="47" w16cid:durableId="4063430">
     <w:abstractNumId w:val="37"/>
   </w:num>
-  <w:num w:numId="32" w16cid:durableId="441533799">
-    <w:abstractNumId w:val="21"/>
+  <w:num w:numId="48" w16cid:durableId="1742215276">
+    <w:abstractNumId w:val="7"/>
   </w:num>
-  <w:num w:numId="33" w16cid:durableId="1272709838">
-    <w:abstractNumId w:val="30"/>
-  </w:num>
-  <w:num w:numId="34" w16cid:durableId="2115706369">
-    <w:abstractNumId w:val="23"/>
-  </w:num>
-  <w:num w:numId="35" w16cid:durableId="18823592">
-    <w:abstractNumId w:val="10"/>
-  </w:num>
-  <w:num w:numId="36" w16cid:durableId="1692536555">
-    <w:abstractNumId w:val="3"/>
-  </w:num>
-  <w:num w:numId="37" w16cid:durableId="1064060740">
-    <w:abstractNumId w:val="20"/>
-  </w:num>
-  <w:num w:numId="38" w16cid:durableId="256642890">
-    <w:abstractNumId w:val="25"/>
-  </w:num>
-  <w:num w:numId="39" w16cid:durableId="2001932133">
-    <w:abstractNumId w:val="29"/>
-  </w:num>
-  <w:num w:numId="40" w16cid:durableId="291792423">
-    <w:abstractNumId w:val="13"/>
-  </w:num>
-  <w:num w:numId="41" w16cid:durableId="2008702411">
-    <w:abstractNumId w:val="4"/>
-  </w:num>
-  <w:num w:numId="42" w16cid:durableId="659193318">
-    <w:abstractNumId w:val="19"/>
-  </w:num>
-  <w:num w:numId="43" w16cid:durableId="1263338727">
-    <w:abstractNumId w:val="28"/>
-  </w:num>
-  <w:num w:numId="44" w16cid:durableId="780565594">
-    <w:abstractNumId w:val="36"/>
-  </w:num>
-  <w:num w:numId="45" w16cid:durableId="389306607">
-    <w:abstractNumId w:val="8"/>
-  </w:num>
-  <w:num w:numId="46" w16cid:durableId="381758874">
-    <w:abstractNumId w:val="12"/>
-  </w:num>
-  <w:num w:numId="47" w16cid:durableId="4063430">
-    <w:abstractNumId w:val="34"/>
-  </w:num>
-  <w:num w:numId="48" w16cid:durableId="1742215276">
-    <w:abstractNumId w:val="6"/>
-  </w:num>
-  <w:numIdMacAtCleanup w:val="48"/>
 </w:numbering>
 </file>
 
@@ -22734,7 +21391,6 @@
   <w:style w:type="paragraph" w:default="1" w:styleId="Normal">
     <w:name w:val="Normal"/>
     <w:qFormat/>
-    <w:rsid w:val="002E1E4E"/>
   </w:style>
   <w:style w:type="paragraph" w:styleId="Ttulo1">
     <w:name w:val="heading 1"/>
@@ -22850,6 +21506,7 @@
   <w:style w:type="character" w:default="1" w:styleId="Fuentedeprrafopredeter">
     <w:name w:val="Default Paragraph Font"/>
     <w:uiPriority w:val="1"/>
+    <w:semiHidden/>
     <w:unhideWhenUsed/>
   </w:style>
   <w:style w:type="table" w:default="1" w:styleId="Tablanormal">
@@ -22929,7 +21586,7 @@
     <w:basedOn w:val="Normal"/>
     <w:uiPriority w:val="34"/>
     <w:qFormat/>
-    <w:rsid w:val="00BE0C85"/>
+    <w:rsid w:val="00C42A1C"/>
     <w:pPr>
       <w:ind w:left="720"/>
       <w:contextualSpacing/>
@@ -22941,7 +21598,7 @@
     <w:uiPriority w:val="99"/>
     <w:semiHidden/>
     <w:unhideWhenUsed/>
-    <w:rsid w:val="002E1E4E"/>
+    <w:rsid w:val="00C42A1C"/>
     <w:pPr>
       <w:spacing w:before="100" w:beforeAutospacing="1" w:after="100" w:afterAutospacing="1" w:line="240" w:lineRule="auto"/>
     </w:pPr>
@@ -22957,7 +21614,7 @@
     <w:basedOn w:val="Fuentedeprrafopredeter"/>
     <w:uiPriority w:val="22"/>
     <w:qFormat/>
-    <w:rsid w:val="002E1E4E"/>
+    <w:rsid w:val="00C42A1C"/>
     <w:rPr>
       <w:b/>
       <w:bCs/>
